--- a/code/backend/learning/django-notes.docx
+++ b/code/backend/learning/django-notes.docx
@@ -302,8 +302,10 @@
       </w:pPr>
       <w:r>
         <w:rPr>
-          <w:sz w:val="24"/>
-          <w:szCs w:val="24"/>
+          <w:noProof/>
+          <w:sz w:val="24"/>
+          <w:szCs w:val="24"/>
+          <w:lang w:eastAsia="en-IN"/>
         </w:rPr>
         <w:drawing>
           <wp:inline distT="0" distB="0" distL="0" distR="0" wp14:anchorId="7F195D36" wp14:editId="0B19D090">
@@ -499,8 +501,10 @@
       </w:pPr>
       <w:r>
         <w:rPr>
+          <w:noProof/>
           <w:sz w:val="30"/>
           <w:szCs w:val="30"/>
+          <w:lang w:eastAsia="en-IN"/>
         </w:rPr>
         <w:lastRenderedPageBreak/>
         <w:drawing>
@@ -728,8 +732,10 @@
       </w:pPr>
       <w:r>
         <w:rPr>
-          <w:sz w:val="24"/>
-          <w:szCs w:val="24"/>
+          <w:noProof/>
+          <w:sz w:val="24"/>
+          <w:szCs w:val="24"/>
+          <w:lang w:eastAsia="en-IN"/>
         </w:rPr>
         <w:drawing>
           <wp:inline distT="0" distB="0" distL="0" distR="0" wp14:anchorId="451854FC" wp14:editId="11F84B96">
@@ -798,8 +804,10 @@
       </w:pPr>
       <w:r>
         <w:rPr>
-          <w:sz w:val="24"/>
-          <w:szCs w:val="24"/>
+          <w:noProof/>
+          <w:sz w:val="24"/>
+          <w:szCs w:val="24"/>
+          <w:lang w:eastAsia="en-IN"/>
         </w:rPr>
         <w:drawing>
           <wp:inline distT="0" distB="0" distL="0" distR="0" wp14:anchorId="7C7D4847" wp14:editId="5099C2CF">
@@ -915,8 +923,10 @@
       </w:pPr>
       <w:r>
         <w:rPr>
-          <w:sz w:val="24"/>
-          <w:szCs w:val="24"/>
+          <w:noProof/>
+          <w:sz w:val="24"/>
+          <w:szCs w:val="24"/>
+          <w:lang w:eastAsia="en-IN"/>
         </w:rPr>
         <w:drawing>
           <wp:inline distT="0" distB="0" distL="0" distR="0" wp14:anchorId="28CB3727" wp14:editId="3976654E">
@@ -1369,21 +1379,7 @@
           <w:sz w:val="30"/>
           <w:szCs w:val="30"/>
         </w:rPr>
-        <w:t>To INSTALLED_APPS list in p</w:t>
-      </w:r>
-      <w:r>
-        <w:rPr>
-          <w:sz w:val="30"/>
-          <w:szCs w:val="30"/>
-        </w:rPr>
-        <w:t>roject-</w:t>
-      </w:r>
-      <w:r>
-        <w:rPr>
-          <w:sz w:val="30"/>
-          <w:szCs w:val="30"/>
-        </w:rPr>
-        <w:t>app/settings.py</w:t>
+        <w:t>To INSTALLED_APPS list in project-app/settings.py</w:t>
       </w:r>
     </w:p>
     <w:p>
@@ -2545,14 +2541,6 @@
     <w:p>
       <w:pPr>
         <w:rPr>
-          <w:sz w:val="30"/>
-          <w:szCs w:val="30"/>
-        </w:rPr>
-      </w:pPr>
-    </w:p>
-    <w:p>
-      <w:pPr>
-        <w:rPr>
           <w:sz w:val="24"/>
           <w:szCs w:val="24"/>
         </w:rPr>
@@ -2566,15 +2554,16 @@
           <w:numId w:val="2"/>
         </w:numPr>
         <w:rPr>
-          <w:sz w:val="24"/>
-          <w:szCs w:val="24"/>
-        </w:rPr>
-      </w:pPr>
-      <w:r>
-        <w:rPr>
-          <w:sz w:val="24"/>
-          <w:szCs w:val="24"/>
-        </w:rPr>
+          <w:sz w:val="30"/>
+          <w:szCs w:val="30"/>
+        </w:rPr>
+      </w:pPr>
+      <w:r>
+        <w:rPr>
+          <w:sz w:val="30"/>
+          <w:szCs w:val="30"/>
+        </w:rPr>
+        <w:lastRenderedPageBreak/>
         <w:t>Django file structure :</w:t>
       </w:r>
     </w:p>
@@ -2920,74 +2909,222 @@
     </w:p>
     <w:p>
       <w:pPr>
-        <w:rPr>
-          <w:sz w:val="24"/>
-          <w:szCs w:val="24"/>
-        </w:rPr>
-      </w:pPr>
-      <w:r>
-        <w:rPr>
-          <w:sz w:val="24"/>
-          <w:szCs w:val="24"/>
-        </w:rPr>
-        <w:t>STATIC_URL = 'static/'</w:t>
-      </w:r>
-    </w:p>
-    <w:p>
-      <w:pPr>
-        <w:rPr>
-          <w:sz w:val="24"/>
-          <w:szCs w:val="24"/>
-        </w:rPr>
-      </w:pPr>
-      <w:r>
-        <w:rPr>
-          <w:sz w:val="24"/>
-          <w:szCs w:val="24"/>
-        </w:rPr>
-        <w:t>STATICFILES_DIR = [</w:t>
-      </w:r>
-    </w:p>
-    <w:p>
-      <w:pPr>
-        <w:rPr>
-          <w:sz w:val="24"/>
-          <w:szCs w:val="24"/>
-        </w:rPr>
-      </w:pPr>
-      <w:r>
-        <w:rPr>
-          <w:sz w:val="24"/>
-          <w:szCs w:val="24"/>
-        </w:rPr>
-        <w:t xml:space="preserve">    BASE_DIR/</w:t>
-      </w:r>
-      <w:r>
-        <w:rPr>
-          <w:sz w:val="24"/>
-          <w:szCs w:val="24"/>
+        <w:shd w:val="clear" w:color="auto" w:fill="1F1F1F"/>
+        <w:spacing w:after="0" w:line="285" w:lineRule="atLeast"/>
+        <w:rPr>
+          <w:rFonts w:ascii="Consolas" w:eastAsia="Times New Roman" w:hAnsi="Consolas" w:cs="Times New Roman"/>
+          <w:color w:val="CCCCCC"/>
+          <w:sz w:val="21"/>
+          <w:szCs w:val="21"/>
+          <w:lang w:eastAsia="en-IN"/>
+        </w:rPr>
+      </w:pPr>
+      <w:r>
+        <w:rPr>
+          <w:rFonts w:ascii="Consolas" w:eastAsia="Times New Roman" w:hAnsi="Consolas" w:cs="Times New Roman"/>
+          <w:color w:val="4FC1FF"/>
+          <w:sz w:val="21"/>
+          <w:szCs w:val="21"/>
+          <w:lang w:eastAsia="en-IN"/>
+        </w:rPr>
+        <w:t>STATIC_URL</w:t>
+      </w:r>
+      <w:r>
+        <w:rPr>
+          <w:rFonts w:ascii="Consolas" w:eastAsia="Times New Roman" w:hAnsi="Consolas" w:cs="Times New Roman"/>
+          <w:color w:val="CCCCCC"/>
+          <w:sz w:val="21"/>
+          <w:szCs w:val="21"/>
+          <w:lang w:eastAsia="en-IN"/>
         </w:rPr>
         <w:t xml:space="preserve"> </w:t>
       </w:r>
       <w:r>
         <w:rPr>
-          <w:sz w:val="24"/>
-          <w:szCs w:val="24"/>
+          <w:rFonts w:ascii="Consolas" w:eastAsia="Times New Roman" w:hAnsi="Consolas" w:cs="Times New Roman"/>
+          <w:color w:val="D4D4D4"/>
+          <w:sz w:val="21"/>
+          <w:szCs w:val="21"/>
+          <w:lang w:eastAsia="en-IN"/>
+        </w:rPr>
+        <w:t>=</w:t>
+      </w:r>
+      <w:r>
+        <w:rPr>
+          <w:rFonts w:ascii="Consolas" w:eastAsia="Times New Roman" w:hAnsi="Consolas" w:cs="Times New Roman"/>
+          <w:color w:val="CCCCCC"/>
+          <w:sz w:val="21"/>
+          <w:szCs w:val="21"/>
+          <w:lang w:eastAsia="en-IN"/>
+        </w:rPr>
+        <w:t xml:space="preserve"> </w:t>
+      </w:r>
+      <w:r>
+        <w:rPr>
+          <w:rFonts w:ascii="Consolas" w:eastAsia="Times New Roman" w:hAnsi="Consolas" w:cs="Times New Roman"/>
+          <w:color w:val="CE9178"/>
+          <w:sz w:val="21"/>
+          <w:szCs w:val="21"/>
+          <w:lang w:eastAsia="en-IN"/>
+        </w:rPr>
+        <w:t>'static/'</w:t>
+      </w:r>
+    </w:p>
+    <w:p>
+      <w:pPr>
+        <w:shd w:val="clear" w:color="auto" w:fill="1F1F1F"/>
+        <w:spacing w:after="0" w:line="285" w:lineRule="atLeast"/>
+        <w:rPr>
+          <w:rFonts w:ascii="Consolas" w:eastAsia="Times New Roman" w:hAnsi="Consolas" w:cs="Times New Roman"/>
+          <w:color w:val="CCCCCC"/>
+          <w:sz w:val="21"/>
+          <w:szCs w:val="21"/>
+          <w:lang w:eastAsia="en-IN"/>
+        </w:rPr>
+      </w:pPr>
+      <w:r>
+        <w:rPr>
+          <w:rFonts w:ascii="Consolas" w:eastAsia="Times New Roman" w:hAnsi="Consolas" w:cs="Times New Roman"/>
+          <w:color w:val="4FC1FF"/>
+          <w:sz w:val="21"/>
+          <w:szCs w:val="21"/>
+          <w:lang w:eastAsia="en-IN"/>
+        </w:rPr>
+        <w:t>STATICFILES_DIRS</w:t>
+      </w:r>
+      <w:r>
+        <w:rPr>
+          <w:rFonts w:ascii="Consolas" w:eastAsia="Times New Roman" w:hAnsi="Consolas" w:cs="Times New Roman"/>
+          <w:color w:val="CCCCCC"/>
+          <w:sz w:val="21"/>
+          <w:szCs w:val="21"/>
+          <w:lang w:eastAsia="en-IN"/>
+        </w:rPr>
+        <w:t xml:space="preserve"> </w:t>
+      </w:r>
+      <w:r>
+        <w:rPr>
+          <w:rFonts w:ascii="Consolas" w:eastAsia="Times New Roman" w:hAnsi="Consolas" w:cs="Times New Roman"/>
+          <w:color w:val="D4D4D4"/>
+          <w:sz w:val="21"/>
+          <w:szCs w:val="21"/>
+          <w:lang w:eastAsia="en-IN"/>
+        </w:rPr>
+        <w:t>=</w:t>
+      </w:r>
+      <w:r>
+        <w:rPr>
+          <w:rFonts w:ascii="Consolas" w:eastAsia="Times New Roman" w:hAnsi="Consolas" w:cs="Times New Roman"/>
+          <w:color w:val="CCCCCC"/>
+          <w:sz w:val="21"/>
+          <w:szCs w:val="21"/>
+          <w:lang w:eastAsia="en-IN"/>
+        </w:rPr>
+        <w:t xml:space="preserve"> [</w:t>
+      </w:r>
+    </w:p>
+    <w:p>
+      <w:pPr>
+        <w:shd w:val="clear" w:color="auto" w:fill="1F1F1F"/>
+        <w:spacing w:after="0" w:line="285" w:lineRule="atLeast"/>
+        <w:rPr>
+          <w:rFonts w:ascii="Consolas" w:eastAsia="Times New Roman" w:hAnsi="Consolas" w:cs="Times New Roman"/>
+          <w:color w:val="CCCCCC"/>
+          <w:sz w:val="21"/>
+          <w:szCs w:val="21"/>
+          <w:lang w:eastAsia="en-IN"/>
+        </w:rPr>
+      </w:pPr>
+      <w:r>
+        <w:rPr>
+          <w:rFonts w:ascii="Consolas" w:eastAsia="Times New Roman" w:hAnsi="Consolas" w:cs="Times New Roman"/>
+          <w:color w:val="CCCCCC"/>
+          <w:sz w:val="21"/>
+          <w:szCs w:val="21"/>
+          <w:lang w:eastAsia="en-IN"/>
+        </w:rPr>
+        <w:t xml:space="preserve">    </w:t>
+      </w:r>
+      <w:r>
+        <w:rPr>
+          <w:rFonts w:ascii="Consolas" w:eastAsia="Times New Roman" w:hAnsi="Consolas" w:cs="Times New Roman"/>
+          <w:color w:val="4FC1FF"/>
+          <w:sz w:val="21"/>
+          <w:szCs w:val="21"/>
+          <w:lang w:eastAsia="en-IN"/>
+        </w:rPr>
+        <w:t>BASE_DIR</w:t>
+      </w:r>
+      <w:r>
+        <w:rPr>
+          <w:rFonts w:ascii="Consolas" w:eastAsia="Times New Roman" w:hAnsi="Consolas" w:cs="Times New Roman"/>
+          <w:color w:val="CCCCCC"/>
+          <w:sz w:val="21"/>
+          <w:szCs w:val="21"/>
+          <w:lang w:eastAsia="en-IN"/>
+        </w:rPr>
+        <w:t xml:space="preserve"> </w:t>
+      </w:r>
+      <w:r>
+        <w:rPr>
+          <w:rFonts w:ascii="Consolas" w:eastAsia="Times New Roman" w:hAnsi="Consolas" w:cs="Times New Roman"/>
+          <w:color w:val="DCDCAA"/>
+          <w:sz w:val="21"/>
+          <w:szCs w:val="21"/>
+          <w:lang w:eastAsia="en-IN"/>
+        </w:rPr>
+        <w:t>/</w:t>
+      </w:r>
+      <w:r>
+        <w:rPr>
+          <w:rFonts w:ascii="Consolas" w:eastAsia="Times New Roman" w:hAnsi="Consolas" w:cs="Times New Roman"/>
+          <w:color w:val="CCCCCC"/>
+          <w:sz w:val="21"/>
+          <w:szCs w:val="21"/>
+          <w:lang w:eastAsia="en-IN"/>
+        </w:rPr>
+        <w:t xml:space="preserve"> </w:t>
+      </w:r>
+      <w:r>
+        <w:rPr>
+          <w:rFonts w:ascii="Consolas" w:eastAsia="Times New Roman" w:hAnsi="Consolas" w:cs="Times New Roman"/>
+          <w:color w:val="CE9178"/>
+          <w:sz w:val="21"/>
+          <w:szCs w:val="21"/>
+          <w:lang w:eastAsia="en-IN"/>
         </w:rPr>
         <w:t>"static"</w:t>
       </w:r>
-    </w:p>
-    <w:p>
-      <w:pPr>
-        <w:rPr>
-          <w:sz w:val="24"/>
-          <w:szCs w:val="24"/>
-        </w:rPr>
-      </w:pPr>
-      <w:r>
-        <w:rPr>
-          <w:sz w:val="24"/>
-          <w:szCs w:val="24"/>
+      <w:r>
+        <w:rPr>
+          <w:rFonts w:ascii="Consolas" w:eastAsia="Times New Roman" w:hAnsi="Consolas" w:cs="Times New Roman"/>
+          <w:color w:val="CCCCCC"/>
+          <w:sz w:val="21"/>
+          <w:szCs w:val="21"/>
+          <w:lang w:eastAsia="en-IN"/>
+        </w:rPr>
+        <w:t>,</w:t>
+      </w:r>
+    </w:p>
+    <w:p>
+      <w:pPr>
+        <w:shd w:val="clear" w:color="auto" w:fill="1F1F1F"/>
+        <w:spacing w:after="0" w:line="285" w:lineRule="atLeast"/>
+        <w:rPr>
+          <w:rFonts w:ascii="Consolas" w:eastAsia="Times New Roman" w:hAnsi="Consolas" w:cs="Times New Roman"/>
+          <w:color w:val="CCCCCC"/>
+          <w:sz w:val="21"/>
+          <w:szCs w:val="21"/>
+          <w:lang w:eastAsia="en-IN"/>
+        </w:rPr>
+      </w:pPr>
+      <w:r>
+        <w:rPr>
+          <w:rFonts w:ascii="Consolas" w:eastAsia="Times New Roman" w:hAnsi="Consolas" w:cs="Times New Roman"/>
+          <w:color w:val="CCCCCC"/>
+          <w:sz w:val="21"/>
+          <w:szCs w:val="21"/>
+          <w:lang w:eastAsia="en-IN"/>
         </w:rPr>
         <w:t>]</w:t>
       </w:r>
@@ -3017,26 +3154,88 @@
     </w:p>
     <w:p>
       <w:pPr>
-        <w:rPr>
-          <w:sz w:val="24"/>
-          <w:szCs w:val="24"/>
-        </w:rPr>
-      </w:pPr>
-      <w:r>
-        <w:rPr>
-          <w:sz w:val="24"/>
-          <w:szCs w:val="24"/>
-        </w:rPr>
-        <w:t>STATIC_URL = 'static/'</w:t>
-      </w:r>
-    </w:p>
-    <w:p>
-      <w:pPr>
-        <w:rPr>
-          <w:sz w:val="24"/>
-          <w:szCs w:val="24"/>
-        </w:rPr>
-      </w:pPr>
+        <w:shd w:val="clear" w:color="auto" w:fill="1F1F1F"/>
+        <w:spacing w:after="0" w:line="285" w:lineRule="atLeast"/>
+        <w:rPr>
+          <w:rFonts w:ascii="Consolas" w:eastAsia="Times New Roman" w:hAnsi="Consolas" w:cs="Times New Roman"/>
+          <w:color w:val="CCCCCC"/>
+          <w:sz w:val="21"/>
+          <w:szCs w:val="21"/>
+          <w:lang w:eastAsia="en-IN"/>
+        </w:rPr>
+      </w:pPr>
+      <w:r>
+        <w:rPr>
+          <w:rFonts w:ascii="Consolas" w:eastAsia="Times New Roman" w:hAnsi="Consolas" w:cs="Times New Roman"/>
+          <w:color w:val="4FC1FF"/>
+          <w:sz w:val="21"/>
+          <w:szCs w:val="21"/>
+          <w:lang w:eastAsia="en-IN"/>
+        </w:rPr>
+        <w:t>STATIC_URL</w:t>
+      </w:r>
+      <w:r>
+        <w:rPr>
+          <w:rFonts w:ascii="Consolas" w:eastAsia="Times New Roman" w:hAnsi="Consolas" w:cs="Times New Roman"/>
+          <w:color w:val="CCCCCC"/>
+          <w:sz w:val="21"/>
+          <w:szCs w:val="21"/>
+          <w:lang w:eastAsia="en-IN"/>
+        </w:rPr>
+        <w:t xml:space="preserve"> </w:t>
+      </w:r>
+      <w:r>
+        <w:rPr>
+          <w:rFonts w:ascii="Consolas" w:eastAsia="Times New Roman" w:hAnsi="Consolas" w:cs="Times New Roman"/>
+          <w:color w:val="D4D4D4"/>
+          <w:sz w:val="21"/>
+          <w:szCs w:val="21"/>
+          <w:lang w:eastAsia="en-IN"/>
+        </w:rPr>
+        <w:t>=</w:t>
+      </w:r>
+      <w:r>
+        <w:rPr>
+          <w:rFonts w:ascii="Consolas" w:eastAsia="Times New Roman" w:hAnsi="Consolas" w:cs="Times New Roman"/>
+          <w:color w:val="CCCCCC"/>
+          <w:sz w:val="21"/>
+          <w:szCs w:val="21"/>
+          <w:lang w:eastAsia="en-IN"/>
+        </w:rPr>
+        <w:t xml:space="preserve"> </w:t>
+      </w:r>
+      <w:r>
+        <w:rPr>
+          <w:rFonts w:ascii="Consolas" w:eastAsia="Times New Roman" w:hAnsi="Consolas" w:cs="Times New Roman"/>
+          <w:color w:val="CE9178"/>
+          <w:sz w:val="21"/>
+          <w:szCs w:val="21"/>
+          <w:lang w:eastAsia="en-IN"/>
+        </w:rPr>
+        <w:t>'static/'</w:t>
+      </w:r>
+    </w:p>
+    <w:p>
+      <w:pPr>
+        <w:rPr>
+          <w:sz w:val="24"/>
+          <w:szCs w:val="24"/>
+        </w:rPr>
+      </w:pPr>
+      <w:r>
+        <w:rPr>
+          <w:sz w:val="24"/>
+          <w:szCs w:val="24"/>
+        </w:rPr>
+        <w:tab/>
+      </w:r>
+      <w:r>
+        <w:rPr>
+          <w:sz w:val="24"/>
+          <w:szCs w:val="24"/>
+        </w:rPr>
+        <w:tab/>
+      </w:r>
       <w:proofErr w:type="gramStart"/>
       <w:r>
         <w:rPr>
@@ -3125,7 +3324,6 @@
           <w:sz w:val="24"/>
           <w:szCs w:val="24"/>
         </w:rPr>
-        <w:lastRenderedPageBreak/>
         <w:t>Set static file in template</w:t>
       </w:r>
       <w:r>
@@ -3250,6 +3448,16 @@
       <w:r>
         <w:rPr>
           <w:rFonts w:ascii="Consolas" w:eastAsia="Times New Roman" w:hAnsi="Consolas" w:cs="Times New Roman"/>
+          <w:color w:val="CCCCCC"/>
+          <w:sz w:val="21"/>
+          <w:szCs w:val="21"/>
+          <w:lang w:eastAsia="en-IN"/>
+        </w:rPr>
+        <w:t>alt=”image”</w:t>
+      </w:r>
+      <w:r>
+        <w:rPr>
+          <w:rFonts w:ascii="Consolas" w:eastAsia="Times New Roman" w:hAnsi="Consolas" w:cs="Times New Roman"/>
           <w:color w:val="808080"/>
           <w:sz w:val="21"/>
           <w:szCs w:val="21"/>
@@ -3273,6 +3481,2896 @@
           <w:szCs w:val="24"/>
         </w:rPr>
       </w:pPr>
+    </w:p>
+    <w:p>
+      <w:pPr>
+        <w:pStyle w:val="ListParagraph"/>
+        <w:numPr>
+          <w:ilvl w:val="0"/>
+          <w:numId w:val="2"/>
+        </w:numPr>
+        <w:rPr>
+          <w:sz w:val="30"/>
+          <w:szCs w:val="30"/>
+        </w:rPr>
+      </w:pPr>
+      <w:r>
+        <w:rPr>
+          <w:sz w:val="30"/>
+          <w:szCs w:val="30"/>
+        </w:rPr>
+        <w:t>Receive data from form post</w:t>
+      </w:r>
+    </w:p>
+    <w:p>
+      <w:pPr>
+        <w:rPr>
+          <w:sz w:val="24"/>
+          <w:szCs w:val="24"/>
+        </w:rPr>
+      </w:pPr>
+      <w:proofErr w:type="gramStart"/>
+      <w:r>
+        <w:rPr>
+          <w:sz w:val="24"/>
+          <w:szCs w:val="24"/>
+        </w:rPr>
+        <w:t>form.py :</w:t>
+      </w:r>
+      <w:proofErr w:type="gramEnd"/>
+    </w:p>
+    <w:p>
+      <w:pPr>
+        <w:shd w:val="clear" w:color="auto" w:fill="1F1F1F"/>
+        <w:spacing w:after="0" w:line="285" w:lineRule="atLeast"/>
+        <w:rPr>
+          <w:rFonts w:ascii="Consolas" w:eastAsia="Times New Roman" w:hAnsi="Consolas" w:cs="Times New Roman"/>
+          <w:color w:val="CCCCCC"/>
+          <w:sz w:val="21"/>
+          <w:szCs w:val="21"/>
+          <w:lang w:eastAsia="en-IN"/>
+        </w:rPr>
+      </w:pPr>
+      <w:r>
+        <w:rPr>
+          <w:rFonts w:ascii="Consolas" w:eastAsia="Times New Roman" w:hAnsi="Consolas" w:cs="Times New Roman"/>
+          <w:color w:val="808080"/>
+          <w:sz w:val="21"/>
+          <w:szCs w:val="21"/>
+          <w:lang w:eastAsia="en-IN"/>
+        </w:rPr>
+        <w:t>&lt;</w:t>
+      </w:r>
+      <w:r>
+        <w:rPr>
+          <w:rFonts w:ascii="Consolas" w:eastAsia="Times New Roman" w:hAnsi="Consolas" w:cs="Times New Roman"/>
+          <w:color w:val="569CD6"/>
+          <w:sz w:val="21"/>
+          <w:szCs w:val="21"/>
+          <w:lang w:eastAsia="en-IN"/>
+        </w:rPr>
+        <w:t>h1</w:t>
+      </w:r>
+      <w:r>
+        <w:rPr>
+          <w:rFonts w:ascii="Consolas" w:eastAsia="Times New Roman" w:hAnsi="Consolas" w:cs="Times New Roman"/>
+          <w:color w:val="808080"/>
+          <w:sz w:val="21"/>
+          <w:szCs w:val="21"/>
+          <w:lang w:eastAsia="en-IN"/>
+        </w:rPr>
+        <w:t>&gt;</w:t>
+      </w:r>
+      <w:r>
+        <w:rPr>
+          <w:rFonts w:ascii="Consolas" w:eastAsia="Times New Roman" w:hAnsi="Consolas" w:cs="Times New Roman"/>
+          <w:color w:val="CCCCCC"/>
+          <w:sz w:val="21"/>
+          <w:szCs w:val="21"/>
+          <w:lang w:eastAsia="en-IN"/>
+        </w:rPr>
+        <w:t>Create</w:t>
+      </w:r>
+      <w:r>
+        <w:rPr>
+          <w:rFonts w:ascii="Consolas" w:eastAsia="Times New Roman" w:hAnsi="Consolas" w:cs="Times New Roman"/>
+          <w:color w:val="808080"/>
+          <w:sz w:val="21"/>
+          <w:szCs w:val="21"/>
+          <w:lang w:eastAsia="en-IN"/>
+        </w:rPr>
+        <w:t>&lt;/</w:t>
+      </w:r>
+      <w:r>
+        <w:rPr>
+          <w:rFonts w:ascii="Consolas" w:eastAsia="Times New Roman" w:hAnsi="Consolas" w:cs="Times New Roman"/>
+          <w:color w:val="569CD6"/>
+          <w:sz w:val="21"/>
+          <w:szCs w:val="21"/>
+          <w:lang w:eastAsia="en-IN"/>
+        </w:rPr>
+        <w:t>h1</w:t>
+      </w:r>
+      <w:r>
+        <w:rPr>
+          <w:rFonts w:ascii="Consolas" w:eastAsia="Times New Roman" w:hAnsi="Consolas" w:cs="Times New Roman"/>
+          <w:color w:val="808080"/>
+          <w:sz w:val="21"/>
+          <w:szCs w:val="21"/>
+          <w:lang w:eastAsia="en-IN"/>
+        </w:rPr>
+        <w:t>&gt;</w:t>
+      </w:r>
+    </w:p>
+    <w:p>
+      <w:pPr>
+        <w:shd w:val="clear" w:color="auto" w:fill="1F1F1F"/>
+        <w:spacing w:after="0" w:line="285" w:lineRule="atLeast"/>
+        <w:rPr>
+          <w:rFonts w:ascii="Consolas" w:eastAsia="Times New Roman" w:hAnsi="Consolas" w:cs="Times New Roman"/>
+          <w:color w:val="CCCCCC"/>
+          <w:sz w:val="21"/>
+          <w:szCs w:val="21"/>
+          <w:lang w:eastAsia="en-IN"/>
+        </w:rPr>
+      </w:pPr>
+    </w:p>
+    <w:p>
+      <w:pPr>
+        <w:shd w:val="clear" w:color="auto" w:fill="1F1F1F"/>
+        <w:spacing w:after="0" w:line="285" w:lineRule="atLeast"/>
+        <w:rPr>
+          <w:rFonts w:ascii="Consolas" w:eastAsia="Times New Roman" w:hAnsi="Consolas" w:cs="Times New Roman"/>
+          <w:color w:val="CCCCCC"/>
+          <w:sz w:val="21"/>
+          <w:szCs w:val="21"/>
+          <w:lang w:eastAsia="en-IN"/>
+        </w:rPr>
+      </w:pPr>
+      <w:r>
+        <w:rPr>
+          <w:rFonts w:ascii="Consolas" w:eastAsia="Times New Roman" w:hAnsi="Consolas" w:cs="Times New Roman"/>
+          <w:color w:val="808080"/>
+          <w:sz w:val="21"/>
+          <w:szCs w:val="21"/>
+          <w:lang w:eastAsia="en-IN"/>
+        </w:rPr>
+        <w:t>&lt;</w:t>
+      </w:r>
+      <w:r>
+        <w:rPr>
+          <w:rFonts w:ascii="Consolas" w:eastAsia="Times New Roman" w:hAnsi="Consolas" w:cs="Times New Roman"/>
+          <w:color w:val="569CD6"/>
+          <w:sz w:val="21"/>
+          <w:szCs w:val="21"/>
+          <w:lang w:eastAsia="en-IN"/>
+        </w:rPr>
+        <w:t>form</w:t>
+      </w:r>
+      <w:r>
+        <w:rPr>
+          <w:rFonts w:ascii="Consolas" w:eastAsia="Times New Roman" w:hAnsi="Consolas" w:cs="Times New Roman"/>
+          <w:color w:val="CCCCCC"/>
+          <w:sz w:val="21"/>
+          <w:szCs w:val="21"/>
+          <w:lang w:eastAsia="en-IN"/>
+        </w:rPr>
+        <w:t xml:space="preserve"> </w:t>
+      </w:r>
+      <w:r>
+        <w:rPr>
+          <w:rFonts w:ascii="Consolas" w:eastAsia="Times New Roman" w:hAnsi="Consolas" w:cs="Times New Roman"/>
+          <w:color w:val="9CDCFE"/>
+          <w:sz w:val="21"/>
+          <w:szCs w:val="21"/>
+          <w:lang w:eastAsia="en-IN"/>
+        </w:rPr>
+        <w:t>action</w:t>
+      </w:r>
+      <w:r>
+        <w:rPr>
+          <w:rFonts w:ascii="Consolas" w:eastAsia="Times New Roman" w:hAnsi="Consolas" w:cs="Times New Roman"/>
+          <w:color w:val="CCCCCC"/>
+          <w:sz w:val="21"/>
+          <w:szCs w:val="21"/>
+          <w:lang w:eastAsia="en-IN"/>
+        </w:rPr>
+        <w:t>=</w:t>
+      </w:r>
+      <w:r>
+        <w:rPr>
+          <w:rFonts w:ascii="Consolas" w:eastAsia="Times New Roman" w:hAnsi="Consolas" w:cs="Times New Roman"/>
+          <w:color w:val="CE9178"/>
+          <w:sz w:val="21"/>
+          <w:szCs w:val="21"/>
+          <w:lang w:eastAsia="en-IN"/>
+        </w:rPr>
+        <w:t>""</w:t>
+      </w:r>
+      <w:r>
+        <w:rPr>
+          <w:rFonts w:ascii="Consolas" w:eastAsia="Times New Roman" w:hAnsi="Consolas" w:cs="Times New Roman"/>
+          <w:color w:val="CCCCCC"/>
+          <w:sz w:val="21"/>
+          <w:szCs w:val="21"/>
+          <w:lang w:eastAsia="en-IN"/>
+        </w:rPr>
+        <w:t xml:space="preserve"> </w:t>
+      </w:r>
+      <w:r>
+        <w:rPr>
+          <w:rFonts w:ascii="Consolas" w:eastAsia="Times New Roman" w:hAnsi="Consolas" w:cs="Times New Roman"/>
+          <w:color w:val="9CDCFE"/>
+          <w:sz w:val="21"/>
+          <w:szCs w:val="21"/>
+          <w:lang w:eastAsia="en-IN"/>
+        </w:rPr>
+        <w:t>method</w:t>
+      </w:r>
+      <w:r>
+        <w:rPr>
+          <w:rFonts w:ascii="Consolas" w:eastAsia="Times New Roman" w:hAnsi="Consolas" w:cs="Times New Roman"/>
+          <w:color w:val="CCCCCC"/>
+          <w:sz w:val="21"/>
+          <w:szCs w:val="21"/>
+          <w:lang w:eastAsia="en-IN"/>
+        </w:rPr>
+        <w:t>=</w:t>
+      </w:r>
+      <w:r>
+        <w:rPr>
+          <w:rFonts w:ascii="Consolas" w:eastAsia="Times New Roman" w:hAnsi="Consolas" w:cs="Times New Roman"/>
+          <w:color w:val="CE9178"/>
+          <w:sz w:val="21"/>
+          <w:szCs w:val="21"/>
+          <w:lang w:eastAsia="en-IN"/>
+        </w:rPr>
+        <w:t>"post"</w:t>
+      </w:r>
+      <w:r>
+        <w:rPr>
+          <w:rFonts w:ascii="Consolas" w:eastAsia="Times New Roman" w:hAnsi="Consolas" w:cs="Times New Roman"/>
+          <w:color w:val="CCCCCC"/>
+          <w:sz w:val="21"/>
+          <w:szCs w:val="21"/>
+          <w:lang w:eastAsia="en-IN"/>
+        </w:rPr>
+        <w:t xml:space="preserve"> </w:t>
+      </w:r>
+      <w:proofErr w:type="spellStart"/>
+      <w:r>
+        <w:rPr>
+          <w:rFonts w:ascii="Consolas" w:eastAsia="Times New Roman" w:hAnsi="Consolas" w:cs="Times New Roman"/>
+          <w:color w:val="9CDCFE"/>
+          <w:sz w:val="21"/>
+          <w:szCs w:val="21"/>
+          <w:lang w:eastAsia="en-IN"/>
+        </w:rPr>
+        <w:t>enctype</w:t>
+      </w:r>
+      <w:proofErr w:type="spellEnd"/>
+      <w:r>
+        <w:rPr>
+          <w:rFonts w:ascii="Consolas" w:eastAsia="Times New Roman" w:hAnsi="Consolas" w:cs="Times New Roman"/>
+          <w:color w:val="CCCCCC"/>
+          <w:sz w:val="21"/>
+          <w:szCs w:val="21"/>
+          <w:lang w:eastAsia="en-IN"/>
+        </w:rPr>
+        <w:t>=</w:t>
+      </w:r>
+      <w:r>
+        <w:rPr>
+          <w:rFonts w:ascii="Consolas" w:eastAsia="Times New Roman" w:hAnsi="Consolas" w:cs="Times New Roman"/>
+          <w:color w:val="CE9178"/>
+          <w:sz w:val="21"/>
+          <w:szCs w:val="21"/>
+          <w:lang w:eastAsia="en-IN"/>
+        </w:rPr>
+        <w:t>"multipart/form-data"</w:t>
+      </w:r>
+      <w:r>
+        <w:rPr>
+          <w:rFonts w:ascii="Consolas" w:eastAsia="Times New Roman" w:hAnsi="Consolas" w:cs="Times New Roman"/>
+          <w:color w:val="808080"/>
+          <w:sz w:val="21"/>
+          <w:szCs w:val="21"/>
+          <w:lang w:eastAsia="en-IN"/>
+        </w:rPr>
+        <w:t>&gt;</w:t>
+      </w:r>
+    </w:p>
+    <w:p>
+      <w:pPr>
+        <w:shd w:val="clear" w:color="auto" w:fill="1F1F1F"/>
+        <w:spacing w:after="0" w:line="285" w:lineRule="atLeast"/>
+        <w:rPr>
+          <w:rFonts w:ascii="Consolas" w:eastAsia="Times New Roman" w:hAnsi="Consolas" w:cs="Times New Roman"/>
+          <w:color w:val="CCCCCC"/>
+          <w:sz w:val="21"/>
+          <w:szCs w:val="21"/>
+          <w:lang w:eastAsia="en-IN"/>
+        </w:rPr>
+      </w:pPr>
+    </w:p>
+    <w:p>
+      <w:pPr>
+        <w:shd w:val="clear" w:color="auto" w:fill="1F1F1F"/>
+        <w:spacing w:after="0" w:line="285" w:lineRule="atLeast"/>
+        <w:rPr>
+          <w:rFonts w:ascii="Consolas" w:eastAsia="Times New Roman" w:hAnsi="Consolas" w:cs="Times New Roman"/>
+          <w:color w:val="CCCCCC"/>
+          <w:sz w:val="21"/>
+          <w:szCs w:val="21"/>
+          <w:lang w:eastAsia="en-IN"/>
+        </w:rPr>
+      </w:pPr>
+      <w:r>
+        <w:rPr>
+          <w:rFonts w:ascii="Consolas" w:eastAsia="Times New Roman" w:hAnsi="Consolas" w:cs="Times New Roman"/>
+          <w:color w:val="CCCCCC"/>
+          <w:sz w:val="21"/>
+          <w:szCs w:val="21"/>
+          <w:lang w:eastAsia="en-IN"/>
+        </w:rPr>
+        <w:t xml:space="preserve">    {% </w:t>
+      </w:r>
+      <w:proofErr w:type="spellStart"/>
+      <w:r>
+        <w:rPr>
+          <w:rFonts w:ascii="Consolas" w:eastAsia="Times New Roman" w:hAnsi="Consolas" w:cs="Times New Roman"/>
+          <w:color w:val="CCCCCC"/>
+          <w:sz w:val="21"/>
+          <w:szCs w:val="21"/>
+          <w:lang w:eastAsia="en-IN"/>
+        </w:rPr>
+        <w:t>csrf_token</w:t>
+      </w:r>
+      <w:proofErr w:type="spellEnd"/>
+      <w:r>
+        <w:rPr>
+          <w:rFonts w:ascii="Consolas" w:eastAsia="Times New Roman" w:hAnsi="Consolas" w:cs="Times New Roman"/>
+          <w:color w:val="CCCCCC"/>
+          <w:sz w:val="21"/>
+          <w:szCs w:val="21"/>
+          <w:lang w:eastAsia="en-IN"/>
+        </w:rPr>
+        <w:t xml:space="preserve"> %}</w:t>
+      </w:r>
+    </w:p>
+    <w:p>
+      <w:pPr>
+        <w:shd w:val="clear" w:color="auto" w:fill="1F1F1F"/>
+        <w:spacing w:after="0" w:line="285" w:lineRule="atLeast"/>
+        <w:rPr>
+          <w:rFonts w:ascii="Consolas" w:eastAsia="Times New Roman" w:hAnsi="Consolas" w:cs="Times New Roman"/>
+          <w:color w:val="CCCCCC"/>
+          <w:sz w:val="21"/>
+          <w:szCs w:val="21"/>
+          <w:lang w:eastAsia="en-IN"/>
+        </w:rPr>
+      </w:pPr>
+      <w:r>
+        <w:rPr>
+          <w:rFonts w:ascii="Consolas" w:eastAsia="Times New Roman" w:hAnsi="Consolas" w:cs="Times New Roman"/>
+          <w:color w:val="CCCCCC"/>
+          <w:sz w:val="21"/>
+          <w:szCs w:val="21"/>
+          <w:lang w:eastAsia="en-IN"/>
+        </w:rPr>
+        <w:t xml:space="preserve">    Title : </w:t>
+      </w:r>
+      <w:r>
+        <w:rPr>
+          <w:rFonts w:ascii="Consolas" w:eastAsia="Times New Roman" w:hAnsi="Consolas" w:cs="Times New Roman"/>
+          <w:color w:val="808080"/>
+          <w:sz w:val="21"/>
+          <w:szCs w:val="21"/>
+          <w:lang w:eastAsia="en-IN"/>
+        </w:rPr>
+        <w:t>&lt;</w:t>
+      </w:r>
+      <w:r>
+        <w:rPr>
+          <w:rFonts w:ascii="Consolas" w:eastAsia="Times New Roman" w:hAnsi="Consolas" w:cs="Times New Roman"/>
+          <w:color w:val="569CD6"/>
+          <w:sz w:val="21"/>
+          <w:szCs w:val="21"/>
+          <w:lang w:eastAsia="en-IN"/>
+        </w:rPr>
+        <w:t>input</w:t>
+      </w:r>
+      <w:r>
+        <w:rPr>
+          <w:rFonts w:ascii="Consolas" w:eastAsia="Times New Roman" w:hAnsi="Consolas" w:cs="Times New Roman"/>
+          <w:color w:val="CCCCCC"/>
+          <w:sz w:val="21"/>
+          <w:szCs w:val="21"/>
+          <w:lang w:eastAsia="en-IN"/>
+        </w:rPr>
+        <w:t xml:space="preserve"> </w:t>
+      </w:r>
+      <w:r>
+        <w:rPr>
+          <w:rFonts w:ascii="Consolas" w:eastAsia="Times New Roman" w:hAnsi="Consolas" w:cs="Times New Roman"/>
+          <w:color w:val="9CDCFE"/>
+          <w:sz w:val="21"/>
+          <w:szCs w:val="21"/>
+          <w:lang w:eastAsia="en-IN"/>
+        </w:rPr>
+        <w:t>type</w:t>
+      </w:r>
+      <w:r>
+        <w:rPr>
+          <w:rFonts w:ascii="Consolas" w:eastAsia="Times New Roman" w:hAnsi="Consolas" w:cs="Times New Roman"/>
+          <w:color w:val="CCCCCC"/>
+          <w:sz w:val="21"/>
+          <w:szCs w:val="21"/>
+          <w:lang w:eastAsia="en-IN"/>
+        </w:rPr>
+        <w:t>=</w:t>
+      </w:r>
+      <w:r>
+        <w:rPr>
+          <w:rFonts w:ascii="Consolas" w:eastAsia="Times New Roman" w:hAnsi="Consolas" w:cs="Times New Roman"/>
+          <w:color w:val="CE9178"/>
+          <w:sz w:val="21"/>
+          <w:szCs w:val="21"/>
+          <w:lang w:eastAsia="en-IN"/>
+        </w:rPr>
+        <w:t>"text"</w:t>
+      </w:r>
+      <w:r>
+        <w:rPr>
+          <w:rFonts w:ascii="Consolas" w:eastAsia="Times New Roman" w:hAnsi="Consolas" w:cs="Times New Roman"/>
+          <w:color w:val="CCCCCC"/>
+          <w:sz w:val="21"/>
+          <w:szCs w:val="21"/>
+          <w:lang w:eastAsia="en-IN"/>
+        </w:rPr>
+        <w:t xml:space="preserve"> </w:t>
+      </w:r>
+      <w:r>
+        <w:rPr>
+          <w:rFonts w:ascii="Consolas" w:eastAsia="Times New Roman" w:hAnsi="Consolas" w:cs="Times New Roman"/>
+          <w:color w:val="9CDCFE"/>
+          <w:sz w:val="21"/>
+          <w:szCs w:val="21"/>
+          <w:lang w:eastAsia="en-IN"/>
+        </w:rPr>
+        <w:t>name</w:t>
+      </w:r>
+      <w:r>
+        <w:rPr>
+          <w:rFonts w:ascii="Consolas" w:eastAsia="Times New Roman" w:hAnsi="Consolas" w:cs="Times New Roman"/>
+          <w:color w:val="CCCCCC"/>
+          <w:sz w:val="21"/>
+          <w:szCs w:val="21"/>
+          <w:lang w:eastAsia="en-IN"/>
+        </w:rPr>
+        <w:t>=</w:t>
+      </w:r>
+      <w:r>
+        <w:rPr>
+          <w:rFonts w:ascii="Consolas" w:eastAsia="Times New Roman" w:hAnsi="Consolas" w:cs="Times New Roman"/>
+          <w:color w:val="CE9178"/>
+          <w:sz w:val="21"/>
+          <w:szCs w:val="21"/>
+          <w:lang w:eastAsia="en-IN"/>
+        </w:rPr>
+        <w:t>"title"</w:t>
+      </w:r>
+      <w:r>
+        <w:rPr>
+          <w:rFonts w:ascii="Consolas" w:eastAsia="Times New Roman" w:hAnsi="Consolas" w:cs="Times New Roman"/>
+          <w:color w:val="CCCCCC"/>
+          <w:sz w:val="21"/>
+          <w:szCs w:val="21"/>
+          <w:lang w:eastAsia="en-IN"/>
+        </w:rPr>
+        <w:t xml:space="preserve"> </w:t>
+      </w:r>
+      <w:r>
+        <w:rPr>
+          <w:rFonts w:ascii="Consolas" w:eastAsia="Times New Roman" w:hAnsi="Consolas" w:cs="Times New Roman"/>
+          <w:color w:val="808080"/>
+          <w:sz w:val="21"/>
+          <w:szCs w:val="21"/>
+          <w:lang w:eastAsia="en-IN"/>
+        </w:rPr>
+        <w:t>/&gt;</w:t>
+      </w:r>
+    </w:p>
+    <w:p>
+      <w:pPr>
+        <w:shd w:val="clear" w:color="auto" w:fill="1F1F1F"/>
+        <w:spacing w:after="0" w:line="285" w:lineRule="atLeast"/>
+        <w:rPr>
+          <w:rFonts w:ascii="Consolas" w:eastAsia="Times New Roman" w:hAnsi="Consolas" w:cs="Times New Roman"/>
+          <w:color w:val="CCCCCC"/>
+          <w:sz w:val="21"/>
+          <w:szCs w:val="21"/>
+          <w:lang w:eastAsia="en-IN"/>
+        </w:rPr>
+      </w:pPr>
+      <w:r>
+        <w:rPr>
+          <w:rFonts w:ascii="Consolas" w:eastAsia="Times New Roman" w:hAnsi="Consolas" w:cs="Times New Roman"/>
+          <w:color w:val="CCCCCC"/>
+          <w:sz w:val="21"/>
+          <w:szCs w:val="21"/>
+          <w:lang w:eastAsia="en-IN"/>
+        </w:rPr>
+        <w:t xml:space="preserve">    Year : </w:t>
+      </w:r>
+      <w:r>
+        <w:rPr>
+          <w:rFonts w:ascii="Consolas" w:eastAsia="Times New Roman" w:hAnsi="Consolas" w:cs="Times New Roman"/>
+          <w:color w:val="808080"/>
+          <w:sz w:val="21"/>
+          <w:szCs w:val="21"/>
+          <w:lang w:eastAsia="en-IN"/>
+        </w:rPr>
+        <w:t>&lt;</w:t>
+      </w:r>
+      <w:r>
+        <w:rPr>
+          <w:rFonts w:ascii="Consolas" w:eastAsia="Times New Roman" w:hAnsi="Consolas" w:cs="Times New Roman"/>
+          <w:color w:val="569CD6"/>
+          <w:sz w:val="21"/>
+          <w:szCs w:val="21"/>
+          <w:lang w:eastAsia="en-IN"/>
+        </w:rPr>
+        <w:t>input</w:t>
+      </w:r>
+      <w:r>
+        <w:rPr>
+          <w:rFonts w:ascii="Consolas" w:eastAsia="Times New Roman" w:hAnsi="Consolas" w:cs="Times New Roman"/>
+          <w:color w:val="CCCCCC"/>
+          <w:sz w:val="21"/>
+          <w:szCs w:val="21"/>
+          <w:lang w:eastAsia="en-IN"/>
+        </w:rPr>
+        <w:t xml:space="preserve"> </w:t>
+      </w:r>
+      <w:r>
+        <w:rPr>
+          <w:rFonts w:ascii="Consolas" w:eastAsia="Times New Roman" w:hAnsi="Consolas" w:cs="Times New Roman"/>
+          <w:color w:val="9CDCFE"/>
+          <w:sz w:val="21"/>
+          <w:szCs w:val="21"/>
+          <w:lang w:eastAsia="en-IN"/>
+        </w:rPr>
+        <w:t>type</w:t>
+      </w:r>
+      <w:r>
+        <w:rPr>
+          <w:rFonts w:ascii="Consolas" w:eastAsia="Times New Roman" w:hAnsi="Consolas" w:cs="Times New Roman"/>
+          <w:color w:val="CCCCCC"/>
+          <w:sz w:val="21"/>
+          <w:szCs w:val="21"/>
+          <w:lang w:eastAsia="en-IN"/>
+        </w:rPr>
+        <w:t>=</w:t>
+      </w:r>
+      <w:r>
+        <w:rPr>
+          <w:rFonts w:ascii="Consolas" w:eastAsia="Times New Roman" w:hAnsi="Consolas" w:cs="Times New Roman"/>
+          <w:color w:val="CE9178"/>
+          <w:sz w:val="21"/>
+          <w:szCs w:val="21"/>
+          <w:lang w:eastAsia="en-IN"/>
+        </w:rPr>
+        <w:t>"text"</w:t>
+      </w:r>
+      <w:r>
+        <w:rPr>
+          <w:rFonts w:ascii="Consolas" w:eastAsia="Times New Roman" w:hAnsi="Consolas" w:cs="Times New Roman"/>
+          <w:color w:val="CCCCCC"/>
+          <w:sz w:val="21"/>
+          <w:szCs w:val="21"/>
+          <w:lang w:eastAsia="en-IN"/>
+        </w:rPr>
+        <w:t xml:space="preserve"> </w:t>
+      </w:r>
+      <w:r>
+        <w:rPr>
+          <w:rFonts w:ascii="Consolas" w:eastAsia="Times New Roman" w:hAnsi="Consolas" w:cs="Times New Roman"/>
+          <w:color w:val="9CDCFE"/>
+          <w:sz w:val="21"/>
+          <w:szCs w:val="21"/>
+          <w:lang w:eastAsia="en-IN"/>
+        </w:rPr>
+        <w:t>name</w:t>
+      </w:r>
+      <w:r>
+        <w:rPr>
+          <w:rFonts w:ascii="Consolas" w:eastAsia="Times New Roman" w:hAnsi="Consolas" w:cs="Times New Roman"/>
+          <w:color w:val="CCCCCC"/>
+          <w:sz w:val="21"/>
+          <w:szCs w:val="21"/>
+          <w:lang w:eastAsia="en-IN"/>
+        </w:rPr>
+        <w:t>=</w:t>
+      </w:r>
+      <w:r>
+        <w:rPr>
+          <w:rFonts w:ascii="Consolas" w:eastAsia="Times New Roman" w:hAnsi="Consolas" w:cs="Times New Roman"/>
+          <w:color w:val="CE9178"/>
+          <w:sz w:val="21"/>
+          <w:szCs w:val="21"/>
+          <w:lang w:eastAsia="en-IN"/>
+        </w:rPr>
+        <w:t>"year"</w:t>
+      </w:r>
+      <w:r>
+        <w:rPr>
+          <w:rFonts w:ascii="Consolas" w:eastAsia="Times New Roman" w:hAnsi="Consolas" w:cs="Times New Roman"/>
+          <w:color w:val="CCCCCC"/>
+          <w:sz w:val="21"/>
+          <w:szCs w:val="21"/>
+          <w:lang w:eastAsia="en-IN"/>
+        </w:rPr>
+        <w:t xml:space="preserve"> </w:t>
+      </w:r>
+      <w:r>
+        <w:rPr>
+          <w:rFonts w:ascii="Consolas" w:eastAsia="Times New Roman" w:hAnsi="Consolas" w:cs="Times New Roman"/>
+          <w:color w:val="808080"/>
+          <w:sz w:val="21"/>
+          <w:szCs w:val="21"/>
+          <w:lang w:eastAsia="en-IN"/>
+        </w:rPr>
+        <w:t>/&gt;</w:t>
+      </w:r>
+    </w:p>
+    <w:p>
+      <w:pPr>
+        <w:shd w:val="clear" w:color="auto" w:fill="1F1F1F"/>
+        <w:spacing w:after="0" w:line="285" w:lineRule="atLeast"/>
+        <w:rPr>
+          <w:rFonts w:ascii="Consolas" w:eastAsia="Times New Roman" w:hAnsi="Consolas" w:cs="Times New Roman"/>
+          <w:color w:val="CCCCCC"/>
+          <w:sz w:val="21"/>
+          <w:szCs w:val="21"/>
+          <w:lang w:eastAsia="en-IN"/>
+        </w:rPr>
+      </w:pPr>
+      <w:r>
+        <w:rPr>
+          <w:rFonts w:ascii="Consolas" w:eastAsia="Times New Roman" w:hAnsi="Consolas" w:cs="Times New Roman"/>
+          <w:color w:val="CCCCCC"/>
+          <w:sz w:val="21"/>
+          <w:szCs w:val="21"/>
+          <w:lang w:eastAsia="en-IN"/>
+        </w:rPr>
+        <w:t xml:space="preserve">    Summary : </w:t>
+      </w:r>
+      <w:r>
+        <w:rPr>
+          <w:rFonts w:ascii="Consolas" w:eastAsia="Times New Roman" w:hAnsi="Consolas" w:cs="Times New Roman"/>
+          <w:color w:val="808080"/>
+          <w:sz w:val="21"/>
+          <w:szCs w:val="21"/>
+          <w:lang w:eastAsia="en-IN"/>
+        </w:rPr>
+        <w:t>&lt;</w:t>
+      </w:r>
+      <w:r>
+        <w:rPr>
+          <w:rFonts w:ascii="Consolas" w:eastAsia="Times New Roman" w:hAnsi="Consolas" w:cs="Times New Roman"/>
+          <w:color w:val="569CD6"/>
+          <w:sz w:val="21"/>
+          <w:szCs w:val="21"/>
+          <w:lang w:eastAsia="en-IN"/>
+        </w:rPr>
+        <w:t>input</w:t>
+      </w:r>
+      <w:r>
+        <w:rPr>
+          <w:rFonts w:ascii="Consolas" w:eastAsia="Times New Roman" w:hAnsi="Consolas" w:cs="Times New Roman"/>
+          <w:color w:val="CCCCCC"/>
+          <w:sz w:val="21"/>
+          <w:szCs w:val="21"/>
+          <w:lang w:eastAsia="en-IN"/>
+        </w:rPr>
+        <w:t xml:space="preserve"> </w:t>
+      </w:r>
+      <w:r>
+        <w:rPr>
+          <w:rFonts w:ascii="Consolas" w:eastAsia="Times New Roman" w:hAnsi="Consolas" w:cs="Times New Roman"/>
+          <w:color w:val="9CDCFE"/>
+          <w:sz w:val="21"/>
+          <w:szCs w:val="21"/>
+          <w:lang w:eastAsia="en-IN"/>
+        </w:rPr>
+        <w:t>type</w:t>
+      </w:r>
+      <w:r>
+        <w:rPr>
+          <w:rFonts w:ascii="Consolas" w:eastAsia="Times New Roman" w:hAnsi="Consolas" w:cs="Times New Roman"/>
+          <w:color w:val="CCCCCC"/>
+          <w:sz w:val="21"/>
+          <w:szCs w:val="21"/>
+          <w:lang w:eastAsia="en-IN"/>
+        </w:rPr>
+        <w:t>=</w:t>
+      </w:r>
+      <w:r>
+        <w:rPr>
+          <w:rFonts w:ascii="Consolas" w:eastAsia="Times New Roman" w:hAnsi="Consolas" w:cs="Times New Roman"/>
+          <w:color w:val="CE9178"/>
+          <w:sz w:val="21"/>
+          <w:szCs w:val="21"/>
+          <w:lang w:eastAsia="en-IN"/>
+        </w:rPr>
+        <w:t>"text"</w:t>
+      </w:r>
+      <w:r>
+        <w:rPr>
+          <w:rFonts w:ascii="Consolas" w:eastAsia="Times New Roman" w:hAnsi="Consolas" w:cs="Times New Roman"/>
+          <w:color w:val="CCCCCC"/>
+          <w:sz w:val="21"/>
+          <w:szCs w:val="21"/>
+          <w:lang w:eastAsia="en-IN"/>
+        </w:rPr>
+        <w:t xml:space="preserve"> </w:t>
+      </w:r>
+      <w:r>
+        <w:rPr>
+          <w:rFonts w:ascii="Consolas" w:eastAsia="Times New Roman" w:hAnsi="Consolas" w:cs="Times New Roman"/>
+          <w:color w:val="9CDCFE"/>
+          <w:sz w:val="21"/>
+          <w:szCs w:val="21"/>
+          <w:lang w:eastAsia="en-IN"/>
+        </w:rPr>
+        <w:t>name</w:t>
+      </w:r>
+      <w:r>
+        <w:rPr>
+          <w:rFonts w:ascii="Consolas" w:eastAsia="Times New Roman" w:hAnsi="Consolas" w:cs="Times New Roman"/>
+          <w:color w:val="CCCCCC"/>
+          <w:sz w:val="21"/>
+          <w:szCs w:val="21"/>
+          <w:lang w:eastAsia="en-IN"/>
+        </w:rPr>
+        <w:t>=</w:t>
+      </w:r>
+      <w:r>
+        <w:rPr>
+          <w:rFonts w:ascii="Consolas" w:eastAsia="Times New Roman" w:hAnsi="Consolas" w:cs="Times New Roman"/>
+          <w:color w:val="CE9178"/>
+          <w:sz w:val="21"/>
+          <w:szCs w:val="21"/>
+          <w:lang w:eastAsia="en-IN"/>
+        </w:rPr>
+        <w:t>"summary"</w:t>
+      </w:r>
+      <w:r>
+        <w:rPr>
+          <w:rFonts w:ascii="Consolas" w:eastAsia="Times New Roman" w:hAnsi="Consolas" w:cs="Times New Roman"/>
+          <w:color w:val="808080"/>
+          <w:sz w:val="21"/>
+          <w:szCs w:val="21"/>
+          <w:lang w:eastAsia="en-IN"/>
+        </w:rPr>
+        <w:t>&gt;</w:t>
+      </w:r>
+    </w:p>
+    <w:p>
+      <w:pPr>
+        <w:shd w:val="clear" w:color="auto" w:fill="1F1F1F"/>
+        <w:spacing w:after="0" w:line="285" w:lineRule="atLeast"/>
+        <w:rPr>
+          <w:rFonts w:ascii="Consolas" w:eastAsia="Times New Roman" w:hAnsi="Consolas" w:cs="Times New Roman"/>
+          <w:color w:val="CCCCCC"/>
+          <w:sz w:val="21"/>
+          <w:szCs w:val="21"/>
+          <w:lang w:eastAsia="en-IN"/>
+        </w:rPr>
+      </w:pPr>
+    </w:p>
+    <w:p>
+      <w:pPr>
+        <w:shd w:val="clear" w:color="auto" w:fill="1F1F1F"/>
+        <w:spacing w:after="0" w:line="285" w:lineRule="atLeast"/>
+        <w:rPr>
+          <w:rFonts w:ascii="Consolas" w:eastAsia="Times New Roman" w:hAnsi="Consolas" w:cs="Times New Roman"/>
+          <w:color w:val="CCCCCC"/>
+          <w:sz w:val="21"/>
+          <w:szCs w:val="21"/>
+          <w:lang w:eastAsia="en-IN"/>
+        </w:rPr>
+      </w:pPr>
+      <w:r>
+        <w:rPr>
+          <w:rFonts w:ascii="Consolas" w:eastAsia="Times New Roman" w:hAnsi="Consolas" w:cs="Times New Roman"/>
+          <w:color w:val="CCCCCC"/>
+          <w:sz w:val="21"/>
+          <w:szCs w:val="21"/>
+          <w:lang w:eastAsia="en-IN"/>
+        </w:rPr>
+        <w:t xml:space="preserve">    </w:t>
+      </w:r>
+      <w:r>
+        <w:rPr>
+          <w:rFonts w:ascii="Consolas" w:eastAsia="Times New Roman" w:hAnsi="Consolas" w:cs="Times New Roman"/>
+          <w:color w:val="808080"/>
+          <w:sz w:val="21"/>
+          <w:szCs w:val="21"/>
+          <w:lang w:eastAsia="en-IN"/>
+        </w:rPr>
+        <w:t>&lt;</w:t>
+      </w:r>
+      <w:r>
+        <w:rPr>
+          <w:rFonts w:ascii="Consolas" w:eastAsia="Times New Roman" w:hAnsi="Consolas" w:cs="Times New Roman"/>
+          <w:color w:val="569CD6"/>
+          <w:sz w:val="21"/>
+          <w:szCs w:val="21"/>
+          <w:lang w:eastAsia="en-IN"/>
+        </w:rPr>
+        <w:t>button</w:t>
+      </w:r>
+      <w:r>
+        <w:rPr>
+          <w:rFonts w:ascii="Consolas" w:eastAsia="Times New Roman" w:hAnsi="Consolas" w:cs="Times New Roman"/>
+          <w:color w:val="CCCCCC"/>
+          <w:sz w:val="21"/>
+          <w:szCs w:val="21"/>
+          <w:lang w:eastAsia="en-IN"/>
+        </w:rPr>
+        <w:t xml:space="preserve"> </w:t>
+      </w:r>
+      <w:r>
+        <w:rPr>
+          <w:rFonts w:ascii="Consolas" w:eastAsia="Times New Roman" w:hAnsi="Consolas" w:cs="Times New Roman"/>
+          <w:color w:val="9CDCFE"/>
+          <w:sz w:val="21"/>
+          <w:szCs w:val="21"/>
+          <w:lang w:eastAsia="en-IN"/>
+        </w:rPr>
+        <w:t>type</w:t>
+      </w:r>
+      <w:r>
+        <w:rPr>
+          <w:rFonts w:ascii="Consolas" w:eastAsia="Times New Roman" w:hAnsi="Consolas" w:cs="Times New Roman"/>
+          <w:color w:val="CCCCCC"/>
+          <w:sz w:val="21"/>
+          <w:szCs w:val="21"/>
+          <w:lang w:eastAsia="en-IN"/>
+        </w:rPr>
+        <w:t>=</w:t>
+      </w:r>
+      <w:r>
+        <w:rPr>
+          <w:rFonts w:ascii="Consolas" w:eastAsia="Times New Roman" w:hAnsi="Consolas" w:cs="Times New Roman"/>
+          <w:color w:val="CE9178"/>
+          <w:sz w:val="21"/>
+          <w:szCs w:val="21"/>
+          <w:lang w:eastAsia="en-IN"/>
+        </w:rPr>
+        <w:t>"submit"</w:t>
+      </w:r>
+      <w:r>
+        <w:rPr>
+          <w:rFonts w:ascii="Consolas" w:eastAsia="Times New Roman" w:hAnsi="Consolas" w:cs="Times New Roman"/>
+          <w:color w:val="808080"/>
+          <w:sz w:val="21"/>
+          <w:szCs w:val="21"/>
+          <w:lang w:eastAsia="en-IN"/>
+        </w:rPr>
+        <w:t>&gt;</w:t>
+      </w:r>
+      <w:r>
+        <w:rPr>
+          <w:rFonts w:ascii="Consolas" w:eastAsia="Times New Roman" w:hAnsi="Consolas" w:cs="Times New Roman"/>
+          <w:color w:val="CCCCCC"/>
+          <w:sz w:val="21"/>
+          <w:szCs w:val="21"/>
+          <w:lang w:eastAsia="en-IN"/>
+        </w:rPr>
+        <w:t>Create</w:t>
+      </w:r>
+      <w:r>
+        <w:rPr>
+          <w:rFonts w:ascii="Consolas" w:eastAsia="Times New Roman" w:hAnsi="Consolas" w:cs="Times New Roman"/>
+          <w:color w:val="808080"/>
+          <w:sz w:val="21"/>
+          <w:szCs w:val="21"/>
+          <w:lang w:eastAsia="en-IN"/>
+        </w:rPr>
+        <w:t>&lt;/</w:t>
+      </w:r>
+      <w:r>
+        <w:rPr>
+          <w:rFonts w:ascii="Consolas" w:eastAsia="Times New Roman" w:hAnsi="Consolas" w:cs="Times New Roman"/>
+          <w:color w:val="569CD6"/>
+          <w:sz w:val="21"/>
+          <w:szCs w:val="21"/>
+          <w:lang w:eastAsia="en-IN"/>
+        </w:rPr>
+        <w:t>button</w:t>
+      </w:r>
+      <w:r>
+        <w:rPr>
+          <w:rFonts w:ascii="Consolas" w:eastAsia="Times New Roman" w:hAnsi="Consolas" w:cs="Times New Roman"/>
+          <w:color w:val="808080"/>
+          <w:sz w:val="21"/>
+          <w:szCs w:val="21"/>
+          <w:lang w:eastAsia="en-IN"/>
+        </w:rPr>
+        <w:t>&gt;</w:t>
+      </w:r>
+    </w:p>
+    <w:p>
+      <w:pPr>
+        <w:shd w:val="clear" w:color="auto" w:fill="1F1F1F"/>
+        <w:spacing w:after="0" w:line="285" w:lineRule="atLeast"/>
+        <w:rPr>
+          <w:rFonts w:ascii="Consolas" w:eastAsia="Times New Roman" w:hAnsi="Consolas" w:cs="Times New Roman"/>
+          <w:color w:val="CCCCCC"/>
+          <w:sz w:val="21"/>
+          <w:szCs w:val="21"/>
+          <w:lang w:eastAsia="en-IN"/>
+        </w:rPr>
+      </w:pPr>
+    </w:p>
+    <w:p>
+      <w:pPr>
+        <w:rPr>
+          <w:sz w:val="24"/>
+          <w:szCs w:val="24"/>
+        </w:rPr>
+      </w:pPr>
+    </w:p>
+    <w:p>
+      <w:pPr>
+        <w:rPr>
+          <w:sz w:val="24"/>
+          <w:szCs w:val="24"/>
+        </w:rPr>
+      </w:pPr>
+      <w:r>
+        <w:rPr>
+          <w:sz w:val="24"/>
+          <w:szCs w:val="24"/>
+        </w:rPr>
+        <w:t>views.py</w:t>
+      </w:r>
+    </w:p>
+    <w:p>
+      <w:pPr>
+        <w:shd w:val="clear" w:color="auto" w:fill="1F1F1F"/>
+        <w:spacing w:after="0" w:line="285" w:lineRule="atLeast"/>
+        <w:rPr>
+          <w:rFonts w:ascii="Consolas" w:eastAsia="Times New Roman" w:hAnsi="Consolas" w:cs="Times New Roman"/>
+          <w:color w:val="CCCCCC"/>
+          <w:sz w:val="21"/>
+          <w:szCs w:val="21"/>
+          <w:lang w:eastAsia="en-IN"/>
+        </w:rPr>
+      </w:pPr>
+      <w:proofErr w:type="spellStart"/>
+      <w:proofErr w:type="gramStart"/>
+      <w:r>
+        <w:rPr>
+          <w:rFonts w:ascii="Consolas" w:eastAsia="Times New Roman" w:hAnsi="Consolas" w:cs="Times New Roman"/>
+          <w:color w:val="569CD6"/>
+          <w:sz w:val="21"/>
+          <w:szCs w:val="21"/>
+          <w:lang w:eastAsia="en-IN"/>
+        </w:rPr>
+        <w:t>def</w:t>
+      </w:r>
+      <w:proofErr w:type="spellEnd"/>
+      <w:proofErr w:type="gramEnd"/>
+      <w:r>
+        <w:rPr>
+          <w:rFonts w:ascii="Consolas" w:eastAsia="Times New Roman" w:hAnsi="Consolas" w:cs="Times New Roman"/>
+          <w:color w:val="CCCCCC"/>
+          <w:sz w:val="21"/>
+          <w:szCs w:val="21"/>
+          <w:lang w:eastAsia="en-IN"/>
+        </w:rPr>
+        <w:t xml:space="preserve"> </w:t>
+      </w:r>
+      <w:proofErr w:type="spellStart"/>
+      <w:r>
+        <w:rPr>
+          <w:rFonts w:ascii="Consolas" w:eastAsia="Times New Roman" w:hAnsi="Consolas" w:cs="Times New Roman"/>
+          <w:color w:val="DCDCAA"/>
+          <w:sz w:val="21"/>
+          <w:szCs w:val="21"/>
+          <w:lang w:eastAsia="en-IN"/>
+        </w:rPr>
+        <w:t>crud_create</w:t>
+      </w:r>
+      <w:proofErr w:type="spellEnd"/>
+      <w:r>
+        <w:rPr>
+          <w:rFonts w:ascii="Consolas" w:eastAsia="Times New Roman" w:hAnsi="Consolas" w:cs="Times New Roman"/>
+          <w:color w:val="CCCCCC"/>
+          <w:sz w:val="21"/>
+          <w:szCs w:val="21"/>
+          <w:lang w:eastAsia="en-IN"/>
+        </w:rPr>
+        <w:t>(</w:t>
+      </w:r>
+      <w:r>
+        <w:rPr>
+          <w:rFonts w:ascii="Consolas" w:eastAsia="Times New Roman" w:hAnsi="Consolas" w:cs="Times New Roman"/>
+          <w:color w:val="9CDCFE"/>
+          <w:sz w:val="21"/>
+          <w:szCs w:val="21"/>
+          <w:lang w:eastAsia="en-IN"/>
+        </w:rPr>
+        <w:t>request</w:t>
+      </w:r>
+      <w:r>
+        <w:rPr>
+          <w:rFonts w:ascii="Consolas" w:eastAsia="Times New Roman" w:hAnsi="Consolas" w:cs="Times New Roman"/>
+          <w:color w:val="CCCCCC"/>
+          <w:sz w:val="21"/>
+          <w:szCs w:val="21"/>
+          <w:lang w:eastAsia="en-IN"/>
+        </w:rPr>
+        <w:t>):</w:t>
+      </w:r>
+    </w:p>
+    <w:p>
+      <w:pPr>
+        <w:shd w:val="clear" w:color="auto" w:fill="1F1F1F"/>
+        <w:spacing w:after="0" w:line="285" w:lineRule="atLeast"/>
+        <w:rPr>
+          <w:rFonts w:ascii="Consolas" w:eastAsia="Times New Roman" w:hAnsi="Consolas" w:cs="Times New Roman"/>
+          <w:color w:val="CCCCCC"/>
+          <w:sz w:val="21"/>
+          <w:szCs w:val="21"/>
+          <w:lang w:eastAsia="en-IN"/>
+        </w:rPr>
+      </w:pPr>
+      <w:r>
+        <w:rPr>
+          <w:rFonts w:ascii="Consolas" w:eastAsia="Times New Roman" w:hAnsi="Consolas" w:cs="Times New Roman"/>
+          <w:color w:val="CCCCCC"/>
+          <w:sz w:val="21"/>
+          <w:szCs w:val="21"/>
+          <w:lang w:eastAsia="en-IN"/>
+        </w:rPr>
+        <w:t xml:space="preserve">    </w:t>
+      </w:r>
+      <w:proofErr w:type="gramStart"/>
+      <w:r>
+        <w:rPr>
+          <w:rFonts w:ascii="Consolas" w:eastAsia="Times New Roman" w:hAnsi="Consolas" w:cs="Times New Roman"/>
+          <w:color w:val="C586C0"/>
+          <w:sz w:val="21"/>
+          <w:szCs w:val="21"/>
+          <w:lang w:eastAsia="en-IN"/>
+        </w:rPr>
+        <w:t>if</w:t>
+      </w:r>
+      <w:proofErr w:type="gramEnd"/>
+      <w:r>
+        <w:rPr>
+          <w:rFonts w:ascii="Consolas" w:eastAsia="Times New Roman" w:hAnsi="Consolas" w:cs="Times New Roman"/>
+          <w:color w:val="CCCCCC"/>
+          <w:sz w:val="21"/>
+          <w:szCs w:val="21"/>
+          <w:lang w:eastAsia="en-IN"/>
+        </w:rPr>
+        <w:t xml:space="preserve"> </w:t>
+      </w:r>
+      <w:proofErr w:type="spellStart"/>
+      <w:r>
+        <w:rPr>
+          <w:rFonts w:ascii="Consolas" w:eastAsia="Times New Roman" w:hAnsi="Consolas" w:cs="Times New Roman"/>
+          <w:color w:val="9CDCFE"/>
+          <w:sz w:val="21"/>
+          <w:szCs w:val="21"/>
+          <w:lang w:eastAsia="en-IN"/>
+        </w:rPr>
+        <w:t>request</w:t>
+      </w:r>
+      <w:r>
+        <w:rPr>
+          <w:rFonts w:ascii="Consolas" w:eastAsia="Times New Roman" w:hAnsi="Consolas" w:cs="Times New Roman"/>
+          <w:color w:val="CCCCCC"/>
+          <w:sz w:val="21"/>
+          <w:szCs w:val="21"/>
+          <w:lang w:eastAsia="en-IN"/>
+        </w:rPr>
+        <w:t>.POST</w:t>
+      </w:r>
+      <w:proofErr w:type="spellEnd"/>
+      <w:r>
+        <w:rPr>
+          <w:rFonts w:ascii="Consolas" w:eastAsia="Times New Roman" w:hAnsi="Consolas" w:cs="Times New Roman"/>
+          <w:color w:val="CCCCCC"/>
+          <w:sz w:val="21"/>
+          <w:szCs w:val="21"/>
+          <w:lang w:eastAsia="en-IN"/>
+        </w:rPr>
+        <w:t>:</w:t>
+      </w:r>
+    </w:p>
+    <w:p>
+      <w:pPr>
+        <w:shd w:val="clear" w:color="auto" w:fill="1F1F1F"/>
+        <w:spacing w:after="0" w:line="285" w:lineRule="atLeast"/>
+        <w:rPr>
+          <w:rFonts w:ascii="Consolas" w:eastAsia="Times New Roman" w:hAnsi="Consolas" w:cs="Times New Roman"/>
+          <w:color w:val="CCCCCC"/>
+          <w:sz w:val="21"/>
+          <w:szCs w:val="21"/>
+          <w:lang w:eastAsia="en-IN"/>
+        </w:rPr>
+      </w:pPr>
+      <w:r>
+        <w:rPr>
+          <w:rFonts w:ascii="Consolas" w:eastAsia="Times New Roman" w:hAnsi="Consolas" w:cs="Times New Roman"/>
+          <w:color w:val="CCCCCC"/>
+          <w:sz w:val="21"/>
+          <w:szCs w:val="21"/>
+          <w:lang w:eastAsia="en-IN"/>
+        </w:rPr>
+        <w:t xml:space="preserve">        </w:t>
+      </w:r>
+      <w:proofErr w:type="gramStart"/>
+      <w:r>
+        <w:rPr>
+          <w:rFonts w:ascii="Consolas" w:eastAsia="Times New Roman" w:hAnsi="Consolas" w:cs="Times New Roman"/>
+          <w:color w:val="DCDCAA"/>
+          <w:sz w:val="21"/>
+          <w:szCs w:val="21"/>
+          <w:lang w:eastAsia="en-IN"/>
+        </w:rPr>
+        <w:t>print</w:t>
+      </w:r>
+      <w:r>
+        <w:rPr>
+          <w:rFonts w:ascii="Consolas" w:eastAsia="Times New Roman" w:hAnsi="Consolas" w:cs="Times New Roman"/>
+          <w:color w:val="CCCCCC"/>
+          <w:sz w:val="21"/>
+          <w:szCs w:val="21"/>
+          <w:lang w:eastAsia="en-IN"/>
+        </w:rPr>
+        <w:t>(</w:t>
+      </w:r>
+      <w:proofErr w:type="spellStart"/>
+      <w:proofErr w:type="gramEnd"/>
+      <w:r>
+        <w:rPr>
+          <w:rFonts w:ascii="Consolas" w:eastAsia="Times New Roman" w:hAnsi="Consolas" w:cs="Times New Roman"/>
+          <w:color w:val="9CDCFE"/>
+          <w:sz w:val="21"/>
+          <w:szCs w:val="21"/>
+          <w:lang w:eastAsia="en-IN"/>
+        </w:rPr>
+        <w:t>request</w:t>
+      </w:r>
+      <w:r>
+        <w:rPr>
+          <w:rFonts w:ascii="Consolas" w:eastAsia="Times New Roman" w:hAnsi="Consolas" w:cs="Times New Roman"/>
+          <w:color w:val="CCCCCC"/>
+          <w:sz w:val="21"/>
+          <w:szCs w:val="21"/>
+          <w:lang w:eastAsia="en-IN"/>
+        </w:rPr>
+        <w:t>.POST</w:t>
+      </w:r>
+      <w:proofErr w:type="spellEnd"/>
+      <w:r>
+        <w:rPr>
+          <w:rFonts w:ascii="Consolas" w:eastAsia="Times New Roman" w:hAnsi="Consolas" w:cs="Times New Roman"/>
+          <w:color w:val="CCCCCC"/>
+          <w:sz w:val="21"/>
+          <w:szCs w:val="21"/>
+          <w:lang w:eastAsia="en-IN"/>
+        </w:rPr>
+        <w:t>)</w:t>
+      </w:r>
+    </w:p>
+    <w:p>
+      <w:pPr>
+        <w:shd w:val="clear" w:color="auto" w:fill="1F1F1F"/>
+        <w:spacing w:after="0" w:line="285" w:lineRule="atLeast"/>
+        <w:rPr>
+          <w:rFonts w:ascii="Consolas" w:eastAsia="Times New Roman" w:hAnsi="Consolas" w:cs="Times New Roman"/>
+          <w:color w:val="CCCCCC"/>
+          <w:sz w:val="21"/>
+          <w:szCs w:val="21"/>
+          <w:lang w:eastAsia="en-IN"/>
+        </w:rPr>
+      </w:pPr>
+      <w:r>
+        <w:rPr>
+          <w:rFonts w:ascii="Consolas" w:eastAsia="Times New Roman" w:hAnsi="Consolas" w:cs="Times New Roman"/>
+          <w:color w:val="CCCCCC"/>
+          <w:sz w:val="21"/>
+          <w:szCs w:val="21"/>
+          <w:lang w:eastAsia="en-IN"/>
+        </w:rPr>
+        <w:t xml:space="preserve">        </w:t>
+      </w:r>
+      <w:proofErr w:type="gramStart"/>
+      <w:r>
+        <w:rPr>
+          <w:rFonts w:ascii="Consolas" w:eastAsia="Times New Roman" w:hAnsi="Consolas" w:cs="Times New Roman"/>
+          <w:color w:val="DCDCAA"/>
+          <w:sz w:val="21"/>
+          <w:szCs w:val="21"/>
+          <w:lang w:eastAsia="en-IN"/>
+        </w:rPr>
+        <w:t>print</w:t>
+      </w:r>
+      <w:r>
+        <w:rPr>
+          <w:rFonts w:ascii="Consolas" w:eastAsia="Times New Roman" w:hAnsi="Consolas" w:cs="Times New Roman"/>
+          <w:color w:val="CCCCCC"/>
+          <w:sz w:val="21"/>
+          <w:szCs w:val="21"/>
+          <w:lang w:eastAsia="en-IN"/>
+        </w:rPr>
+        <w:t>(</w:t>
+      </w:r>
+      <w:proofErr w:type="spellStart"/>
+      <w:proofErr w:type="gramEnd"/>
+      <w:r>
+        <w:rPr>
+          <w:rFonts w:ascii="Consolas" w:eastAsia="Times New Roman" w:hAnsi="Consolas" w:cs="Times New Roman"/>
+          <w:color w:val="9CDCFE"/>
+          <w:sz w:val="21"/>
+          <w:szCs w:val="21"/>
+          <w:lang w:eastAsia="en-IN"/>
+        </w:rPr>
+        <w:t>request</w:t>
+      </w:r>
+      <w:r>
+        <w:rPr>
+          <w:rFonts w:ascii="Consolas" w:eastAsia="Times New Roman" w:hAnsi="Consolas" w:cs="Times New Roman"/>
+          <w:color w:val="CCCCCC"/>
+          <w:sz w:val="21"/>
+          <w:szCs w:val="21"/>
+          <w:lang w:eastAsia="en-IN"/>
+        </w:rPr>
+        <w:t>.POST.get</w:t>
+      </w:r>
+      <w:proofErr w:type="spellEnd"/>
+      <w:r>
+        <w:rPr>
+          <w:rFonts w:ascii="Consolas" w:eastAsia="Times New Roman" w:hAnsi="Consolas" w:cs="Times New Roman"/>
+          <w:color w:val="CCCCCC"/>
+          <w:sz w:val="21"/>
+          <w:szCs w:val="21"/>
+          <w:lang w:eastAsia="en-IN"/>
+        </w:rPr>
+        <w:t>(</w:t>
+      </w:r>
+      <w:r>
+        <w:rPr>
+          <w:rFonts w:ascii="Consolas" w:eastAsia="Times New Roman" w:hAnsi="Consolas" w:cs="Times New Roman"/>
+          <w:color w:val="CE9178"/>
+          <w:sz w:val="21"/>
+          <w:szCs w:val="21"/>
+          <w:lang w:eastAsia="en-IN"/>
+        </w:rPr>
+        <w:t>'title'</w:t>
+      </w:r>
+      <w:r>
+        <w:rPr>
+          <w:rFonts w:ascii="Consolas" w:eastAsia="Times New Roman" w:hAnsi="Consolas" w:cs="Times New Roman"/>
+          <w:color w:val="CCCCCC"/>
+          <w:sz w:val="21"/>
+          <w:szCs w:val="21"/>
+          <w:lang w:eastAsia="en-IN"/>
+        </w:rPr>
+        <w:t>))</w:t>
+      </w:r>
+    </w:p>
+    <w:p>
+      <w:pPr>
+        <w:shd w:val="clear" w:color="auto" w:fill="1F1F1F"/>
+        <w:spacing w:after="0" w:line="285" w:lineRule="atLeast"/>
+        <w:rPr>
+          <w:rFonts w:ascii="Consolas" w:eastAsia="Times New Roman" w:hAnsi="Consolas" w:cs="Times New Roman"/>
+          <w:color w:val="CCCCCC"/>
+          <w:sz w:val="21"/>
+          <w:szCs w:val="21"/>
+          <w:lang w:eastAsia="en-IN"/>
+        </w:rPr>
+      </w:pPr>
+      <w:r>
+        <w:rPr>
+          <w:rFonts w:ascii="Consolas" w:eastAsia="Times New Roman" w:hAnsi="Consolas" w:cs="Times New Roman"/>
+          <w:color w:val="CCCCCC"/>
+          <w:sz w:val="21"/>
+          <w:szCs w:val="21"/>
+          <w:lang w:eastAsia="en-IN"/>
+        </w:rPr>
+        <w:t xml:space="preserve">        </w:t>
+      </w:r>
+      <w:proofErr w:type="gramStart"/>
+      <w:r>
+        <w:rPr>
+          <w:rFonts w:ascii="Consolas" w:eastAsia="Times New Roman" w:hAnsi="Consolas" w:cs="Times New Roman"/>
+          <w:color w:val="DCDCAA"/>
+          <w:sz w:val="21"/>
+          <w:szCs w:val="21"/>
+          <w:lang w:eastAsia="en-IN"/>
+        </w:rPr>
+        <w:t>print</w:t>
+      </w:r>
+      <w:r>
+        <w:rPr>
+          <w:rFonts w:ascii="Consolas" w:eastAsia="Times New Roman" w:hAnsi="Consolas" w:cs="Times New Roman"/>
+          <w:color w:val="CCCCCC"/>
+          <w:sz w:val="21"/>
+          <w:szCs w:val="21"/>
+          <w:lang w:eastAsia="en-IN"/>
+        </w:rPr>
+        <w:t>(</w:t>
+      </w:r>
+      <w:proofErr w:type="spellStart"/>
+      <w:proofErr w:type="gramEnd"/>
+      <w:r>
+        <w:rPr>
+          <w:rFonts w:ascii="Consolas" w:eastAsia="Times New Roman" w:hAnsi="Consolas" w:cs="Times New Roman"/>
+          <w:color w:val="9CDCFE"/>
+          <w:sz w:val="21"/>
+          <w:szCs w:val="21"/>
+          <w:lang w:eastAsia="en-IN"/>
+        </w:rPr>
+        <w:t>request</w:t>
+      </w:r>
+      <w:r>
+        <w:rPr>
+          <w:rFonts w:ascii="Consolas" w:eastAsia="Times New Roman" w:hAnsi="Consolas" w:cs="Times New Roman"/>
+          <w:color w:val="CCCCCC"/>
+          <w:sz w:val="21"/>
+          <w:szCs w:val="21"/>
+          <w:lang w:eastAsia="en-IN"/>
+        </w:rPr>
+        <w:t>.POST.get</w:t>
+      </w:r>
+      <w:proofErr w:type="spellEnd"/>
+      <w:r>
+        <w:rPr>
+          <w:rFonts w:ascii="Consolas" w:eastAsia="Times New Roman" w:hAnsi="Consolas" w:cs="Times New Roman"/>
+          <w:color w:val="CCCCCC"/>
+          <w:sz w:val="21"/>
+          <w:szCs w:val="21"/>
+          <w:lang w:eastAsia="en-IN"/>
+        </w:rPr>
+        <w:t>(</w:t>
+      </w:r>
+      <w:r>
+        <w:rPr>
+          <w:rFonts w:ascii="Consolas" w:eastAsia="Times New Roman" w:hAnsi="Consolas" w:cs="Times New Roman"/>
+          <w:color w:val="CE9178"/>
+          <w:sz w:val="21"/>
+          <w:szCs w:val="21"/>
+          <w:lang w:eastAsia="en-IN"/>
+        </w:rPr>
+        <w:t>'year'</w:t>
+      </w:r>
+      <w:r>
+        <w:rPr>
+          <w:rFonts w:ascii="Consolas" w:eastAsia="Times New Roman" w:hAnsi="Consolas" w:cs="Times New Roman"/>
+          <w:color w:val="CCCCCC"/>
+          <w:sz w:val="21"/>
+          <w:szCs w:val="21"/>
+          <w:lang w:eastAsia="en-IN"/>
+        </w:rPr>
+        <w:t>))</w:t>
+      </w:r>
+    </w:p>
+    <w:p>
+      <w:pPr>
+        <w:rPr>
+          <w:sz w:val="24"/>
+          <w:szCs w:val="24"/>
+        </w:rPr>
+      </w:pPr>
+    </w:p>
+    <w:p>
+      <w:pPr>
+        <w:pStyle w:val="ListParagraph"/>
+        <w:numPr>
+          <w:ilvl w:val="0"/>
+          <w:numId w:val="2"/>
+        </w:numPr>
+        <w:rPr>
+          <w:sz w:val="24"/>
+          <w:szCs w:val="24"/>
+        </w:rPr>
+      </w:pPr>
+      <w:r>
+        <w:rPr>
+          <w:sz w:val="30"/>
+          <w:szCs w:val="30"/>
+        </w:rPr>
+        <w:t>ORM</w:t>
+      </w:r>
+      <w:r>
+        <w:rPr>
+          <w:sz w:val="30"/>
+          <w:szCs w:val="30"/>
+        </w:rPr>
+        <w:t>, Database</w:t>
+      </w:r>
+      <w:r>
+        <w:rPr>
+          <w:sz w:val="30"/>
+          <w:szCs w:val="30"/>
+        </w:rPr>
+        <w:t xml:space="preserve"> :</w:t>
+      </w:r>
+    </w:p>
+    <w:p>
+      <w:pPr>
+        <w:rPr>
+          <w:sz w:val="24"/>
+          <w:szCs w:val="24"/>
+        </w:rPr>
+      </w:pPr>
+      <w:r>
+        <w:rPr>
+          <w:sz w:val="24"/>
+          <w:szCs w:val="24"/>
+        </w:rPr>
+        <w:drawing>
+          <wp:inline distT="0" distB="0" distL="0" distR="0" wp14:anchorId="725207BF" wp14:editId="2C635EB6">
+            <wp:extent cx="5196254" cy="3024144"/>
+            <wp:effectExtent l="0" t="0" r="4445" b="5080"/>
+            <wp:docPr id="3" name="Picture 3"/>
+            <wp:cNvGraphicFramePr>
+              <a:graphicFrameLocks xmlns:a="http://schemas.openxmlformats.org/drawingml/2006/main" noChangeAspect="1"/>
+            </wp:cNvGraphicFramePr>
+            <a:graphic xmlns:a="http://schemas.openxmlformats.org/drawingml/2006/main">
+              <a:graphicData uri="http://schemas.openxmlformats.org/drawingml/2006/picture">
+                <pic:pic xmlns:pic="http://schemas.openxmlformats.org/drawingml/2006/picture">
+                  <pic:nvPicPr>
+                    <pic:cNvPr id="1" name=""/>
+                    <pic:cNvPicPr/>
+                  </pic:nvPicPr>
+                  <pic:blipFill>
+                    <a:blip r:embed="rId12"/>
+                    <a:stretch>
+                      <a:fillRect/>
+                    </a:stretch>
+                  </pic:blipFill>
+                  <pic:spPr>
+                    <a:xfrm>
+                      <a:off x="0" y="0"/>
+                      <a:ext cx="5217189" cy="3036328"/>
+                    </a:xfrm>
+                    <a:prstGeom prst="rect">
+                      <a:avLst/>
+                    </a:prstGeom>
+                  </pic:spPr>
+                </pic:pic>
+              </a:graphicData>
+            </a:graphic>
+          </wp:inline>
+        </w:drawing>
+      </w:r>
+    </w:p>
+    <w:p>
+      <w:pPr>
+        <w:rPr>
+          <w:sz w:val="24"/>
+          <w:szCs w:val="24"/>
+        </w:rPr>
+      </w:pPr>
+      <w:r>
+        <w:rPr>
+          <w:sz w:val="24"/>
+          <w:szCs w:val="24"/>
+        </w:rPr>
+        <w:lastRenderedPageBreak/>
+        <w:drawing>
+          <wp:inline distT="0" distB="0" distL="0" distR="0" wp14:anchorId="2EB6FAB7" wp14:editId="47A70048">
+            <wp:extent cx="5731510" cy="2357755"/>
+            <wp:effectExtent l="0" t="0" r="2540" b="4445"/>
+            <wp:docPr id="9" name="Picture 9"/>
+            <wp:cNvGraphicFramePr>
+              <a:graphicFrameLocks xmlns:a="http://schemas.openxmlformats.org/drawingml/2006/main" noChangeAspect="1"/>
+            </wp:cNvGraphicFramePr>
+            <a:graphic xmlns:a="http://schemas.openxmlformats.org/drawingml/2006/main">
+              <a:graphicData uri="http://schemas.openxmlformats.org/drawingml/2006/picture">
+                <pic:pic xmlns:pic="http://schemas.openxmlformats.org/drawingml/2006/picture">
+                  <pic:nvPicPr>
+                    <pic:cNvPr id="1" name=""/>
+                    <pic:cNvPicPr/>
+                  </pic:nvPicPr>
+                  <pic:blipFill>
+                    <a:blip r:embed="rId13"/>
+                    <a:stretch>
+                      <a:fillRect/>
+                    </a:stretch>
+                  </pic:blipFill>
+                  <pic:spPr>
+                    <a:xfrm>
+                      <a:off x="0" y="0"/>
+                      <a:ext cx="5731510" cy="2357755"/>
+                    </a:xfrm>
+                    <a:prstGeom prst="rect">
+                      <a:avLst/>
+                    </a:prstGeom>
+                  </pic:spPr>
+                </pic:pic>
+              </a:graphicData>
+            </a:graphic>
+          </wp:inline>
+        </w:drawing>
+      </w:r>
+    </w:p>
+    <w:p>
+      <w:pPr>
+        <w:rPr>
+          <w:sz w:val="24"/>
+          <w:szCs w:val="24"/>
+        </w:rPr>
+      </w:pPr>
+    </w:p>
+    <w:p>
+      <w:pPr>
+        <w:rPr>
+          <w:sz w:val="24"/>
+          <w:szCs w:val="24"/>
+        </w:rPr>
+      </w:pPr>
+      <w:r>
+        <w:rPr>
+          <w:sz w:val="24"/>
+          <w:szCs w:val="24"/>
+        </w:rPr>
+        <w:t xml:space="preserve">By default </w:t>
+      </w:r>
+      <w:proofErr w:type="spellStart"/>
+      <w:r>
+        <w:rPr>
+          <w:sz w:val="24"/>
+          <w:szCs w:val="24"/>
+        </w:rPr>
+        <w:t>db</w:t>
+      </w:r>
+      <w:proofErr w:type="spellEnd"/>
+      <w:r>
+        <w:rPr>
+          <w:sz w:val="24"/>
+          <w:szCs w:val="24"/>
+        </w:rPr>
+        <w:t xml:space="preserve"> is </w:t>
+      </w:r>
+      <w:proofErr w:type="spellStart"/>
+      <w:r>
+        <w:rPr>
+          <w:sz w:val="24"/>
+          <w:szCs w:val="24"/>
+        </w:rPr>
+        <w:t>sqlite</w:t>
+      </w:r>
+      <w:proofErr w:type="spellEnd"/>
+      <w:r>
+        <w:rPr>
+          <w:sz w:val="24"/>
+          <w:szCs w:val="24"/>
+        </w:rPr>
+        <w:t xml:space="preserve"> in Django.</w:t>
+      </w:r>
+    </w:p>
+    <w:p>
+      <w:pPr>
+        <w:rPr>
+          <w:sz w:val="24"/>
+          <w:szCs w:val="24"/>
+        </w:rPr>
+      </w:pPr>
+    </w:p>
+    <w:p>
+      <w:pPr>
+        <w:rPr>
+          <w:sz w:val="24"/>
+          <w:szCs w:val="24"/>
+        </w:rPr>
+      </w:pPr>
+      <w:r>
+        <w:rPr>
+          <w:sz w:val="24"/>
+          <w:szCs w:val="24"/>
+        </w:rPr>
+        <w:t xml:space="preserve">App/model.py for specify the database data like tables structures </w:t>
+      </w:r>
+      <w:proofErr w:type="spellStart"/>
+      <w:r>
+        <w:rPr>
+          <w:sz w:val="24"/>
+          <w:szCs w:val="24"/>
+        </w:rPr>
+        <w:t>etc</w:t>
+      </w:r>
+      <w:proofErr w:type="spellEnd"/>
+    </w:p>
+    <w:p>
+      <w:pPr>
+        <w:rPr>
+          <w:sz w:val="24"/>
+          <w:szCs w:val="24"/>
+        </w:rPr>
+      </w:pPr>
+      <w:proofErr w:type="gramStart"/>
+      <w:r>
+        <w:rPr>
+          <w:sz w:val="24"/>
+          <w:szCs w:val="24"/>
+        </w:rPr>
+        <w:t>Syntax :</w:t>
+      </w:r>
+      <w:proofErr w:type="gramEnd"/>
+    </w:p>
+    <w:p>
+      <w:pPr>
+        <w:shd w:val="clear" w:color="auto" w:fill="1F1F1F"/>
+        <w:spacing w:after="0" w:line="285" w:lineRule="atLeast"/>
+        <w:rPr>
+          <w:rFonts w:ascii="Consolas" w:eastAsia="Times New Roman" w:hAnsi="Consolas" w:cs="Times New Roman"/>
+          <w:color w:val="CCCCCC"/>
+          <w:sz w:val="21"/>
+          <w:szCs w:val="21"/>
+          <w:lang w:eastAsia="en-IN"/>
+        </w:rPr>
+      </w:pPr>
+      <w:proofErr w:type="gramStart"/>
+      <w:r>
+        <w:rPr>
+          <w:rFonts w:ascii="Consolas" w:eastAsia="Times New Roman" w:hAnsi="Consolas" w:cs="Times New Roman"/>
+          <w:color w:val="C586C0"/>
+          <w:sz w:val="21"/>
+          <w:szCs w:val="21"/>
+          <w:lang w:eastAsia="en-IN"/>
+        </w:rPr>
+        <w:t>from</w:t>
+      </w:r>
+      <w:proofErr w:type="gramEnd"/>
+      <w:r>
+        <w:rPr>
+          <w:rFonts w:ascii="Consolas" w:eastAsia="Times New Roman" w:hAnsi="Consolas" w:cs="Times New Roman"/>
+          <w:color w:val="CCCCCC"/>
+          <w:sz w:val="21"/>
+          <w:szCs w:val="21"/>
+          <w:lang w:eastAsia="en-IN"/>
+        </w:rPr>
+        <w:t xml:space="preserve"> </w:t>
+      </w:r>
+      <w:proofErr w:type="spellStart"/>
+      <w:r>
+        <w:rPr>
+          <w:rFonts w:ascii="Consolas" w:eastAsia="Times New Roman" w:hAnsi="Consolas" w:cs="Times New Roman"/>
+          <w:color w:val="4EC9B0"/>
+          <w:sz w:val="21"/>
+          <w:szCs w:val="21"/>
+          <w:lang w:eastAsia="en-IN"/>
+        </w:rPr>
+        <w:t>django</w:t>
+      </w:r>
+      <w:r>
+        <w:rPr>
+          <w:rFonts w:ascii="Consolas" w:eastAsia="Times New Roman" w:hAnsi="Consolas" w:cs="Times New Roman"/>
+          <w:color w:val="CCCCCC"/>
+          <w:sz w:val="21"/>
+          <w:szCs w:val="21"/>
+          <w:lang w:eastAsia="en-IN"/>
+        </w:rPr>
+        <w:t>.</w:t>
+      </w:r>
+      <w:r>
+        <w:rPr>
+          <w:rFonts w:ascii="Consolas" w:eastAsia="Times New Roman" w:hAnsi="Consolas" w:cs="Times New Roman"/>
+          <w:color w:val="4EC9B0"/>
+          <w:sz w:val="21"/>
+          <w:szCs w:val="21"/>
+          <w:lang w:eastAsia="en-IN"/>
+        </w:rPr>
+        <w:t>db</w:t>
+      </w:r>
+      <w:proofErr w:type="spellEnd"/>
+      <w:r>
+        <w:rPr>
+          <w:rFonts w:ascii="Consolas" w:eastAsia="Times New Roman" w:hAnsi="Consolas" w:cs="Times New Roman"/>
+          <w:color w:val="CCCCCC"/>
+          <w:sz w:val="21"/>
+          <w:szCs w:val="21"/>
+          <w:lang w:eastAsia="en-IN"/>
+        </w:rPr>
+        <w:t xml:space="preserve"> </w:t>
+      </w:r>
+      <w:r>
+        <w:rPr>
+          <w:rFonts w:ascii="Consolas" w:eastAsia="Times New Roman" w:hAnsi="Consolas" w:cs="Times New Roman"/>
+          <w:color w:val="C586C0"/>
+          <w:sz w:val="21"/>
+          <w:szCs w:val="21"/>
+          <w:lang w:eastAsia="en-IN"/>
+        </w:rPr>
+        <w:t>import</w:t>
+      </w:r>
+      <w:r>
+        <w:rPr>
+          <w:rFonts w:ascii="Consolas" w:eastAsia="Times New Roman" w:hAnsi="Consolas" w:cs="Times New Roman"/>
+          <w:color w:val="CCCCCC"/>
+          <w:sz w:val="21"/>
+          <w:szCs w:val="21"/>
+          <w:lang w:eastAsia="en-IN"/>
+        </w:rPr>
+        <w:t xml:space="preserve"> </w:t>
+      </w:r>
+      <w:r>
+        <w:rPr>
+          <w:rFonts w:ascii="Consolas" w:eastAsia="Times New Roman" w:hAnsi="Consolas" w:cs="Times New Roman"/>
+          <w:color w:val="4EC9B0"/>
+          <w:sz w:val="21"/>
+          <w:szCs w:val="21"/>
+          <w:lang w:eastAsia="en-IN"/>
+        </w:rPr>
+        <w:t>models</w:t>
+      </w:r>
+    </w:p>
+    <w:p>
+      <w:pPr>
+        <w:shd w:val="clear" w:color="auto" w:fill="1F1F1F"/>
+        <w:spacing w:after="0" w:line="285" w:lineRule="atLeast"/>
+        <w:rPr>
+          <w:rFonts w:ascii="Consolas" w:eastAsia="Times New Roman" w:hAnsi="Consolas" w:cs="Times New Roman"/>
+          <w:color w:val="CCCCCC"/>
+          <w:sz w:val="21"/>
+          <w:szCs w:val="21"/>
+          <w:lang w:eastAsia="en-IN"/>
+        </w:rPr>
+      </w:pPr>
+    </w:p>
+    <w:p>
+      <w:pPr>
+        <w:shd w:val="clear" w:color="auto" w:fill="1F1F1F"/>
+        <w:spacing w:after="0" w:line="285" w:lineRule="atLeast"/>
+        <w:rPr>
+          <w:rFonts w:ascii="Consolas" w:eastAsia="Times New Roman" w:hAnsi="Consolas" w:cs="Times New Roman"/>
+          <w:color w:val="CCCCCC"/>
+          <w:sz w:val="21"/>
+          <w:szCs w:val="21"/>
+          <w:lang w:eastAsia="en-IN"/>
+        </w:rPr>
+      </w:pPr>
+      <w:r>
+        <w:rPr>
+          <w:rFonts w:ascii="Consolas" w:eastAsia="Times New Roman" w:hAnsi="Consolas" w:cs="Times New Roman"/>
+          <w:color w:val="6A9955"/>
+          <w:sz w:val="21"/>
+          <w:szCs w:val="21"/>
+          <w:lang w:eastAsia="en-IN"/>
+        </w:rPr>
+        <w:t># Create your models here.</w:t>
+      </w:r>
+    </w:p>
+    <w:p>
+      <w:pPr>
+        <w:shd w:val="clear" w:color="auto" w:fill="1F1F1F"/>
+        <w:spacing w:after="0" w:line="285" w:lineRule="atLeast"/>
+        <w:rPr>
+          <w:rFonts w:ascii="Consolas" w:eastAsia="Times New Roman" w:hAnsi="Consolas" w:cs="Times New Roman"/>
+          <w:color w:val="CCCCCC"/>
+          <w:sz w:val="21"/>
+          <w:szCs w:val="21"/>
+          <w:lang w:eastAsia="en-IN"/>
+        </w:rPr>
+      </w:pPr>
+    </w:p>
+    <w:p>
+      <w:pPr>
+        <w:shd w:val="clear" w:color="auto" w:fill="1F1F1F"/>
+        <w:spacing w:after="0" w:line="285" w:lineRule="atLeast"/>
+        <w:rPr>
+          <w:rFonts w:ascii="Consolas" w:eastAsia="Times New Roman" w:hAnsi="Consolas" w:cs="Times New Roman"/>
+          <w:color w:val="CCCCCC"/>
+          <w:sz w:val="21"/>
+          <w:szCs w:val="21"/>
+          <w:lang w:eastAsia="en-IN"/>
+        </w:rPr>
+      </w:pPr>
+      <w:proofErr w:type="gramStart"/>
+      <w:r>
+        <w:rPr>
+          <w:rFonts w:ascii="Consolas" w:eastAsia="Times New Roman" w:hAnsi="Consolas" w:cs="Times New Roman"/>
+          <w:color w:val="569CD6"/>
+          <w:sz w:val="21"/>
+          <w:szCs w:val="21"/>
+          <w:lang w:eastAsia="en-IN"/>
+        </w:rPr>
+        <w:t>class</w:t>
+      </w:r>
+      <w:proofErr w:type="gramEnd"/>
+      <w:r>
+        <w:rPr>
+          <w:rFonts w:ascii="Consolas" w:eastAsia="Times New Roman" w:hAnsi="Consolas" w:cs="Times New Roman"/>
+          <w:color w:val="CCCCCC"/>
+          <w:sz w:val="21"/>
+          <w:szCs w:val="21"/>
+          <w:lang w:eastAsia="en-IN"/>
+        </w:rPr>
+        <w:t xml:space="preserve"> </w:t>
+      </w:r>
+      <w:proofErr w:type="spellStart"/>
+      <w:r>
+        <w:rPr>
+          <w:rFonts w:ascii="Consolas" w:eastAsia="Times New Roman" w:hAnsi="Consolas" w:cs="Times New Roman"/>
+          <w:color w:val="4EC9B0"/>
+          <w:sz w:val="21"/>
+          <w:szCs w:val="21"/>
+          <w:lang w:eastAsia="en-IN"/>
+        </w:rPr>
+        <w:t>Table_name</w:t>
+      </w:r>
+      <w:proofErr w:type="spellEnd"/>
+      <w:r>
+        <w:rPr>
+          <w:rFonts w:ascii="Consolas" w:eastAsia="Times New Roman" w:hAnsi="Consolas" w:cs="Times New Roman"/>
+          <w:color w:val="CCCCCC"/>
+          <w:sz w:val="21"/>
+          <w:szCs w:val="21"/>
+          <w:lang w:eastAsia="en-IN"/>
+        </w:rPr>
+        <w:t>(</w:t>
+      </w:r>
+      <w:proofErr w:type="spellStart"/>
+      <w:r>
+        <w:rPr>
+          <w:rFonts w:ascii="Consolas" w:eastAsia="Times New Roman" w:hAnsi="Consolas" w:cs="Times New Roman"/>
+          <w:color w:val="4EC9B0"/>
+          <w:sz w:val="21"/>
+          <w:szCs w:val="21"/>
+          <w:lang w:eastAsia="en-IN"/>
+        </w:rPr>
+        <w:t>models</w:t>
+      </w:r>
+      <w:r>
+        <w:rPr>
+          <w:rFonts w:ascii="Consolas" w:eastAsia="Times New Roman" w:hAnsi="Consolas" w:cs="Times New Roman"/>
+          <w:color w:val="CCCCCC"/>
+          <w:sz w:val="21"/>
+          <w:szCs w:val="21"/>
+          <w:lang w:eastAsia="en-IN"/>
+        </w:rPr>
+        <w:t>.</w:t>
+      </w:r>
+      <w:r>
+        <w:rPr>
+          <w:rFonts w:ascii="Consolas" w:eastAsia="Times New Roman" w:hAnsi="Consolas" w:cs="Times New Roman"/>
+          <w:color w:val="4EC9B0"/>
+          <w:sz w:val="21"/>
+          <w:szCs w:val="21"/>
+          <w:lang w:eastAsia="en-IN"/>
+        </w:rPr>
+        <w:t>Model</w:t>
+      </w:r>
+      <w:proofErr w:type="spellEnd"/>
+      <w:r>
+        <w:rPr>
+          <w:rFonts w:ascii="Consolas" w:eastAsia="Times New Roman" w:hAnsi="Consolas" w:cs="Times New Roman"/>
+          <w:color w:val="CCCCCC"/>
+          <w:sz w:val="21"/>
+          <w:szCs w:val="21"/>
+          <w:lang w:eastAsia="en-IN"/>
+        </w:rPr>
+        <w:t>):</w:t>
+      </w:r>
+    </w:p>
+    <w:p>
+      <w:pPr>
+        <w:shd w:val="clear" w:color="auto" w:fill="1F1F1F"/>
+        <w:spacing w:after="0" w:line="285" w:lineRule="atLeast"/>
+        <w:rPr>
+          <w:rFonts w:ascii="Consolas" w:eastAsia="Times New Roman" w:hAnsi="Consolas" w:cs="Times New Roman"/>
+          <w:color w:val="CCCCCC"/>
+          <w:sz w:val="21"/>
+          <w:szCs w:val="21"/>
+          <w:lang w:eastAsia="en-IN"/>
+        </w:rPr>
+      </w:pPr>
+      <w:r>
+        <w:rPr>
+          <w:rFonts w:ascii="Consolas" w:eastAsia="Times New Roman" w:hAnsi="Consolas" w:cs="Times New Roman"/>
+          <w:color w:val="CCCCCC"/>
+          <w:sz w:val="21"/>
+          <w:szCs w:val="21"/>
+          <w:lang w:eastAsia="en-IN"/>
+        </w:rPr>
+        <w:t xml:space="preserve">    </w:t>
+      </w:r>
+      <w:proofErr w:type="spellStart"/>
+      <w:r>
+        <w:rPr>
+          <w:rFonts w:ascii="Consolas" w:eastAsia="Times New Roman" w:hAnsi="Consolas" w:cs="Times New Roman"/>
+          <w:color w:val="9CDCFE"/>
+          <w:sz w:val="21"/>
+          <w:szCs w:val="21"/>
+          <w:lang w:eastAsia="en-IN"/>
+        </w:rPr>
+        <w:t>col_name</w:t>
+      </w:r>
+      <w:proofErr w:type="spellEnd"/>
+      <w:r>
+        <w:rPr>
+          <w:rFonts w:ascii="Consolas" w:eastAsia="Times New Roman" w:hAnsi="Consolas" w:cs="Times New Roman"/>
+          <w:color w:val="CCCCCC"/>
+          <w:sz w:val="21"/>
+          <w:szCs w:val="21"/>
+          <w:lang w:eastAsia="en-IN"/>
+        </w:rPr>
+        <w:t xml:space="preserve"> </w:t>
+      </w:r>
+      <w:r>
+        <w:rPr>
+          <w:rFonts w:ascii="Consolas" w:eastAsia="Times New Roman" w:hAnsi="Consolas" w:cs="Times New Roman"/>
+          <w:color w:val="D4D4D4"/>
+          <w:sz w:val="21"/>
+          <w:szCs w:val="21"/>
+          <w:lang w:eastAsia="en-IN"/>
+        </w:rPr>
+        <w:t>=</w:t>
+      </w:r>
+      <w:r>
+        <w:rPr>
+          <w:rFonts w:ascii="Consolas" w:eastAsia="Times New Roman" w:hAnsi="Consolas" w:cs="Times New Roman"/>
+          <w:color w:val="CCCCCC"/>
+          <w:sz w:val="21"/>
+          <w:szCs w:val="21"/>
+          <w:lang w:eastAsia="en-IN"/>
+        </w:rPr>
+        <w:t xml:space="preserve"> </w:t>
+      </w:r>
+      <w:proofErr w:type="spellStart"/>
+      <w:r>
+        <w:rPr>
+          <w:rFonts w:ascii="Consolas" w:eastAsia="Times New Roman" w:hAnsi="Consolas" w:cs="Times New Roman"/>
+          <w:color w:val="CCCCCC"/>
+          <w:sz w:val="21"/>
+          <w:szCs w:val="21"/>
+          <w:lang w:eastAsia="en-IN"/>
+        </w:rPr>
+        <w:t>datatype_filed_</w:t>
+      </w:r>
+      <w:proofErr w:type="gramStart"/>
+      <w:r>
+        <w:rPr>
+          <w:rFonts w:ascii="Consolas" w:eastAsia="Times New Roman" w:hAnsi="Consolas" w:cs="Times New Roman"/>
+          <w:color w:val="CCCCCC"/>
+          <w:sz w:val="21"/>
+          <w:szCs w:val="21"/>
+          <w:lang w:eastAsia="en-IN"/>
+        </w:rPr>
+        <w:t>class</w:t>
+      </w:r>
+      <w:proofErr w:type="spellEnd"/>
+      <w:r>
+        <w:rPr>
+          <w:rFonts w:ascii="Consolas" w:eastAsia="Times New Roman" w:hAnsi="Consolas" w:cs="Times New Roman"/>
+          <w:color w:val="CCCCCC"/>
+          <w:sz w:val="21"/>
+          <w:szCs w:val="21"/>
+          <w:lang w:eastAsia="en-IN"/>
+        </w:rPr>
+        <w:t>()</w:t>
+      </w:r>
+      <w:proofErr w:type="gramEnd"/>
+    </w:p>
+    <w:p>
+      <w:pPr>
+        <w:rPr>
+          <w:sz w:val="24"/>
+          <w:szCs w:val="24"/>
+        </w:rPr>
+      </w:pPr>
+    </w:p>
+    <w:p>
+      <w:pPr>
+        <w:rPr>
+          <w:sz w:val="24"/>
+          <w:szCs w:val="24"/>
+        </w:rPr>
+      </w:pPr>
+      <w:proofErr w:type="spellStart"/>
+      <w:proofErr w:type="gramStart"/>
+      <w:r>
+        <w:rPr>
+          <w:sz w:val="24"/>
+          <w:szCs w:val="24"/>
+        </w:rPr>
+        <w:t>eg</w:t>
+      </w:r>
+      <w:proofErr w:type="spellEnd"/>
+      <w:r>
+        <w:rPr>
+          <w:sz w:val="24"/>
+          <w:szCs w:val="24"/>
+        </w:rPr>
+        <w:t xml:space="preserve"> :</w:t>
+      </w:r>
+      <w:proofErr w:type="gramEnd"/>
+      <w:r>
+        <w:rPr>
+          <w:sz w:val="24"/>
+          <w:szCs w:val="24"/>
+        </w:rPr>
+        <w:t xml:space="preserve"> </w:t>
+      </w:r>
+    </w:p>
+    <w:p>
+      <w:pPr>
+        <w:shd w:val="clear" w:color="auto" w:fill="1F1F1F"/>
+        <w:spacing w:after="0" w:line="285" w:lineRule="atLeast"/>
+        <w:rPr>
+          <w:rFonts w:ascii="Consolas" w:eastAsia="Times New Roman" w:hAnsi="Consolas" w:cs="Times New Roman"/>
+          <w:color w:val="CCCCCC"/>
+          <w:sz w:val="21"/>
+          <w:szCs w:val="21"/>
+          <w:lang w:eastAsia="en-IN"/>
+        </w:rPr>
+      </w:pPr>
+      <w:proofErr w:type="gramStart"/>
+      <w:r>
+        <w:rPr>
+          <w:rFonts w:ascii="Consolas" w:eastAsia="Times New Roman" w:hAnsi="Consolas" w:cs="Times New Roman"/>
+          <w:color w:val="569CD6"/>
+          <w:sz w:val="21"/>
+          <w:szCs w:val="21"/>
+          <w:lang w:eastAsia="en-IN"/>
+        </w:rPr>
+        <w:t>class</w:t>
+      </w:r>
+      <w:proofErr w:type="gramEnd"/>
+      <w:r>
+        <w:rPr>
+          <w:rFonts w:ascii="Consolas" w:eastAsia="Times New Roman" w:hAnsi="Consolas" w:cs="Times New Roman"/>
+          <w:color w:val="CCCCCC"/>
+          <w:sz w:val="21"/>
+          <w:szCs w:val="21"/>
+          <w:lang w:eastAsia="en-IN"/>
+        </w:rPr>
+        <w:t xml:space="preserve"> </w:t>
+      </w:r>
+      <w:proofErr w:type="spellStart"/>
+      <w:r>
+        <w:rPr>
+          <w:rFonts w:ascii="Consolas" w:eastAsia="Times New Roman" w:hAnsi="Consolas" w:cs="Times New Roman"/>
+          <w:color w:val="4EC9B0"/>
+          <w:sz w:val="21"/>
+          <w:szCs w:val="21"/>
+          <w:lang w:eastAsia="en-IN"/>
+        </w:rPr>
+        <w:t>MovieInfo</w:t>
+      </w:r>
+      <w:proofErr w:type="spellEnd"/>
+      <w:r>
+        <w:rPr>
+          <w:rFonts w:ascii="Consolas" w:eastAsia="Times New Roman" w:hAnsi="Consolas" w:cs="Times New Roman"/>
+          <w:color w:val="CCCCCC"/>
+          <w:sz w:val="21"/>
+          <w:szCs w:val="21"/>
+          <w:lang w:eastAsia="en-IN"/>
+        </w:rPr>
+        <w:t>(</w:t>
+      </w:r>
+      <w:proofErr w:type="spellStart"/>
+      <w:r>
+        <w:rPr>
+          <w:rFonts w:ascii="Consolas" w:eastAsia="Times New Roman" w:hAnsi="Consolas" w:cs="Times New Roman"/>
+          <w:color w:val="4EC9B0"/>
+          <w:sz w:val="21"/>
+          <w:szCs w:val="21"/>
+          <w:lang w:eastAsia="en-IN"/>
+        </w:rPr>
+        <w:t>models</w:t>
+      </w:r>
+      <w:r>
+        <w:rPr>
+          <w:rFonts w:ascii="Consolas" w:eastAsia="Times New Roman" w:hAnsi="Consolas" w:cs="Times New Roman"/>
+          <w:color w:val="CCCCCC"/>
+          <w:sz w:val="21"/>
+          <w:szCs w:val="21"/>
+          <w:lang w:eastAsia="en-IN"/>
+        </w:rPr>
+        <w:t>.</w:t>
+      </w:r>
+      <w:r>
+        <w:rPr>
+          <w:rFonts w:ascii="Consolas" w:eastAsia="Times New Roman" w:hAnsi="Consolas" w:cs="Times New Roman"/>
+          <w:color w:val="4EC9B0"/>
+          <w:sz w:val="21"/>
+          <w:szCs w:val="21"/>
+          <w:lang w:eastAsia="en-IN"/>
+        </w:rPr>
+        <w:t>Model</w:t>
+      </w:r>
+      <w:proofErr w:type="spellEnd"/>
+      <w:r>
+        <w:rPr>
+          <w:rFonts w:ascii="Consolas" w:eastAsia="Times New Roman" w:hAnsi="Consolas" w:cs="Times New Roman"/>
+          <w:color w:val="CCCCCC"/>
+          <w:sz w:val="21"/>
+          <w:szCs w:val="21"/>
+          <w:lang w:eastAsia="en-IN"/>
+        </w:rPr>
+        <w:t>):</w:t>
+      </w:r>
+    </w:p>
+    <w:p>
+      <w:pPr>
+        <w:shd w:val="clear" w:color="auto" w:fill="1F1F1F"/>
+        <w:spacing w:after="0" w:line="285" w:lineRule="atLeast"/>
+        <w:rPr>
+          <w:rFonts w:ascii="Consolas" w:eastAsia="Times New Roman" w:hAnsi="Consolas" w:cs="Times New Roman"/>
+          <w:color w:val="CCCCCC"/>
+          <w:sz w:val="21"/>
+          <w:szCs w:val="21"/>
+          <w:lang w:eastAsia="en-IN"/>
+        </w:rPr>
+      </w:pPr>
+      <w:r>
+        <w:rPr>
+          <w:rFonts w:ascii="Consolas" w:eastAsia="Times New Roman" w:hAnsi="Consolas" w:cs="Times New Roman"/>
+          <w:color w:val="CCCCCC"/>
+          <w:sz w:val="21"/>
+          <w:szCs w:val="21"/>
+          <w:lang w:eastAsia="en-IN"/>
+        </w:rPr>
+        <w:t xml:space="preserve">    </w:t>
+      </w:r>
+      <w:proofErr w:type="gramStart"/>
+      <w:r>
+        <w:rPr>
+          <w:rFonts w:ascii="Consolas" w:eastAsia="Times New Roman" w:hAnsi="Consolas" w:cs="Times New Roman"/>
+          <w:color w:val="9CDCFE"/>
+          <w:sz w:val="21"/>
+          <w:szCs w:val="21"/>
+          <w:lang w:eastAsia="en-IN"/>
+        </w:rPr>
+        <w:t>title</w:t>
+      </w:r>
+      <w:proofErr w:type="gramEnd"/>
+      <w:r>
+        <w:rPr>
+          <w:rFonts w:ascii="Consolas" w:eastAsia="Times New Roman" w:hAnsi="Consolas" w:cs="Times New Roman"/>
+          <w:color w:val="CCCCCC"/>
+          <w:sz w:val="21"/>
+          <w:szCs w:val="21"/>
+          <w:lang w:eastAsia="en-IN"/>
+        </w:rPr>
+        <w:t xml:space="preserve"> </w:t>
+      </w:r>
+      <w:r>
+        <w:rPr>
+          <w:rFonts w:ascii="Consolas" w:eastAsia="Times New Roman" w:hAnsi="Consolas" w:cs="Times New Roman"/>
+          <w:color w:val="D4D4D4"/>
+          <w:sz w:val="21"/>
+          <w:szCs w:val="21"/>
+          <w:lang w:eastAsia="en-IN"/>
+        </w:rPr>
+        <w:t>=</w:t>
+      </w:r>
+      <w:r>
+        <w:rPr>
+          <w:rFonts w:ascii="Consolas" w:eastAsia="Times New Roman" w:hAnsi="Consolas" w:cs="Times New Roman"/>
+          <w:color w:val="CCCCCC"/>
+          <w:sz w:val="21"/>
+          <w:szCs w:val="21"/>
+          <w:lang w:eastAsia="en-IN"/>
+        </w:rPr>
+        <w:t xml:space="preserve"> </w:t>
+      </w:r>
+      <w:proofErr w:type="spellStart"/>
+      <w:r>
+        <w:rPr>
+          <w:rFonts w:ascii="Consolas" w:eastAsia="Times New Roman" w:hAnsi="Consolas" w:cs="Times New Roman"/>
+          <w:color w:val="4EC9B0"/>
+          <w:sz w:val="21"/>
+          <w:szCs w:val="21"/>
+          <w:lang w:eastAsia="en-IN"/>
+        </w:rPr>
+        <w:t>models</w:t>
+      </w:r>
+      <w:r>
+        <w:rPr>
+          <w:rFonts w:ascii="Consolas" w:eastAsia="Times New Roman" w:hAnsi="Consolas" w:cs="Times New Roman"/>
+          <w:color w:val="CCCCCC"/>
+          <w:sz w:val="21"/>
+          <w:szCs w:val="21"/>
+          <w:lang w:eastAsia="en-IN"/>
+        </w:rPr>
+        <w:t>.</w:t>
+      </w:r>
+      <w:r>
+        <w:rPr>
+          <w:rFonts w:ascii="Consolas" w:eastAsia="Times New Roman" w:hAnsi="Consolas" w:cs="Times New Roman"/>
+          <w:color w:val="4EC9B0"/>
+          <w:sz w:val="21"/>
+          <w:szCs w:val="21"/>
+          <w:lang w:eastAsia="en-IN"/>
+        </w:rPr>
+        <w:t>CharField</w:t>
+      </w:r>
+      <w:proofErr w:type="spellEnd"/>
+      <w:r>
+        <w:rPr>
+          <w:rFonts w:ascii="Consolas" w:eastAsia="Times New Roman" w:hAnsi="Consolas" w:cs="Times New Roman"/>
+          <w:color w:val="CCCCCC"/>
+          <w:sz w:val="21"/>
+          <w:szCs w:val="21"/>
+          <w:lang w:eastAsia="en-IN"/>
+        </w:rPr>
+        <w:t>(</w:t>
+      </w:r>
+      <w:proofErr w:type="spellStart"/>
+      <w:r>
+        <w:rPr>
+          <w:rFonts w:ascii="Consolas" w:eastAsia="Times New Roman" w:hAnsi="Consolas" w:cs="Times New Roman"/>
+          <w:color w:val="9CDCFE"/>
+          <w:sz w:val="21"/>
+          <w:szCs w:val="21"/>
+          <w:lang w:eastAsia="en-IN"/>
+        </w:rPr>
+        <w:t>max_length</w:t>
+      </w:r>
+      <w:proofErr w:type="spellEnd"/>
+      <w:r>
+        <w:rPr>
+          <w:rFonts w:ascii="Consolas" w:eastAsia="Times New Roman" w:hAnsi="Consolas" w:cs="Times New Roman"/>
+          <w:color w:val="D4D4D4"/>
+          <w:sz w:val="21"/>
+          <w:szCs w:val="21"/>
+          <w:lang w:eastAsia="en-IN"/>
+        </w:rPr>
+        <w:t>=</w:t>
+      </w:r>
+      <w:r>
+        <w:rPr>
+          <w:rFonts w:ascii="Consolas" w:eastAsia="Times New Roman" w:hAnsi="Consolas" w:cs="Times New Roman"/>
+          <w:color w:val="B5CEA8"/>
+          <w:sz w:val="21"/>
+          <w:szCs w:val="21"/>
+          <w:lang w:eastAsia="en-IN"/>
+        </w:rPr>
+        <w:t>250</w:t>
+      </w:r>
+      <w:r>
+        <w:rPr>
+          <w:rFonts w:ascii="Consolas" w:eastAsia="Times New Roman" w:hAnsi="Consolas" w:cs="Times New Roman"/>
+          <w:color w:val="CCCCCC"/>
+          <w:sz w:val="21"/>
+          <w:szCs w:val="21"/>
+          <w:lang w:eastAsia="en-IN"/>
+        </w:rPr>
+        <w:t>)</w:t>
+      </w:r>
+    </w:p>
+    <w:p>
+      <w:pPr>
+        <w:shd w:val="clear" w:color="auto" w:fill="1F1F1F"/>
+        <w:spacing w:after="0" w:line="285" w:lineRule="atLeast"/>
+        <w:rPr>
+          <w:rFonts w:ascii="Consolas" w:eastAsia="Times New Roman" w:hAnsi="Consolas" w:cs="Times New Roman"/>
+          <w:color w:val="CCCCCC"/>
+          <w:sz w:val="21"/>
+          <w:szCs w:val="21"/>
+          <w:lang w:eastAsia="en-IN"/>
+        </w:rPr>
+      </w:pPr>
+      <w:r>
+        <w:rPr>
+          <w:rFonts w:ascii="Consolas" w:eastAsia="Times New Roman" w:hAnsi="Consolas" w:cs="Times New Roman"/>
+          <w:color w:val="CCCCCC"/>
+          <w:sz w:val="21"/>
+          <w:szCs w:val="21"/>
+          <w:lang w:eastAsia="en-IN"/>
+        </w:rPr>
+        <w:t xml:space="preserve">    </w:t>
+      </w:r>
+      <w:proofErr w:type="gramStart"/>
+      <w:r>
+        <w:rPr>
+          <w:rFonts w:ascii="Consolas" w:eastAsia="Times New Roman" w:hAnsi="Consolas" w:cs="Times New Roman"/>
+          <w:color w:val="9CDCFE"/>
+          <w:sz w:val="21"/>
+          <w:szCs w:val="21"/>
+          <w:lang w:eastAsia="en-IN"/>
+        </w:rPr>
+        <w:t>year</w:t>
+      </w:r>
+      <w:proofErr w:type="gramEnd"/>
+      <w:r>
+        <w:rPr>
+          <w:rFonts w:ascii="Consolas" w:eastAsia="Times New Roman" w:hAnsi="Consolas" w:cs="Times New Roman"/>
+          <w:color w:val="CCCCCC"/>
+          <w:sz w:val="21"/>
+          <w:szCs w:val="21"/>
+          <w:lang w:eastAsia="en-IN"/>
+        </w:rPr>
+        <w:t xml:space="preserve"> </w:t>
+      </w:r>
+      <w:r>
+        <w:rPr>
+          <w:rFonts w:ascii="Consolas" w:eastAsia="Times New Roman" w:hAnsi="Consolas" w:cs="Times New Roman"/>
+          <w:color w:val="D4D4D4"/>
+          <w:sz w:val="21"/>
+          <w:szCs w:val="21"/>
+          <w:lang w:eastAsia="en-IN"/>
+        </w:rPr>
+        <w:t>=</w:t>
+      </w:r>
+      <w:r>
+        <w:rPr>
+          <w:rFonts w:ascii="Consolas" w:eastAsia="Times New Roman" w:hAnsi="Consolas" w:cs="Times New Roman"/>
+          <w:color w:val="CCCCCC"/>
+          <w:sz w:val="21"/>
+          <w:szCs w:val="21"/>
+          <w:lang w:eastAsia="en-IN"/>
+        </w:rPr>
+        <w:t xml:space="preserve"> </w:t>
+      </w:r>
+      <w:proofErr w:type="spellStart"/>
+      <w:r>
+        <w:rPr>
+          <w:rFonts w:ascii="Consolas" w:eastAsia="Times New Roman" w:hAnsi="Consolas" w:cs="Times New Roman"/>
+          <w:color w:val="4EC9B0"/>
+          <w:sz w:val="21"/>
+          <w:szCs w:val="21"/>
+          <w:lang w:eastAsia="en-IN"/>
+        </w:rPr>
+        <w:t>models</w:t>
+      </w:r>
+      <w:r>
+        <w:rPr>
+          <w:rFonts w:ascii="Consolas" w:eastAsia="Times New Roman" w:hAnsi="Consolas" w:cs="Times New Roman"/>
+          <w:color w:val="CCCCCC"/>
+          <w:sz w:val="21"/>
+          <w:szCs w:val="21"/>
+          <w:lang w:eastAsia="en-IN"/>
+        </w:rPr>
+        <w:t>.</w:t>
+      </w:r>
+      <w:r>
+        <w:rPr>
+          <w:rFonts w:ascii="Consolas" w:eastAsia="Times New Roman" w:hAnsi="Consolas" w:cs="Times New Roman"/>
+          <w:color w:val="4EC9B0"/>
+          <w:sz w:val="21"/>
+          <w:szCs w:val="21"/>
+          <w:lang w:eastAsia="en-IN"/>
+        </w:rPr>
+        <w:t>IntegerField</w:t>
+      </w:r>
+      <w:proofErr w:type="spellEnd"/>
+      <w:r>
+        <w:rPr>
+          <w:rFonts w:ascii="Consolas" w:eastAsia="Times New Roman" w:hAnsi="Consolas" w:cs="Times New Roman"/>
+          <w:color w:val="CCCCCC"/>
+          <w:sz w:val="21"/>
+          <w:szCs w:val="21"/>
+          <w:lang w:eastAsia="en-IN"/>
+        </w:rPr>
+        <w:t>(</w:t>
+      </w:r>
+      <w:r>
+        <w:rPr>
+          <w:rFonts w:ascii="Consolas" w:eastAsia="Times New Roman" w:hAnsi="Consolas" w:cs="Times New Roman"/>
+          <w:color w:val="9CDCFE"/>
+          <w:sz w:val="21"/>
+          <w:szCs w:val="21"/>
+          <w:lang w:eastAsia="en-IN"/>
+        </w:rPr>
+        <w:t>null</w:t>
+      </w:r>
+      <w:r>
+        <w:rPr>
+          <w:rFonts w:ascii="Consolas" w:eastAsia="Times New Roman" w:hAnsi="Consolas" w:cs="Times New Roman"/>
+          <w:color w:val="D4D4D4"/>
+          <w:sz w:val="21"/>
+          <w:szCs w:val="21"/>
+          <w:lang w:eastAsia="en-IN"/>
+        </w:rPr>
+        <w:t>=</w:t>
+      </w:r>
+      <w:r>
+        <w:rPr>
+          <w:rFonts w:ascii="Consolas" w:eastAsia="Times New Roman" w:hAnsi="Consolas" w:cs="Times New Roman"/>
+          <w:color w:val="569CD6"/>
+          <w:sz w:val="21"/>
+          <w:szCs w:val="21"/>
+          <w:lang w:eastAsia="en-IN"/>
+        </w:rPr>
+        <w:t>True</w:t>
+      </w:r>
+      <w:r>
+        <w:rPr>
+          <w:rFonts w:ascii="Consolas" w:eastAsia="Times New Roman" w:hAnsi="Consolas" w:cs="Times New Roman"/>
+          <w:color w:val="CCCCCC"/>
+          <w:sz w:val="21"/>
+          <w:szCs w:val="21"/>
+          <w:lang w:eastAsia="en-IN"/>
+        </w:rPr>
+        <w:t>)</w:t>
+      </w:r>
+    </w:p>
+    <w:p>
+      <w:pPr>
+        <w:shd w:val="clear" w:color="auto" w:fill="1F1F1F"/>
+        <w:spacing w:after="0" w:line="285" w:lineRule="atLeast"/>
+        <w:rPr>
+          <w:rFonts w:ascii="Consolas" w:eastAsia="Times New Roman" w:hAnsi="Consolas" w:cs="Times New Roman"/>
+          <w:color w:val="CCCCCC"/>
+          <w:sz w:val="21"/>
+          <w:szCs w:val="21"/>
+          <w:lang w:eastAsia="en-IN"/>
+        </w:rPr>
+      </w:pPr>
+      <w:r>
+        <w:rPr>
+          <w:rFonts w:ascii="Consolas" w:eastAsia="Times New Roman" w:hAnsi="Consolas" w:cs="Times New Roman"/>
+          <w:color w:val="CCCCCC"/>
+          <w:sz w:val="21"/>
+          <w:szCs w:val="21"/>
+          <w:lang w:eastAsia="en-IN"/>
+        </w:rPr>
+        <w:t xml:space="preserve">    </w:t>
+      </w:r>
+      <w:proofErr w:type="gramStart"/>
+      <w:r>
+        <w:rPr>
+          <w:rFonts w:ascii="Consolas" w:eastAsia="Times New Roman" w:hAnsi="Consolas" w:cs="Times New Roman"/>
+          <w:color w:val="9CDCFE"/>
+          <w:sz w:val="21"/>
+          <w:szCs w:val="21"/>
+          <w:lang w:eastAsia="en-IN"/>
+        </w:rPr>
+        <w:t>description</w:t>
+      </w:r>
+      <w:proofErr w:type="gramEnd"/>
+      <w:r>
+        <w:rPr>
+          <w:rFonts w:ascii="Consolas" w:eastAsia="Times New Roman" w:hAnsi="Consolas" w:cs="Times New Roman"/>
+          <w:color w:val="CCCCCC"/>
+          <w:sz w:val="21"/>
+          <w:szCs w:val="21"/>
+          <w:lang w:eastAsia="en-IN"/>
+        </w:rPr>
+        <w:t xml:space="preserve"> </w:t>
+      </w:r>
+      <w:r>
+        <w:rPr>
+          <w:rFonts w:ascii="Consolas" w:eastAsia="Times New Roman" w:hAnsi="Consolas" w:cs="Times New Roman"/>
+          <w:color w:val="D4D4D4"/>
+          <w:sz w:val="21"/>
+          <w:szCs w:val="21"/>
+          <w:lang w:eastAsia="en-IN"/>
+        </w:rPr>
+        <w:t>=</w:t>
+      </w:r>
+      <w:r>
+        <w:rPr>
+          <w:rFonts w:ascii="Consolas" w:eastAsia="Times New Roman" w:hAnsi="Consolas" w:cs="Times New Roman"/>
+          <w:color w:val="CCCCCC"/>
+          <w:sz w:val="21"/>
+          <w:szCs w:val="21"/>
+          <w:lang w:eastAsia="en-IN"/>
+        </w:rPr>
+        <w:t xml:space="preserve"> </w:t>
+      </w:r>
+      <w:proofErr w:type="spellStart"/>
+      <w:r>
+        <w:rPr>
+          <w:rFonts w:ascii="Consolas" w:eastAsia="Times New Roman" w:hAnsi="Consolas" w:cs="Times New Roman"/>
+          <w:color w:val="4EC9B0"/>
+          <w:sz w:val="21"/>
+          <w:szCs w:val="21"/>
+          <w:lang w:eastAsia="en-IN"/>
+        </w:rPr>
+        <w:t>models</w:t>
+      </w:r>
+      <w:r>
+        <w:rPr>
+          <w:rFonts w:ascii="Consolas" w:eastAsia="Times New Roman" w:hAnsi="Consolas" w:cs="Times New Roman"/>
+          <w:color w:val="CCCCCC"/>
+          <w:sz w:val="21"/>
+          <w:szCs w:val="21"/>
+          <w:lang w:eastAsia="en-IN"/>
+        </w:rPr>
+        <w:t>.</w:t>
+      </w:r>
+      <w:r>
+        <w:rPr>
+          <w:rFonts w:ascii="Consolas" w:eastAsia="Times New Roman" w:hAnsi="Consolas" w:cs="Times New Roman"/>
+          <w:color w:val="4EC9B0"/>
+          <w:sz w:val="21"/>
+          <w:szCs w:val="21"/>
+          <w:lang w:eastAsia="en-IN"/>
+        </w:rPr>
+        <w:t>TextField</w:t>
+      </w:r>
+      <w:proofErr w:type="spellEnd"/>
+      <w:r>
+        <w:rPr>
+          <w:rFonts w:ascii="Consolas" w:eastAsia="Times New Roman" w:hAnsi="Consolas" w:cs="Times New Roman"/>
+          <w:color w:val="CCCCCC"/>
+          <w:sz w:val="21"/>
+          <w:szCs w:val="21"/>
+          <w:lang w:eastAsia="en-IN"/>
+        </w:rPr>
+        <w:t>()</w:t>
+      </w:r>
+    </w:p>
+    <w:p>
+      <w:pPr>
+        <w:rPr>
+          <w:sz w:val="24"/>
+          <w:szCs w:val="24"/>
+        </w:rPr>
+      </w:pPr>
+    </w:p>
+    <w:p>
+      <w:pPr>
+        <w:rPr>
+          <w:sz w:val="24"/>
+          <w:szCs w:val="24"/>
+        </w:rPr>
+      </w:pPr>
+      <w:r>
+        <w:rPr>
+          <w:sz w:val="24"/>
+          <w:szCs w:val="24"/>
+        </w:rPr>
+        <w:t xml:space="preserve">Models datatype specifying </w:t>
+      </w:r>
+      <w:proofErr w:type="gramStart"/>
+      <w:r>
+        <w:rPr>
+          <w:sz w:val="24"/>
+          <w:szCs w:val="24"/>
+        </w:rPr>
+        <w:t>classes :</w:t>
+      </w:r>
+      <w:proofErr w:type="gramEnd"/>
+    </w:p>
+    <w:p>
+      <w:pPr>
+        <w:rPr>
+          <w:sz w:val="24"/>
+          <w:szCs w:val="24"/>
+        </w:rPr>
+      </w:pPr>
+      <w:r>
+        <w:rPr>
+          <w:sz w:val="24"/>
+          <w:szCs w:val="24"/>
+        </w:rPr>
+        <w:lastRenderedPageBreak/>
+        <w:drawing>
+          <wp:inline distT="0" distB="0" distL="0" distR="0" wp14:anchorId="03115126" wp14:editId="60453AFD">
+            <wp:extent cx="5307369" cy="2972386"/>
+            <wp:effectExtent l="0" t="0" r="7620" b="0"/>
+            <wp:docPr id="10" name="Picture 10"/>
+            <wp:cNvGraphicFramePr>
+              <a:graphicFrameLocks xmlns:a="http://schemas.openxmlformats.org/drawingml/2006/main" noChangeAspect="1"/>
+            </wp:cNvGraphicFramePr>
+            <a:graphic xmlns:a="http://schemas.openxmlformats.org/drawingml/2006/main">
+              <a:graphicData uri="http://schemas.openxmlformats.org/drawingml/2006/picture">
+                <pic:pic xmlns:pic="http://schemas.openxmlformats.org/drawingml/2006/picture">
+                  <pic:nvPicPr>
+                    <pic:cNvPr id="1" name=""/>
+                    <pic:cNvPicPr/>
+                  </pic:nvPicPr>
+                  <pic:blipFill>
+                    <a:blip r:embed="rId14"/>
+                    <a:stretch>
+                      <a:fillRect/>
+                    </a:stretch>
+                  </pic:blipFill>
+                  <pic:spPr>
+                    <a:xfrm>
+                      <a:off x="0" y="0"/>
+                      <a:ext cx="5356390" cy="2999840"/>
+                    </a:xfrm>
+                    <a:prstGeom prst="rect">
+                      <a:avLst/>
+                    </a:prstGeom>
+                  </pic:spPr>
+                </pic:pic>
+              </a:graphicData>
+            </a:graphic>
+          </wp:inline>
+        </w:drawing>
+      </w:r>
+    </w:p>
+    <w:p>
+      <w:pPr>
+        <w:rPr>
+          <w:sz w:val="24"/>
+          <w:szCs w:val="24"/>
+        </w:rPr>
+      </w:pPr>
+    </w:p>
+    <w:p>
+      <w:pPr>
+        <w:rPr>
+          <w:sz w:val="24"/>
+          <w:szCs w:val="24"/>
+        </w:rPr>
+      </w:pPr>
+    </w:p>
+    <w:p>
+      <w:pPr>
+        <w:rPr>
+          <w:b/>
+          <w:sz w:val="24"/>
+          <w:szCs w:val="24"/>
+        </w:rPr>
+      </w:pPr>
+      <w:proofErr w:type="spellStart"/>
+      <w:proofErr w:type="gramStart"/>
+      <w:r>
+        <w:rPr>
+          <w:b/>
+          <w:sz w:val="24"/>
+          <w:szCs w:val="24"/>
+        </w:rPr>
+        <w:t>makem</w:t>
+      </w:r>
+      <w:r>
+        <w:rPr>
+          <w:b/>
+          <w:sz w:val="24"/>
+          <w:szCs w:val="24"/>
+        </w:rPr>
+        <w:t>igrate</w:t>
+      </w:r>
+      <w:proofErr w:type="spellEnd"/>
+      <w:proofErr w:type="gramEnd"/>
+      <w:r>
+        <w:rPr>
+          <w:b/>
+          <w:sz w:val="24"/>
+          <w:szCs w:val="24"/>
+        </w:rPr>
+        <w:t xml:space="preserve"> model :</w:t>
+      </w:r>
+    </w:p>
+    <w:p>
+      <w:pPr>
+        <w:rPr>
+          <w:sz w:val="24"/>
+          <w:szCs w:val="24"/>
+        </w:rPr>
+      </w:pPr>
+      <w:r>
+        <w:rPr>
+          <w:sz w:val="24"/>
+          <w:szCs w:val="24"/>
+        </w:rPr>
+        <w:t xml:space="preserve">$ </w:t>
+      </w:r>
+      <w:proofErr w:type="gramStart"/>
+      <w:r>
+        <w:rPr>
+          <w:sz w:val="24"/>
+          <w:szCs w:val="24"/>
+        </w:rPr>
+        <w:t>python</w:t>
+      </w:r>
+      <w:proofErr w:type="gramEnd"/>
+      <w:r>
+        <w:rPr>
+          <w:sz w:val="24"/>
+          <w:szCs w:val="24"/>
+        </w:rPr>
+        <w:t xml:space="preserve"> manage.py </w:t>
+      </w:r>
+      <w:proofErr w:type="spellStart"/>
+      <w:r>
+        <w:rPr>
+          <w:sz w:val="24"/>
+          <w:szCs w:val="24"/>
+        </w:rPr>
+        <w:t>makemigrations</w:t>
+      </w:r>
+      <w:proofErr w:type="spellEnd"/>
+      <w:r>
+        <w:rPr>
+          <w:sz w:val="24"/>
+          <w:szCs w:val="24"/>
+        </w:rPr>
+        <w:t xml:space="preserve">  </w:t>
+      </w:r>
+    </w:p>
+    <w:p>
+      <w:pPr>
+        <w:rPr>
+          <w:b/>
+          <w:sz w:val="24"/>
+          <w:szCs w:val="24"/>
+        </w:rPr>
+      </w:pPr>
+      <w:proofErr w:type="gramStart"/>
+      <w:r>
+        <w:rPr>
+          <w:b/>
+          <w:sz w:val="24"/>
+          <w:szCs w:val="24"/>
+        </w:rPr>
+        <w:t>Output :</w:t>
+      </w:r>
+      <w:proofErr w:type="gramEnd"/>
+    </w:p>
+    <w:p>
+      <w:pPr>
+        <w:rPr>
+          <w:sz w:val="24"/>
+          <w:szCs w:val="24"/>
+        </w:rPr>
+      </w:pPr>
+      <w:r>
+        <w:rPr>
+          <w:sz w:val="24"/>
+          <w:szCs w:val="24"/>
+        </w:rPr>
+        <w:t>Migrations for 'app':</w:t>
+      </w:r>
+    </w:p>
+    <w:p>
+      <w:pPr>
+        <w:rPr>
+          <w:sz w:val="24"/>
+          <w:szCs w:val="24"/>
+        </w:rPr>
+      </w:pPr>
+      <w:r>
+        <w:rPr>
+          <w:sz w:val="24"/>
+          <w:szCs w:val="24"/>
+        </w:rPr>
+        <w:t xml:space="preserve">  app\migrations\0001_initial.py</w:t>
+      </w:r>
+    </w:p>
+    <w:p>
+      <w:pPr>
+        <w:rPr>
+          <w:sz w:val="24"/>
+          <w:szCs w:val="24"/>
+        </w:rPr>
+      </w:pPr>
+      <w:r>
+        <w:rPr>
+          <w:sz w:val="24"/>
+          <w:szCs w:val="24"/>
+        </w:rPr>
+        <w:t xml:space="preserve">    + Create model </w:t>
+      </w:r>
+      <w:proofErr w:type="spellStart"/>
+      <w:r>
+        <w:rPr>
+          <w:sz w:val="24"/>
+          <w:szCs w:val="24"/>
+        </w:rPr>
+        <w:t>MovieInfo</w:t>
+      </w:r>
+      <w:proofErr w:type="spellEnd"/>
+    </w:p>
+    <w:p>
+      <w:pPr>
+        <w:rPr>
+          <w:sz w:val="24"/>
+          <w:szCs w:val="24"/>
+        </w:rPr>
+      </w:pPr>
+    </w:p>
+    <w:p>
+      <w:pPr>
+        <w:rPr>
+          <w:b/>
+          <w:sz w:val="24"/>
+          <w:szCs w:val="24"/>
+        </w:rPr>
+      </w:pPr>
+      <w:proofErr w:type="gramStart"/>
+      <w:r>
+        <w:rPr>
+          <w:b/>
+          <w:sz w:val="24"/>
+          <w:szCs w:val="24"/>
+        </w:rPr>
+        <w:t>migrate :</w:t>
+      </w:r>
+      <w:proofErr w:type="gramEnd"/>
+    </w:p>
+    <w:p>
+      <w:pPr>
+        <w:rPr>
+          <w:sz w:val="24"/>
+          <w:szCs w:val="24"/>
+        </w:rPr>
+      </w:pPr>
+      <w:proofErr w:type="gramStart"/>
+      <w:r>
+        <w:rPr>
+          <w:sz w:val="24"/>
+          <w:szCs w:val="24"/>
+        </w:rPr>
+        <w:t>python</w:t>
+      </w:r>
+      <w:proofErr w:type="gramEnd"/>
+      <w:r>
+        <w:rPr>
+          <w:sz w:val="24"/>
+          <w:szCs w:val="24"/>
+        </w:rPr>
+        <w:t xml:space="preserve"> manage.py migrate</w:t>
+      </w:r>
+    </w:p>
+    <w:p>
+      <w:pPr>
+        <w:rPr>
+          <w:sz w:val="24"/>
+          <w:szCs w:val="24"/>
+        </w:rPr>
+      </w:pPr>
+    </w:p>
+    <w:p>
+      <w:pPr>
+        <w:rPr>
+          <w:b/>
+          <w:sz w:val="24"/>
+          <w:szCs w:val="24"/>
+        </w:rPr>
+      </w:pPr>
+      <w:r>
+        <w:rPr>
+          <w:b/>
+          <w:color w:val="FF0000"/>
+          <w:sz w:val="24"/>
+          <w:szCs w:val="24"/>
+        </w:rPr>
+        <w:t>&gt;&gt;</w:t>
+      </w:r>
+      <w:r>
+        <w:rPr>
+          <w:b/>
+          <w:color w:val="FF0000"/>
+          <w:sz w:val="24"/>
+          <w:szCs w:val="24"/>
+        </w:rPr>
+        <w:t xml:space="preserve"> </w:t>
+      </w:r>
+      <w:r>
+        <w:rPr>
+          <w:sz w:val="24"/>
+          <w:szCs w:val="24"/>
+        </w:rPr>
+        <w:t xml:space="preserve">after making changes to models.py then run </w:t>
+      </w:r>
+      <w:proofErr w:type="spellStart"/>
+      <w:r>
+        <w:rPr>
+          <w:sz w:val="24"/>
+          <w:szCs w:val="24"/>
+        </w:rPr>
+        <w:t>commads</w:t>
+      </w:r>
+      <w:proofErr w:type="spellEnd"/>
+      <w:r>
+        <w:rPr>
+          <w:sz w:val="24"/>
+          <w:szCs w:val="24"/>
+        </w:rPr>
+        <w:t xml:space="preserve"> to apply them to db</w:t>
+      </w:r>
       <w:bookmarkStart w:id="0" w:name="_GoBack"/>
       <w:bookmarkEnd w:id="0"/>
     </w:p>
@@ -3326,7 +6424,21 @@
           <w:sz w:val="24"/>
           <w:szCs w:val="24"/>
         </w:rPr>
-        <w:t xml:space="preserve"> : v = Part 05 - Managing Static Files in Django</w:t>
+        <w:t xml:space="preserve"> : v = Part 06</w:t>
+      </w:r>
+      <w:r>
+        <w:rPr>
+          <w:sz w:val="24"/>
+          <w:szCs w:val="24"/>
+        </w:rPr>
+        <w:t xml:space="preserve"> - </w:t>
+      </w:r>
+      <w:r>
+        <w:rPr>
+          <w:sz w:val="24"/>
+          <w:szCs w:val="24"/>
+        </w:rPr>
+        <w:t>ORM</w:t>
       </w:r>
     </w:p>
     <w:p>
@@ -3368,6 +6480,7 @@
           <w:sz w:val="56"/>
           <w:szCs w:val="56"/>
         </w:rPr>
+        <w:lastRenderedPageBreak/>
         <w:t>V == part 3</w:t>
       </w:r>
       <w:r>
@@ -3681,9 +6794,9 @@
 <file path=word/numbering.xml><?xml version="1.0" encoding="utf-8"?>
 <w:numbering xmlns:wpc="http://schemas.microsoft.com/office/word/2010/wordprocessingCanvas" xmlns:cx="http://schemas.microsoft.com/office/drawing/2014/chartex" xmlns:cx1="http://schemas.microsoft.com/office/drawing/2015/9/8/chartex" xmlns:mc="http://schemas.openxmlformats.org/markup-compatibility/2006" xmlns:o="urn:schemas-microsoft-com:office:office" xmlns:r="http://schemas.openxmlformats.org/officeDocument/2006/relationships" xmlns:m="http://schemas.openxmlformats.org/officeDocument/2006/math" xmlns:v="urn:schemas-microsoft-com:vml" xmlns:wp14="http://schemas.microsoft.com/office/word/2010/wordprocessingDrawing" xmlns:wp="http://schemas.openxmlformats.org/drawingml/2006/wordprocessingDrawing" xmlns:w10="urn:schemas-microsoft-com:office:word" xmlns:w="http://schemas.openxmlformats.org/wordprocessingml/2006/main" xmlns:w14="http://schemas.microsoft.com/office/word/2010/wordml" xmlns:w15="http://schemas.microsoft.com/office/word/2012/wordml" xmlns:w16se="http://schemas.microsoft.com/office/word/2015/wordml/symex" xmlns:wpg="http://schemas.microsoft.com/office/word/2010/wordprocessingGroup" xmlns:wpi="http://schemas.microsoft.com/office/word/2010/wordprocessingInk" xmlns:wne="http://schemas.microsoft.com/office/word/2006/wordml" xmlns:wps="http://schemas.microsoft.com/office/word/2010/wordprocessingShape" mc:Ignorable="w14 w15 w16se wp14">
   <w:abstractNum w:abstractNumId="0" w15:restartNumberingAfterBreak="0">
-    <w:nsid w:val="074343D0"/>
+    <w:nsid w:val="042F24AD"/>
     <w:multiLevelType w:val="hybridMultilevel"/>
-    <w:tmpl w:val="2F40F234"/>
+    <w:tmpl w:val="5360215A"/>
     <w:lvl w:ilvl="0" w:tplc="7DA0E900">
       <w:start w:val="1"/>
       <w:numFmt w:val="decimal"/>
@@ -3773,99 +6886,9 @@
     </w:lvl>
   </w:abstractNum>
   <w:abstractNum w:abstractNumId="1" w15:restartNumberingAfterBreak="0">
-    <w:nsid w:val="1E9D1711"/>
+    <w:nsid w:val="074343D0"/>
     <w:multiLevelType w:val="hybridMultilevel"/>
-    <w:tmpl w:val="43F20DC0"/>
-    <w:lvl w:ilvl="0" w:tplc="D1820DFE">
-      <w:start w:val="1"/>
-      <w:numFmt w:val="decimal"/>
-      <w:lvlText w:val="%1."/>
-      <w:lvlJc w:val="left"/>
-      <w:pPr>
-        <w:ind w:left="720" w:hanging="360"/>
-      </w:pPr>
-      <w:rPr>
-        <w:rFonts w:hint="default"/>
-        <w:b/>
-      </w:rPr>
-    </w:lvl>
-    <w:lvl w:ilvl="1" w:tplc="40090019" w:tentative="1">
-      <w:start w:val="1"/>
-      <w:numFmt w:val="lowerLetter"/>
-      <w:lvlText w:val="%2."/>
-      <w:lvlJc w:val="left"/>
-      <w:pPr>
-        <w:ind w:left="1440" w:hanging="360"/>
-      </w:pPr>
-    </w:lvl>
-    <w:lvl w:ilvl="2" w:tplc="4009001B" w:tentative="1">
-      <w:start w:val="1"/>
-      <w:numFmt w:val="lowerRoman"/>
-      <w:lvlText w:val="%3."/>
-      <w:lvlJc w:val="right"/>
-      <w:pPr>
-        <w:ind w:left="2160" w:hanging="180"/>
-      </w:pPr>
-    </w:lvl>
-    <w:lvl w:ilvl="3" w:tplc="4009000F" w:tentative="1">
-      <w:start w:val="1"/>
-      <w:numFmt w:val="decimal"/>
-      <w:lvlText w:val="%4."/>
-      <w:lvlJc w:val="left"/>
-      <w:pPr>
-        <w:ind w:left="2880" w:hanging="360"/>
-      </w:pPr>
-    </w:lvl>
-    <w:lvl w:ilvl="4" w:tplc="40090019" w:tentative="1">
-      <w:start w:val="1"/>
-      <w:numFmt w:val="lowerLetter"/>
-      <w:lvlText w:val="%5."/>
-      <w:lvlJc w:val="left"/>
-      <w:pPr>
-        <w:ind w:left="3600" w:hanging="360"/>
-      </w:pPr>
-    </w:lvl>
-    <w:lvl w:ilvl="5" w:tplc="4009001B" w:tentative="1">
-      <w:start w:val="1"/>
-      <w:numFmt w:val="lowerRoman"/>
-      <w:lvlText w:val="%6."/>
-      <w:lvlJc w:val="right"/>
-      <w:pPr>
-        <w:ind w:left="4320" w:hanging="180"/>
-      </w:pPr>
-    </w:lvl>
-    <w:lvl w:ilvl="6" w:tplc="4009000F" w:tentative="1">
-      <w:start w:val="1"/>
-      <w:numFmt w:val="decimal"/>
-      <w:lvlText w:val="%7."/>
-      <w:lvlJc w:val="left"/>
-      <w:pPr>
-        <w:ind w:left="5040" w:hanging="360"/>
-      </w:pPr>
-    </w:lvl>
-    <w:lvl w:ilvl="7" w:tplc="40090019" w:tentative="1">
-      <w:start w:val="1"/>
-      <w:numFmt w:val="lowerLetter"/>
-      <w:lvlText w:val="%8."/>
-      <w:lvlJc w:val="left"/>
-      <w:pPr>
-        <w:ind w:left="5760" w:hanging="360"/>
-      </w:pPr>
-    </w:lvl>
-    <w:lvl w:ilvl="8" w:tplc="4009001B" w:tentative="1">
-      <w:start w:val="1"/>
-      <w:numFmt w:val="lowerRoman"/>
-      <w:lvlText w:val="%9."/>
-      <w:lvlJc w:val="right"/>
-      <w:pPr>
-        <w:ind w:left="6480" w:hanging="180"/>
-      </w:pPr>
-    </w:lvl>
-  </w:abstractNum>
-  <w:abstractNum w:abstractNumId="2" w15:restartNumberingAfterBreak="0">
-    <w:nsid w:val="27BF7404"/>
-    <w:multiLevelType w:val="hybridMultilevel"/>
-    <w:tmpl w:val="5360215A"/>
+    <w:tmpl w:val="2F40F234"/>
     <w:lvl w:ilvl="0" w:tplc="7DA0E900">
       <w:start w:val="1"/>
       <w:numFmt w:val="decimal"/>
@@ -3954,17 +6977,110 @@
       </w:pPr>
     </w:lvl>
   </w:abstractNum>
-  <w:abstractNum w:abstractNumId="3" w15:restartNumberingAfterBreak="0">
-    <w:nsid w:val="43FB43E4"/>
+  <w:abstractNum w:abstractNumId="2" w15:restartNumberingAfterBreak="0">
+    <w:nsid w:val="1E9D1711"/>
     <w:multiLevelType w:val="hybridMultilevel"/>
-    <w:tmpl w:val="2F40F234"/>
-    <w:lvl w:ilvl="0" w:tplc="7DA0E900">
+    <w:tmpl w:val="43F20DC0"/>
+    <w:lvl w:ilvl="0" w:tplc="D1820DFE">
       <w:start w:val="1"/>
       <w:numFmt w:val="decimal"/>
       <w:lvlText w:val="%1."/>
       <w:lvlJc w:val="left"/>
       <w:pPr>
         <w:ind w:left="720" w:hanging="360"/>
+      </w:pPr>
+      <w:rPr>
+        <w:rFonts w:hint="default"/>
+        <w:b/>
+      </w:rPr>
+    </w:lvl>
+    <w:lvl w:ilvl="1" w:tplc="40090019" w:tentative="1">
+      <w:start w:val="1"/>
+      <w:numFmt w:val="lowerLetter"/>
+      <w:lvlText w:val="%2."/>
+      <w:lvlJc w:val="left"/>
+      <w:pPr>
+        <w:ind w:left="1440" w:hanging="360"/>
+      </w:pPr>
+    </w:lvl>
+    <w:lvl w:ilvl="2" w:tplc="4009001B" w:tentative="1">
+      <w:start w:val="1"/>
+      <w:numFmt w:val="lowerRoman"/>
+      <w:lvlText w:val="%3."/>
+      <w:lvlJc w:val="right"/>
+      <w:pPr>
+        <w:ind w:left="2160" w:hanging="180"/>
+      </w:pPr>
+    </w:lvl>
+    <w:lvl w:ilvl="3" w:tplc="4009000F" w:tentative="1">
+      <w:start w:val="1"/>
+      <w:numFmt w:val="decimal"/>
+      <w:lvlText w:val="%4."/>
+      <w:lvlJc w:val="left"/>
+      <w:pPr>
+        <w:ind w:left="2880" w:hanging="360"/>
+      </w:pPr>
+    </w:lvl>
+    <w:lvl w:ilvl="4" w:tplc="40090019" w:tentative="1">
+      <w:start w:val="1"/>
+      <w:numFmt w:val="lowerLetter"/>
+      <w:lvlText w:val="%5."/>
+      <w:lvlJc w:val="left"/>
+      <w:pPr>
+        <w:ind w:left="3600" w:hanging="360"/>
+      </w:pPr>
+    </w:lvl>
+    <w:lvl w:ilvl="5" w:tplc="4009001B" w:tentative="1">
+      <w:start w:val="1"/>
+      <w:numFmt w:val="lowerRoman"/>
+      <w:lvlText w:val="%6."/>
+      <w:lvlJc w:val="right"/>
+      <w:pPr>
+        <w:ind w:left="4320" w:hanging="180"/>
+      </w:pPr>
+    </w:lvl>
+    <w:lvl w:ilvl="6" w:tplc="4009000F" w:tentative="1">
+      <w:start w:val="1"/>
+      <w:numFmt w:val="decimal"/>
+      <w:lvlText w:val="%7."/>
+      <w:lvlJc w:val="left"/>
+      <w:pPr>
+        <w:ind w:left="5040" w:hanging="360"/>
+      </w:pPr>
+    </w:lvl>
+    <w:lvl w:ilvl="7" w:tplc="40090019" w:tentative="1">
+      <w:start w:val="1"/>
+      <w:numFmt w:val="lowerLetter"/>
+      <w:lvlText w:val="%8."/>
+      <w:lvlJc w:val="left"/>
+      <w:pPr>
+        <w:ind w:left="5760" w:hanging="360"/>
+      </w:pPr>
+    </w:lvl>
+    <w:lvl w:ilvl="8" w:tplc="4009001B" w:tentative="1">
+      <w:start w:val="1"/>
+      <w:numFmt w:val="lowerRoman"/>
+      <w:lvlText w:val="%9."/>
+      <w:lvlJc w:val="right"/>
+      <w:pPr>
+        <w:ind w:left="6480" w:hanging="180"/>
+      </w:pPr>
+    </w:lvl>
+  </w:abstractNum>
+  <w:abstractNum w:abstractNumId="3" w15:restartNumberingAfterBreak="0">
+    <w:nsid w:val="27BF7404"/>
+    <w:multiLevelType w:val="hybridMultilevel"/>
+    <w:tmpl w:val="843088A8"/>
+    <w:lvl w:ilvl="0" w:tplc="7BCE298E">
+      <w:start w:val="1"/>
+      <w:numFmt w:val="decimal"/>
+      <w:lvlText w:val="%1."/>
+      <w:lvlJc w:val="left"/>
+      <w:pPr>
+        <w:tabs>
+          <w:tab w:val="num" w:pos="567"/>
+        </w:tabs>
+        <w:ind w:left="567" w:hanging="207"/>
       </w:pPr>
       <w:rPr>
         <w:rFonts w:hint="default"/>
@@ -4047,6 +7163,190 @@
     </w:lvl>
   </w:abstractNum>
   <w:abstractNum w:abstractNumId="4" w15:restartNumberingAfterBreak="0">
+    <w:nsid w:val="33370051"/>
+    <w:multiLevelType w:val="hybridMultilevel"/>
+    <w:tmpl w:val="5360215A"/>
+    <w:lvl w:ilvl="0" w:tplc="7DA0E900">
+      <w:start w:val="1"/>
+      <w:numFmt w:val="decimal"/>
+      <w:lvlText w:val="%1."/>
+      <w:lvlJc w:val="left"/>
+      <w:pPr>
+        <w:ind w:left="720" w:hanging="360"/>
+      </w:pPr>
+      <w:rPr>
+        <w:rFonts w:hint="default"/>
+        <w:b/>
+        <w:sz w:val="30"/>
+        <w:szCs w:val="30"/>
+      </w:rPr>
+    </w:lvl>
+    <w:lvl w:ilvl="1" w:tplc="40090019" w:tentative="1">
+      <w:start w:val="1"/>
+      <w:numFmt w:val="lowerLetter"/>
+      <w:lvlText w:val="%2."/>
+      <w:lvlJc w:val="left"/>
+      <w:pPr>
+        <w:ind w:left="1440" w:hanging="360"/>
+      </w:pPr>
+    </w:lvl>
+    <w:lvl w:ilvl="2" w:tplc="4009001B" w:tentative="1">
+      <w:start w:val="1"/>
+      <w:numFmt w:val="lowerRoman"/>
+      <w:lvlText w:val="%3."/>
+      <w:lvlJc w:val="right"/>
+      <w:pPr>
+        <w:ind w:left="2160" w:hanging="180"/>
+      </w:pPr>
+    </w:lvl>
+    <w:lvl w:ilvl="3" w:tplc="4009000F" w:tentative="1">
+      <w:start w:val="1"/>
+      <w:numFmt w:val="decimal"/>
+      <w:lvlText w:val="%4."/>
+      <w:lvlJc w:val="left"/>
+      <w:pPr>
+        <w:ind w:left="2880" w:hanging="360"/>
+      </w:pPr>
+    </w:lvl>
+    <w:lvl w:ilvl="4" w:tplc="40090019" w:tentative="1">
+      <w:start w:val="1"/>
+      <w:numFmt w:val="lowerLetter"/>
+      <w:lvlText w:val="%5."/>
+      <w:lvlJc w:val="left"/>
+      <w:pPr>
+        <w:ind w:left="3600" w:hanging="360"/>
+      </w:pPr>
+    </w:lvl>
+    <w:lvl w:ilvl="5" w:tplc="4009001B" w:tentative="1">
+      <w:start w:val="1"/>
+      <w:numFmt w:val="lowerRoman"/>
+      <w:lvlText w:val="%6."/>
+      <w:lvlJc w:val="right"/>
+      <w:pPr>
+        <w:ind w:left="4320" w:hanging="180"/>
+      </w:pPr>
+    </w:lvl>
+    <w:lvl w:ilvl="6" w:tplc="4009000F" w:tentative="1">
+      <w:start w:val="1"/>
+      <w:numFmt w:val="decimal"/>
+      <w:lvlText w:val="%7."/>
+      <w:lvlJc w:val="left"/>
+      <w:pPr>
+        <w:ind w:left="5040" w:hanging="360"/>
+      </w:pPr>
+    </w:lvl>
+    <w:lvl w:ilvl="7" w:tplc="40090019" w:tentative="1">
+      <w:start w:val="1"/>
+      <w:numFmt w:val="lowerLetter"/>
+      <w:lvlText w:val="%8."/>
+      <w:lvlJc w:val="left"/>
+      <w:pPr>
+        <w:ind w:left="5760" w:hanging="360"/>
+      </w:pPr>
+    </w:lvl>
+    <w:lvl w:ilvl="8" w:tplc="4009001B" w:tentative="1">
+      <w:start w:val="1"/>
+      <w:numFmt w:val="lowerRoman"/>
+      <w:lvlText w:val="%9."/>
+      <w:lvlJc w:val="right"/>
+      <w:pPr>
+        <w:ind w:left="6480" w:hanging="180"/>
+      </w:pPr>
+    </w:lvl>
+  </w:abstractNum>
+  <w:abstractNum w:abstractNumId="5" w15:restartNumberingAfterBreak="0">
+    <w:nsid w:val="43FB43E4"/>
+    <w:multiLevelType w:val="hybridMultilevel"/>
+    <w:tmpl w:val="2F40F234"/>
+    <w:lvl w:ilvl="0" w:tplc="7DA0E900">
+      <w:start w:val="1"/>
+      <w:numFmt w:val="decimal"/>
+      <w:lvlText w:val="%1."/>
+      <w:lvlJc w:val="left"/>
+      <w:pPr>
+        <w:ind w:left="720" w:hanging="360"/>
+      </w:pPr>
+      <w:rPr>
+        <w:rFonts w:hint="default"/>
+        <w:b/>
+        <w:sz w:val="30"/>
+        <w:szCs w:val="30"/>
+      </w:rPr>
+    </w:lvl>
+    <w:lvl w:ilvl="1" w:tplc="40090019" w:tentative="1">
+      <w:start w:val="1"/>
+      <w:numFmt w:val="lowerLetter"/>
+      <w:lvlText w:val="%2."/>
+      <w:lvlJc w:val="left"/>
+      <w:pPr>
+        <w:ind w:left="1440" w:hanging="360"/>
+      </w:pPr>
+    </w:lvl>
+    <w:lvl w:ilvl="2" w:tplc="4009001B" w:tentative="1">
+      <w:start w:val="1"/>
+      <w:numFmt w:val="lowerRoman"/>
+      <w:lvlText w:val="%3."/>
+      <w:lvlJc w:val="right"/>
+      <w:pPr>
+        <w:ind w:left="2160" w:hanging="180"/>
+      </w:pPr>
+    </w:lvl>
+    <w:lvl w:ilvl="3" w:tplc="4009000F" w:tentative="1">
+      <w:start w:val="1"/>
+      <w:numFmt w:val="decimal"/>
+      <w:lvlText w:val="%4."/>
+      <w:lvlJc w:val="left"/>
+      <w:pPr>
+        <w:ind w:left="2880" w:hanging="360"/>
+      </w:pPr>
+    </w:lvl>
+    <w:lvl w:ilvl="4" w:tplc="40090019" w:tentative="1">
+      <w:start w:val="1"/>
+      <w:numFmt w:val="lowerLetter"/>
+      <w:lvlText w:val="%5."/>
+      <w:lvlJc w:val="left"/>
+      <w:pPr>
+        <w:ind w:left="3600" w:hanging="360"/>
+      </w:pPr>
+    </w:lvl>
+    <w:lvl w:ilvl="5" w:tplc="4009001B" w:tentative="1">
+      <w:start w:val="1"/>
+      <w:numFmt w:val="lowerRoman"/>
+      <w:lvlText w:val="%6."/>
+      <w:lvlJc w:val="right"/>
+      <w:pPr>
+        <w:ind w:left="4320" w:hanging="180"/>
+      </w:pPr>
+    </w:lvl>
+    <w:lvl w:ilvl="6" w:tplc="4009000F" w:tentative="1">
+      <w:start w:val="1"/>
+      <w:numFmt w:val="decimal"/>
+      <w:lvlText w:val="%7."/>
+      <w:lvlJc w:val="left"/>
+      <w:pPr>
+        <w:ind w:left="5040" w:hanging="360"/>
+      </w:pPr>
+    </w:lvl>
+    <w:lvl w:ilvl="7" w:tplc="40090019" w:tentative="1">
+      <w:start w:val="1"/>
+      <w:numFmt w:val="lowerLetter"/>
+      <w:lvlText w:val="%8."/>
+      <w:lvlJc w:val="left"/>
+      <w:pPr>
+        <w:ind w:left="5760" w:hanging="360"/>
+      </w:pPr>
+    </w:lvl>
+    <w:lvl w:ilvl="8" w:tplc="4009001B" w:tentative="1">
+      <w:start w:val="1"/>
+      <w:numFmt w:val="lowerRoman"/>
+      <w:lvlText w:val="%9."/>
+      <w:lvlJc w:val="right"/>
+      <w:pPr>
+        <w:ind w:left="6480" w:hanging="180"/>
+      </w:pPr>
+    </w:lvl>
+  </w:abstractNum>
+  <w:abstractNum w:abstractNumId="6" w15:restartNumberingAfterBreak="0">
     <w:nsid w:val="46DA5E7A"/>
     <w:multiLevelType w:val="hybridMultilevel"/>
     <w:tmpl w:val="0B3E8C72"/>
@@ -4135,7 +7435,7 @@
       </w:pPr>
     </w:lvl>
   </w:abstractNum>
-  <w:abstractNum w:abstractNumId="5" w15:restartNumberingAfterBreak="0">
+  <w:abstractNum w:abstractNumId="7" w15:restartNumberingAfterBreak="0">
     <w:nsid w:val="56182D10"/>
     <w:multiLevelType w:val="hybridMultilevel"/>
     <w:tmpl w:val="6360C112"/>
@@ -4224,7 +7524,7 @@
       </w:pPr>
     </w:lvl>
   </w:abstractNum>
-  <w:abstractNum w:abstractNumId="6" w15:restartNumberingAfterBreak="0">
+  <w:abstractNum w:abstractNumId="8" w15:restartNumberingAfterBreak="0">
     <w:nsid w:val="6BD104BD"/>
     <w:multiLevelType w:val="hybridMultilevel"/>
     <w:tmpl w:val="CB1EC0DE"/>
@@ -4311,25 +7611,31 @@
     </w:lvl>
   </w:abstractNum>
   <w:num w:numId="1">
+    <w:abstractNumId w:val="8"/>
+  </w:num>
+  <w:num w:numId="2">
+    <w:abstractNumId w:val="3"/>
+  </w:num>
+  <w:num w:numId="3">
+    <w:abstractNumId w:val="2"/>
+  </w:num>
+  <w:num w:numId="4">
+    <w:abstractNumId w:val="1"/>
+  </w:num>
+  <w:num w:numId="5">
+    <w:abstractNumId w:val="5"/>
+  </w:num>
+  <w:num w:numId="6">
     <w:abstractNumId w:val="6"/>
   </w:num>
-  <w:num w:numId="2">
-    <w:abstractNumId w:val="2"/>
+  <w:num w:numId="7">
+    <w:abstractNumId w:val="7"/>
   </w:num>
-  <w:num w:numId="3">
-    <w:abstractNumId w:val="1"/>
-  </w:num>
-  <w:num w:numId="4">
-    <w:abstractNumId w:val="0"/>
-  </w:num>
-  <w:num w:numId="5">
-    <w:abstractNumId w:val="3"/>
-  </w:num>
-  <w:num w:numId="6">
+  <w:num w:numId="8">
     <w:abstractNumId w:val="4"/>
   </w:num>
-  <w:num w:numId="7">
-    <w:abstractNumId w:val="5"/>
+  <w:num w:numId="9">
+    <w:abstractNumId w:val="0"/>
   </w:num>
 </w:numbering>
 </file>
@@ -4727,7 +8033,7 @@
   <w:style w:type="paragraph" w:default="1" w:styleId="Normal">
     <w:name w:val="Normal"/>
     <w:qFormat/>
-    <w:rsid w:val="00C43A7A"/>
+    <w:rsid w:val="00B20310"/>
   </w:style>
   <w:style w:type="character" w:default="1" w:styleId="DefaultParagraphFont">
     <w:name w:val="Default Paragraph Font"/>

--- a/code/backend/learning/django-notes.docx
+++ b/code/backend/learning/django-notes.docx
@@ -4917,8 +4917,10 @@
       </w:pPr>
       <w:r>
         <w:rPr>
-          <w:sz w:val="24"/>
-          <w:szCs w:val="24"/>
+          <w:noProof/>
+          <w:sz w:val="24"/>
+          <w:szCs w:val="24"/>
+          <w:lang w:eastAsia="en-IN"/>
         </w:rPr>
         <w:drawing>
           <wp:inline distT="0" distB="0" distL="0" distR="0" wp14:anchorId="725207BF" wp14:editId="2C635EB6">
@@ -4966,8 +4968,10 @@
       </w:pPr>
       <w:r>
         <w:rPr>
-          <w:sz w:val="24"/>
-          <w:szCs w:val="24"/>
+          <w:noProof/>
+          <w:sz w:val="24"/>
+          <w:szCs w:val="24"/>
+          <w:lang w:eastAsia="en-IN"/>
         </w:rPr>
         <w:lastRenderedPageBreak/>
         <w:drawing>
@@ -6049,8 +6053,10 @@
       </w:pPr>
       <w:r>
         <w:rPr>
-          <w:sz w:val="24"/>
-          <w:szCs w:val="24"/>
+          <w:noProof/>
+          <w:sz w:val="24"/>
+          <w:szCs w:val="24"/>
+          <w:lang w:eastAsia="en-IN"/>
         </w:rPr>
         <w:lastRenderedPageBreak/>
         <w:drawing>
@@ -6371,8 +6377,6 @@
         </w:rPr>
         <w:t xml:space="preserve"> to apply them to db</w:t>
       </w:r>
-      <w:bookmarkStart w:id="0" w:name="_GoBack"/>
-      <w:bookmarkEnd w:id="0"/>
     </w:p>
     <w:p>
       <w:pPr>
@@ -6778,8 +6782,4027 @@
           <w:sz w:val="24"/>
           <w:szCs w:val="24"/>
         </w:rPr>
-        <w:t>d</w:t>
-      </w:r>
+        <w:t>D</w:t>
+      </w:r>
+    </w:p>
+    <w:p>
+      <w:pPr>
+        <w:rPr>
+          <w:sz w:val="24"/>
+          <w:szCs w:val="24"/>
+        </w:rPr>
+      </w:pPr>
+    </w:p>
+    <w:p>
+      <w:pPr>
+        <w:rPr>
+          <w:sz w:val="24"/>
+          <w:szCs w:val="24"/>
+        </w:rPr>
+      </w:pPr>
+    </w:p>
+    <w:p>
+      <w:pPr>
+        <w:rPr>
+          <w:sz w:val="24"/>
+          <w:szCs w:val="24"/>
+        </w:rPr>
+      </w:pPr>
+    </w:p>
+    <w:p>
+      <w:pPr>
+        <w:rPr>
+          <w:sz w:val="24"/>
+          <w:szCs w:val="24"/>
+        </w:rPr>
+      </w:pPr>
+    </w:p>
+    <w:p>
+      <w:pPr>
+        <w:rPr>
+          <w:sz w:val="24"/>
+          <w:szCs w:val="24"/>
+        </w:rPr>
+      </w:pPr>
+      <w:r>
+        <w:rPr>
+          <w:sz w:val="24"/>
+          <w:szCs w:val="24"/>
+        </w:rPr>
+        <w:t>Other</w:t>
+      </w:r>
+    </w:p>
+    <w:p>
+      <w:pPr>
+        <w:rPr>
+          <w:sz w:val="24"/>
+          <w:szCs w:val="24"/>
+        </w:rPr>
+      </w:pPr>
+      <w:r>
+        <w:rPr>
+          <w:sz w:val="24"/>
+          <w:szCs w:val="24"/>
+        </w:rPr>
+        <w:t xml:space="preserve">Admin </w:t>
+      </w:r>
+      <w:proofErr w:type="gramStart"/>
+      <w:r>
+        <w:rPr>
+          <w:sz w:val="24"/>
+          <w:szCs w:val="24"/>
+        </w:rPr>
+        <w:t>dashboard :</w:t>
+      </w:r>
+      <w:proofErr w:type="gramEnd"/>
+    </w:p>
+    <w:p>
+      <w:pPr>
+        <w:rPr>
+          <w:sz w:val="24"/>
+          <w:szCs w:val="24"/>
+        </w:rPr>
+      </w:pPr>
+    </w:p>
+    <w:p>
+      <w:pPr>
+        <w:rPr>
+          <w:sz w:val="24"/>
+          <w:szCs w:val="24"/>
+        </w:rPr>
+      </w:pPr>
+      <w:r>
+        <w:rPr>
+          <w:sz w:val="24"/>
+          <w:szCs w:val="24"/>
+        </w:rPr>
+        <w:t xml:space="preserve">$ </w:t>
+      </w:r>
+      <w:proofErr w:type="gramStart"/>
+      <w:r>
+        <w:rPr>
+          <w:sz w:val="24"/>
+          <w:szCs w:val="24"/>
+        </w:rPr>
+        <w:t>python</w:t>
+      </w:r>
+      <w:proofErr w:type="gramEnd"/>
+      <w:r>
+        <w:rPr>
+          <w:sz w:val="24"/>
+          <w:szCs w:val="24"/>
+        </w:rPr>
+        <w:t xml:space="preserve"> manage.py </w:t>
+      </w:r>
+      <w:proofErr w:type="spellStart"/>
+      <w:r>
+        <w:rPr>
+          <w:sz w:val="24"/>
+          <w:szCs w:val="24"/>
+        </w:rPr>
+        <w:t>createsuperuser</w:t>
+      </w:r>
+      <w:proofErr w:type="spellEnd"/>
+    </w:p>
+    <w:p>
+      <w:pPr>
+        <w:rPr>
+          <w:sz w:val="24"/>
+          <w:szCs w:val="24"/>
+        </w:rPr>
+      </w:pPr>
+    </w:p>
+    <w:p>
+      <w:pPr>
+        <w:rPr>
+          <w:sz w:val="24"/>
+          <w:szCs w:val="24"/>
+        </w:rPr>
+      </w:pPr>
+    </w:p>
+    <w:p>
+      <w:pPr>
+        <w:rPr>
+          <w:sz w:val="24"/>
+          <w:szCs w:val="24"/>
+        </w:rPr>
+      </w:pPr>
+      <w:r>
+        <w:rPr>
+          <w:sz w:val="24"/>
+          <w:szCs w:val="24"/>
+        </w:rPr>
+        <w:t xml:space="preserve">Add </w:t>
+      </w:r>
+      <w:proofErr w:type="spellStart"/>
+      <w:r>
+        <w:rPr>
+          <w:sz w:val="24"/>
+          <w:szCs w:val="24"/>
+        </w:rPr>
+        <w:t>db</w:t>
+      </w:r>
+      <w:proofErr w:type="spellEnd"/>
+      <w:r>
+        <w:rPr>
+          <w:sz w:val="24"/>
+          <w:szCs w:val="24"/>
+        </w:rPr>
+        <w:t xml:space="preserve"> model to admin dashboard</w:t>
+      </w:r>
+      <w:r>
+        <w:rPr>
+          <w:sz w:val="24"/>
+          <w:szCs w:val="24"/>
+        </w:rPr>
+        <w:br/>
+      </w:r>
+    </w:p>
+    <w:p>
+      <w:pPr>
+        <w:rPr>
+          <w:sz w:val="24"/>
+          <w:szCs w:val="24"/>
+        </w:rPr>
+      </w:pPr>
+      <w:r>
+        <w:rPr>
+          <w:sz w:val="24"/>
+          <w:szCs w:val="24"/>
+        </w:rPr>
+        <w:t>App/Admin.py</w:t>
+      </w:r>
+    </w:p>
+    <w:p>
+      <w:pPr>
+        <w:shd w:val="clear" w:color="auto" w:fill="1F1F1F"/>
+        <w:spacing w:after="0" w:line="285" w:lineRule="atLeast"/>
+        <w:rPr>
+          <w:rFonts w:ascii="Consolas" w:eastAsia="Times New Roman" w:hAnsi="Consolas" w:cs="Times New Roman"/>
+          <w:color w:val="CCCCCC"/>
+          <w:sz w:val="21"/>
+          <w:szCs w:val="21"/>
+          <w:lang w:eastAsia="en-IN"/>
+        </w:rPr>
+      </w:pPr>
+      <w:proofErr w:type="gramStart"/>
+      <w:r>
+        <w:rPr>
+          <w:rFonts w:ascii="Consolas" w:eastAsia="Times New Roman" w:hAnsi="Consolas" w:cs="Times New Roman"/>
+          <w:color w:val="C586C0"/>
+          <w:sz w:val="21"/>
+          <w:szCs w:val="21"/>
+          <w:lang w:eastAsia="en-IN"/>
+        </w:rPr>
+        <w:t>from</w:t>
+      </w:r>
+      <w:proofErr w:type="gramEnd"/>
+      <w:r>
+        <w:rPr>
+          <w:rFonts w:ascii="Consolas" w:eastAsia="Times New Roman" w:hAnsi="Consolas" w:cs="Times New Roman"/>
+          <w:color w:val="CCCCCC"/>
+          <w:sz w:val="21"/>
+          <w:szCs w:val="21"/>
+          <w:lang w:eastAsia="en-IN"/>
+        </w:rPr>
+        <w:t xml:space="preserve"> </w:t>
+      </w:r>
+      <w:proofErr w:type="spellStart"/>
+      <w:r>
+        <w:rPr>
+          <w:rFonts w:ascii="Consolas" w:eastAsia="Times New Roman" w:hAnsi="Consolas" w:cs="Times New Roman"/>
+          <w:color w:val="4EC9B0"/>
+          <w:sz w:val="21"/>
+          <w:szCs w:val="21"/>
+          <w:lang w:eastAsia="en-IN"/>
+        </w:rPr>
+        <w:t>django</w:t>
+      </w:r>
+      <w:r>
+        <w:rPr>
+          <w:rFonts w:ascii="Consolas" w:eastAsia="Times New Roman" w:hAnsi="Consolas" w:cs="Times New Roman"/>
+          <w:color w:val="CCCCCC"/>
+          <w:sz w:val="21"/>
+          <w:szCs w:val="21"/>
+          <w:lang w:eastAsia="en-IN"/>
+        </w:rPr>
+        <w:t>.</w:t>
+      </w:r>
+      <w:r>
+        <w:rPr>
+          <w:rFonts w:ascii="Consolas" w:eastAsia="Times New Roman" w:hAnsi="Consolas" w:cs="Times New Roman"/>
+          <w:color w:val="4EC9B0"/>
+          <w:sz w:val="21"/>
+          <w:szCs w:val="21"/>
+          <w:lang w:eastAsia="en-IN"/>
+        </w:rPr>
+        <w:t>contrib</w:t>
+      </w:r>
+      <w:proofErr w:type="spellEnd"/>
+      <w:r>
+        <w:rPr>
+          <w:rFonts w:ascii="Consolas" w:eastAsia="Times New Roman" w:hAnsi="Consolas" w:cs="Times New Roman"/>
+          <w:color w:val="CCCCCC"/>
+          <w:sz w:val="21"/>
+          <w:szCs w:val="21"/>
+          <w:lang w:eastAsia="en-IN"/>
+        </w:rPr>
+        <w:t xml:space="preserve"> </w:t>
+      </w:r>
+      <w:r>
+        <w:rPr>
+          <w:rFonts w:ascii="Consolas" w:eastAsia="Times New Roman" w:hAnsi="Consolas" w:cs="Times New Roman"/>
+          <w:color w:val="C586C0"/>
+          <w:sz w:val="21"/>
+          <w:szCs w:val="21"/>
+          <w:lang w:eastAsia="en-IN"/>
+        </w:rPr>
+        <w:t>import</w:t>
+      </w:r>
+      <w:r>
+        <w:rPr>
+          <w:rFonts w:ascii="Consolas" w:eastAsia="Times New Roman" w:hAnsi="Consolas" w:cs="Times New Roman"/>
+          <w:color w:val="CCCCCC"/>
+          <w:sz w:val="21"/>
+          <w:szCs w:val="21"/>
+          <w:lang w:eastAsia="en-IN"/>
+        </w:rPr>
+        <w:t xml:space="preserve"> </w:t>
+      </w:r>
+      <w:r>
+        <w:rPr>
+          <w:rFonts w:ascii="Consolas" w:eastAsia="Times New Roman" w:hAnsi="Consolas" w:cs="Times New Roman"/>
+          <w:color w:val="4EC9B0"/>
+          <w:sz w:val="21"/>
+          <w:szCs w:val="21"/>
+          <w:lang w:eastAsia="en-IN"/>
+        </w:rPr>
+        <w:t>admin</w:t>
+      </w:r>
+    </w:p>
+    <w:p>
+      <w:pPr>
+        <w:shd w:val="clear" w:color="auto" w:fill="1F1F1F"/>
+        <w:spacing w:after="0" w:line="285" w:lineRule="atLeast"/>
+        <w:rPr>
+          <w:rFonts w:ascii="Consolas" w:eastAsia="Times New Roman" w:hAnsi="Consolas" w:cs="Times New Roman"/>
+          <w:color w:val="CCCCCC"/>
+          <w:sz w:val="21"/>
+          <w:szCs w:val="21"/>
+          <w:lang w:eastAsia="en-IN"/>
+        </w:rPr>
+      </w:pPr>
+      <w:proofErr w:type="gramStart"/>
+      <w:r>
+        <w:rPr>
+          <w:rFonts w:ascii="Consolas" w:eastAsia="Times New Roman" w:hAnsi="Consolas" w:cs="Times New Roman"/>
+          <w:color w:val="C586C0"/>
+          <w:sz w:val="21"/>
+          <w:szCs w:val="21"/>
+          <w:lang w:eastAsia="en-IN"/>
+        </w:rPr>
+        <w:t>from</w:t>
+      </w:r>
+      <w:proofErr w:type="gramEnd"/>
+      <w:r>
+        <w:rPr>
+          <w:rFonts w:ascii="Consolas" w:eastAsia="Times New Roman" w:hAnsi="Consolas" w:cs="Times New Roman"/>
+          <w:color w:val="CCCCCC"/>
+          <w:sz w:val="21"/>
+          <w:szCs w:val="21"/>
+          <w:lang w:eastAsia="en-IN"/>
+        </w:rPr>
+        <w:t xml:space="preserve"> .</w:t>
+      </w:r>
+      <w:r>
+        <w:rPr>
+          <w:rFonts w:ascii="Consolas" w:eastAsia="Times New Roman" w:hAnsi="Consolas" w:cs="Times New Roman"/>
+          <w:color w:val="4EC9B0"/>
+          <w:sz w:val="21"/>
+          <w:szCs w:val="21"/>
+          <w:lang w:eastAsia="en-IN"/>
+        </w:rPr>
+        <w:t>models</w:t>
+      </w:r>
+      <w:r>
+        <w:rPr>
+          <w:rFonts w:ascii="Consolas" w:eastAsia="Times New Roman" w:hAnsi="Consolas" w:cs="Times New Roman"/>
+          <w:color w:val="CCCCCC"/>
+          <w:sz w:val="21"/>
+          <w:szCs w:val="21"/>
+          <w:lang w:eastAsia="en-IN"/>
+        </w:rPr>
+        <w:t xml:space="preserve"> </w:t>
+      </w:r>
+      <w:r>
+        <w:rPr>
+          <w:rFonts w:ascii="Consolas" w:eastAsia="Times New Roman" w:hAnsi="Consolas" w:cs="Times New Roman"/>
+          <w:color w:val="C586C0"/>
+          <w:sz w:val="21"/>
+          <w:szCs w:val="21"/>
+          <w:lang w:eastAsia="en-IN"/>
+        </w:rPr>
+        <w:t>import</w:t>
+      </w:r>
+      <w:r>
+        <w:rPr>
+          <w:rFonts w:ascii="Consolas" w:eastAsia="Times New Roman" w:hAnsi="Consolas" w:cs="Times New Roman"/>
+          <w:color w:val="CCCCCC"/>
+          <w:sz w:val="21"/>
+          <w:szCs w:val="21"/>
+          <w:lang w:eastAsia="en-IN"/>
+        </w:rPr>
+        <w:t xml:space="preserve"> </w:t>
+      </w:r>
+      <w:r>
+        <w:rPr>
+          <w:rFonts w:ascii="Consolas" w:eastAsia="Times New Roman" w:hAnsi="Consolas" w:cs="Times New Roman"/>
+          <w:color w:val="4EC9B0"/>
+          <w:sz w:val="21"/>
+          <w:szCs w:val="21"/>
+          <w:lang w:eastAsia="en-IN"/>
+        </w:rPr>
+        <w:t>Event</w:t>
+      </w:r>
+    </w:p>
+    <w:p>
+      <w:pPr>
+        <w:shd w:val="clear" w:color="auto" w:fill="1F1F1F"/>
+        <w:spacing w:after="0" w:line="285" w:lineRule="atLeast"/>
+        <w:rPr>
+          <w:rFonts w:ascii="Consolas" w:eastAsia="Times New Roman" w:hAnsi="Consolas" w:cs="Times New Roman"/>
+          <w:color w:val="CCCCCC"/>
+          <w:sz w:val="21"/>
+          <w:szCs w:val="21"/>
+          <w:lang w:eastAsia="en-IN"/>
+        </w:rPr>
+      </w:pPr>
+      <w:r>
+        <w:rPr>
+          <w:rFonts w:ascii="Consolas" w:eastAsia="Times New Roman" w:hAnsi="Consolas" w:cs="Times New Roman"/>
+          <w:color w:val="6A9955"/>
+          <w:sz w:val="21"/>
+          <w:szCs w:val="21"/>
+          <w:lang w:eastAsia="en-IN"/>
+        </w:rPr>
+        <w:t># Register your models here.</w:t>
+      </w:r>
+    </w:p>
+    <w:p>
+      <w:pPr>
+        <w:shd w:val="clear" w:color="auto" w:fill="1F1F1F"/>
+        <w:spacing w:after="0" w:line="285" w:lineRule="atLeast"/>
+        <w:rPr>
+          <w:rFonts w:ascii="Consolas" w:eastAsia="Times New Roman" w:hAnsi="Consolas" w:cs="Times New Roman"/>
+          <w:color w:val="CCCCCC"/>
+          <w:sz w:val="21"/>
+          <w:szCs w:val="21"/>
+          <w:lang w:eastAsia="en-IN"/>
+        </w:rPr>
+      </w:pPr>
+    </w:p>
+    <w:p>
+      <w:pPr>
+        <w:shd w:val="clear" w:color="auto" w:fill="1F1F1F"/>
+        <w:spacing w:after="0" w:line="285" w:lineRule="atLeast"/>
+        <w:rPr>
+          <w:rFonts w:ascii="Consolas" w:eastAsia="Times New Roman" w:hAnsi="Consolas" w:cs="Times New Roman"/>
+          <w:color w:val="CCCCCC"/>
+          <w:sz w:val="21"/>
+          <w:szCs w:val="21"/>
+          <w:lang w:eastAsia="en-IN"/>
+        </w:rPr>
+      </w:pPr>
+      <w:proofErr w:type="spellStart"/>
+      <w:proofErr w:type="gramStart"/>
+      <w:r>
+        <w:rPr>
+          <w:rFonts w:ascii="Consolas" w:eastAsia="Times New Roman" w:hAnsi="Consolas" w:cs="Times New Roman"/>
+          <w:color w:val="4EC9B0"/>
+          <w:sz w:val="21"/>
+          <w:szCs w:val="21"/>
+          <w:lang w:eastAsia="en-IN"/>
+        </w:rPr>
+        <w:t>admin</w:t>
+      </w:r>
+      <w:r>
+        <w:rPr>
+          <w:rFonts w:ascii="Consolas" w:eastAsia="Times New Roman" w:hAnsi="Consolas" w:cs="Times New Roman"/>
+          <w:color w:val="CCCCCC"/>
+          <w:sz w:val="21"/>
+          <w:szCs w:val="21"/>
+          <w:lang w:eastAsia="en-IN"/>
+        </w:rPr>
+        <w:t>.</w:t>
+      </w:r>
+      <w:r>
+        <w:rPr>
+          <w:rFonts w:ascii="Consolas" w:eastAsia="Times New Roman" w:hAnsi="Consolas" w:cs="Times New Roman"/>
+          <w:color w:val="9CDCFE"/>
+          <w:sz w:val="21"/>
+          <w:szCs w:val="21"/>
+          <w:lang w:eastAsia="en-IN"/>
+        </w:rPr>
+        <w:t>site</w:t>
+      </w:r>
+      <w:r>
+        <w:rPr>
+          <w:rFonts w:ascii="Consolas" w:eastAsia="Times New Roman" w:hAnsi="Consolas" w:cs="Times New Roman"/>
+          <w:color w:val="CCCCCC"/>
+          <w:sz w:val="21"/>
+          <w:szCs w:val="21"/>
+          <w:lang w:eastAsia="en-IN"/>
+        </w:rPr>
+        <w:t>.</w:t>
+      </w:r>
+      <w:r>
+        <w:rPr>
+          <w:rFonts w:ascii="Consolas" w:eastAsia="Times New Roman" w:hAnsi="Consolas" w:cs="Times New Roman"/>
+          <w:color w:val="DCDCAA"/>
+          <w:sz w:val="21"/>
+          <w:szCs w:val="21"/>
+          <w:lang w:eastAsia="en-IN"/>
+        </w:rPr>
+        <w:t>register</w:t>
+      </w:r>
+      <w:proofErr w:type="spellEnd"/>
+      <w:r>
+        <w:rPr>
+          <w:rFonts w:ascii="Consolas" w:eastAsia="Times New Roman" w:hAnsi="Consolas" w:cs="Times New Roman"/>
+          <w:color w:val="CCCCCC"/>
+          <w:sz w:val="21"/>
+          <w:szCs w:val="21"/>
+          <w:lang w:eastAsia="en-IN"/>
+        </w:rPr>
+        <w:t>(</w:t>
+      </w:r>
+      <w:proofErr w:type="gramEnd"/>
+      <w:r>
+        <w:rPr>
+          <w:rFonts w:ascii="Consolas" w:eastAsia="Times New Roman" w:hAnsi="Consolas" w:cs="Times New Roman"/>
+          <w:color w:val="4EC9B0"/>
+          <w:sz w:val="21"/>
+          <w:szCs w:val="21"/>
+          <w:lang w:eastAsia="en-IN"/>
+        </w:rPr>
+        <w:t>Event</w:t>
+      </w:r>
+      <w:r>
+        <w:rPr>
+          <w:rFonts w:ascii="Consolas" w:eastAsia="Times New Roman" w:hAnsi="Consolas" w:cs="Times New Roman"/>
+          <w:color w:val="CCCCCC"/>
+          <w:sz w:val="21"/>
+          <w:szCs w:val="21"/>
+          <w:lang w:eastAsia="en-IN"/>
+        </w:rPr>
+        <w:t>)</w:t>
+      </w:r>
+    </w:p>
+    <w:p>
+      <w:pPr>
+        <w:rPr>
+          <w:sz w:val="24"/>
+          <w:szCs w:val="24"/>
+        </w:rPr>
+      </w:pPr>
+    </w:p>
+    <w:p>
+      <w:pPr>
+        <w:rPr>
+          <w:sz w:val="24"/>
+          <w:szCs w:val="24"/>
+        </w:rPr>
+      </w:pPr>
+    </w:p>
+    <w:p>
+      <w:pPr>
+        <w:rPr>
+          <w:sz w:val="24"/>
+          <w:szCs w:val="24"/>
+        </w:rPr>
+      </w:pPr>
+    </w:p>
+    <w:p>
+      <w:pPr>
+        <w:rPr>
+          <w:sz w:val="30"/>
+          <w:szCs w:val="30"/>
+        </w:rPr>
+      </w:pPr>
+    </w:p>
+    <w:p>
+      <w:pPr>
+        <w:rPr>
+          <w:b/>
+          <w:sz w:val="30"/>
+          <w:szCs w:val="30"/>
+        </w:rPr>
+      </w:pPr>
+      <w:proofErr w:type="gramStart"/>
+      <w:r>
+        <w:rPr>
+          <w:b/>
+          <w:sz w:val="30"/>
+          <w:szCs w:val="30"/>
+        </w:rPr>
+        <w:t>files</w:t>
+      </w:r>
+      <w:proofErr w:type="gramEnd"/>
+      <w:r>
+        <w:rPr>
+          <w:b/>
+          <w:sz w:val="30"/>
+          <w:szCs w:val="30"/>
+        </w:rPr>
+        <w:t xml:space="preserve"> handling ( image upload from admin</w:t>
+      </w:r>
+      <w:r>
+        <w:rPr>
+          <w:b/>
+          <w:sz w:val="30"/>
+          <w:szCs w:val="30"/>
+        </w:rPr>
+        <w:t xml:space="preserve"> and show to template</w:t>
+      </w:r>
+      <w:r>
+        <w:rPr>
+          <w:b/>
+          <w:sz w:val="30"/>
+          <w:szCs w:val="30"/>
+        </w:rPr>
+        <w:t>)</w:t>
+      </w:r>
+    </w:p>
+    <w:p>
+      <w:pPr>
+        <w:rPr>
+          <w:sz w:val="24"/>
+          <w:szCs w:val="24"/>
+        </w:rPr>
+      </w:pPr>
+    </w:p>
+    <w:p>
+      <w:pPr>
+        <w:rPr>
+          <w:sz w:val="24"/>
+          <w:szCs w:val="24"/>
+        </w:rPr>
+      </w:pPr>
+      <w:r>
+        <w:rPr>
+          <w:sz w:val="24"/>
+          <w:szCs w:val="24"/>
+        </w:rPr>
+        <w:t xml:space="preserve">settings.py </w:t>
+      </w:r>
+    </w:p>
+    <w:p>
+      <w:pPr>
+        <w:shd w:val="clear" w:color="auto" w:fill="1F1F1F"/>
+        <w:spacing w:after="0" w:line="285" w:lineRule="atLeast"/>
+        <w:rPr>
+          <w:rFonts w:ascii="Consolas" w:eastAsia="Times New Roman" w:hAnsi="Consolas" w:cs="Times New Roman"/>
+          <w:color w:val="CCCCCC"/>
+          <w:sz w:val="21"/>
+          <w:szCs w:val="21"/>
+          <w:lang w:eastAsia="en-IN"/>
+        </w:rPr>
+      </w:pPr>
+      <w:r>
+        <w:rPr>
+          <w:rFonts w:ascii="Consolas" w:eastAsia="Times New Roman" w:hAnsi="Consolas" w:cs="Times New Roman"/>
+          <w:color w:val="4FC1FF"/>
+          <w:sz w:val="21"/>
+          <w:szCs w:val="21"/>
+          <w:lang w:eastAsia="en-IN"/>
+        </w:rPr>
+        <w:t>MEDIA_ROOT</w:t>
+      </w:r>
+      <w:r>
+        <w:rPr>
+          <w:rFonts w:ascii="Consolas" w:eastAsia="Times New Roman" w:hAnsi="Consolas" w:cs="Times New Roman"/>
+          <w:color w:val="CCCCCC"/>
+          <w:sz w:val="21"/>
+          <w:szCs w:val="21"/>
+          <w:lang w:eastAsia="en-IN"/>
+        </w:rPr>
+        <w:t xml:space="preserve"> </w:t>
+      </w:r>
+      <w:r>
+        <w:rPr>
+          <w:rFonts w:ascii="Consolas" w:eastAsia="Times New Roman" w:hAnsi="Consolas" w:cs="Times New Roman"/>
+          <w:color w:val="D4D4D4"/>
+          <w:sz w:val="21"/>
+          <w:szCs w:val="21"/>
+          <w:lang w:eastAsia="en-IN"/>
+        </w:rPr>
+        <w:t>=</w:t>
+      </w:r>
+      <w:r>
+        <w:rPr>
+          <w:rFonts w:ascii="Consolas" w:eastAsia="Times New Roman" w:hAnsi="Consolas" w:cs="Times New Roman"/>
+          <w:color w:val="CCCCCC"/>
+          <w:sz w:val="21"/>
+          <w:szCs w:val="21"/>
+          <w:lang w:eastAsia="en-IN"/>
+        </w:rPr>
+        <w:t xml:space="preserve"> </w:t>
+      </w:r>
+      <w:r>
+        <w:rPr>
+          <w:rFonts w:ascii="Consolas" w:eastAsia="Times New Roman" w:hAnsi="Consolas" w:cs="Times New Roman"/>
+          <w:color w:val="4FC1FF"/>
+          <w:sz w:val="21"/>
+          <w:szCs w:val="21"/>
+          <w:lang w:eastAsia="en-IN"/>
+        </w:rPr>
+        <w:t>BASE_DIR</w:t>
+      </w:r>
+      <w:r>
+        <w:rPr>
+          <w:rFonts w:ascii="Consolas" w:eastAsia="Times New Roman" w:hAnsi="Consolas" w:cs="Times New Roman"/>
+          <w:color w:val="DCDCAA"/>
+          <w:sz w:val="21"/>
+          <w:szCs w:val="21"/>
+          <w:lang w:eastAsia="en-IN"/>
+        </w:rPr>
+        <w:t>/</w:t>
+      </w:r>
+      <w:r>
+        <w:rPr>
+          <w:rFonts w:ascii="Consolas" w:eastAsia="Times New Roman" w:hAnsi="Consolas" w:cs="Times New Roman"/>
+          <w:color w:val="CE9178"/>
+          <w:sz w:val="21"/>
+          <w:szCs w:val="21"/>
+          <w:lang w:eastAsia="en-IN"/>
+        </w:rPr>
+        <w:t>'pic'</w:t>
+      </w:r>
+    </w:p>
+    <w:p>
+      <w:pPr>
+        <w:shd w:val="clear" w:color="auto" w:fill="1F1F1F"/>
+        <w:spacing w:after="0" w:line="285" w:lineRule="atLeast"/>
+        <w:rPr>
+          <w:rFonts w:ascii="Consolas" w:eastAsia="Times New Roman" w:hAnsi="Consolas" w:cs="Times New Roman"/>
+          <w:color w:val="CCCCCC"/>
+          <w:sz w:val="21"/>
+          <w:szCs w:val="21"/>
+          <w:lang w:eastAsia="en-IN"/>
+        </w:rPr>
+      </w:pPr>
+      <w:r>
+        <w:rPr>
+          <w:rFonts w:ascii="Consolas" w:eastAsia="Times New Roman" w:hAnsi="Consolas" w:cs="Times New Roman"/>
+          <w:color w:val="4FC1FF"/>
+          <w:sz w:val="21"/>
+          <w:szCs w:val="21"/>
+          <w:lang w:eastAsia="en-IN"/>
+        </w:rPr>
+        <w:t>MEDIA_URL</w:t>
+      </w:r>
+      <w:r>
+        <w:rPr>
+          <w:rFonts w:ascii="Consolas" w:eastAsia="Times New Roman" w:hAnsi="Consolas" w:cs="Times New Roman"/>
+          <w:color w:val="CCCCCC"/>
+          <w:sz w:val="21"/>
+          <w:szCs w:val="21"/>
+          <w:lang w:eastAsia="en-IN"/>
+        </w:rPr>
+        <w:t xml:space="preserve"> </w:t>
+      </w:r>
+      <w:r>
+        <w:rPr>
+          <w:rFonts w:ascii="Consolas" w:eastAsia="Times New Roman" w:hAnsi="Consolas" w:cs="Times New Roman"/>
+          <w:color w:val="D4D4D4"/>
+          <w:sz w:val="21"/>
+          <w:szCs w:val="21"/>
+          <w:lang w:eastAsia="en-IN"/>
+        </w:rPr>
+        <w:t>=</w:t>
+      </w:r>
+      <w:r>
+        <w:rPr>
+          <w:rFonts w:ascii="Consolas" w:eastAsia="Times New Roman" w:hAnsi="Consolas" w:cs="Times New Roman"/>
+          <w:color w:val="CCCCCC"/>
+          <w:sz w:val="21"/>
+          <w:szCs w:val="21"/>
+          <w:lang w:eastAsia="en-IN"/>
+        </w:rPr>
+        <w:t xml:space="preserve"> </w:t>
+      </w:r>
+      <w:r>
+        <w:rPr>
+          <w:rFonts w:ascii="Consolas" w:eastAsia="Times New Roman" w:hAnsi="Consolas" w:cs="Times New Roman"/>
+          <w:color w:val="CE9178"/>
+          <w:sz w:val="21"/>
+          <w:szCs w:val="21"/>
+          <w:lang w:eastAsia="en-IN"/>
+        </w:rPr>
+        <w:t>'/media/'</w:t>
+      </w:r>
+    </w:p>
+    <w:p>
+      <w:pPr>
+        <w:rPr>
+          <w:sz w:val="24"/>
+          <w:szCs w:val="24"/>
+        </w:rPr>
+      </w:pPr>
+    </w:p>
+    <w:p>
+      <w:pPr>
+        <w:rPr>
+          <w:sz w:val="24"/>
+          <w:szCs w:val="24"/>
+        </w:rPr>
+      </w:pPr>
+      <w:r>
+        <w:rPr>
+          <w:sz w:val="24"/>
+          <w:szCs w:val="24"/>
+        </w:rPr>
+        <w:t>App/Models.py</w:t>
+      </w:r>
+    </w:p>
+    <w:p>
+      <w:pPr>
+        <w:shd w:val="clear" w:color="auto" w:fill="1F1F1F"/>
+        <w:spacing w:after="0" w:line="285" w:lineRule="atLeast"/>
+        <w:rPr>
+          <w:rFonts w:ascii="Consolas" w:eastAsia="Times New Roman" w:hAnsi="Consolas" w:cs="Times New Roman"/>
+          <w:color w:val="CCCCCC"/>
+          <w:sz w:val="21"/>
+          <w:szCs w:val="21"/>
+          <w:lang w:eastAsia="en-IN"/>
+        </w:rPr>
+      </w:pPr>
+      <w:proofErr w:type="gramStart"/>
+      <w:r>
+        <w:rPr>
+          <w:rFonts w:ascii="Consolas" w:eastAsia="Times New Roman" w:hAnsi="Consolas" w:cs="Times New Roman"/>
+          <w:color w:val="569CD6"/>
+          <w:sz w:val="21"/>
+          <w:szCs w:val="21"/>
+          <w:lang w:eastAsia="en-IN"/>
+        </w:rPr>
+        <w:t>class</w:t>
+      </w:r>
+      <w:proofErr w:type="gramEnd"/>
+      <w:r>
+        <w:rPr>
+          <w:rFonts w:ascii="Consolas" w:eastAsia="Times New Roman" w:hAnsi="Consolas" w:cs="Times New Roman"/>
+          <w:color w:val="CCCCCC"/>
+          <w:sz w:val="21"/>
+          <w:szCs w:val="21"/>
+          <w:lang w:eastAsia="en-IN"/>
+        </w:rPr>
+        <w:t xml:space="preserve"> </w:t>
+      </w:r>
+      <w:r>
+        <w:rPr>
+          <w:rFonts w:ascii="Consolas" w:eastAsia="Times New Roman" w:hAnsi="Consolas" w:cs="Times New Roman"/>
+          <w:color w:val="4EC9B0"/>
+          <w:sz w:val="21"/>
+          <w:szCs w:val="21"/>
+          <w:lang w:eastAsia="en-IN"/>
+        </w:rPr>
+        <w:t>Event</w:t>
+      </w:r>
+      <w:r>
+        <w:rPr>
+          <w:rFonts w:ascii="Consolas" w:eastAsia="Times New Roman" w:hAnsi="Consolas" w:cs="Times New Roman"/>
+          <w:color w:val="CCCCCC"/>
+          <w:sz w:val="21"/>
+          <w:szCs w:val="21"/>
+          <w:lang w:eastAsia="en-IN"/>
+        </w:rPr>
+        <w:t>(</w:t>
+      </w:r>
+      <w:proofErr w:type="spellStart"/>
+      <w:r>
+        <w:rPr>
+          <w:rFonts w:ascii="Consolas" w:eastAsia="Times New Roman" w:hAnsi="Consolas" w:cs="Times New Roman"/>
+          <w:color w:val="4EC9B0"/>
+          <w:sz w:val="21"/>
+          <w:szCs w:val="21"/>
+          <w:lang w:eastAsia="en-IN"/>
+        </w:rPr>
+        <w:t>models</w:t>
+      </w:r>
+      <w:r>
+        <w:rPr>
+          <w:rFonts w:ascii="Consolas" w:eastAsia="Times New Roman" w:hAnsi="Consolas" w:cs="Times New Roman"/>
+          <w:color w:val="CCCCCC"/>
+          <w:sz w:val="21"/>
+          <w:szCs w:val="21"/>
+          <w:lang w:eastAsia="en-IN"/>
+        </w:rPr>
+        <w:t>.</w:t>
+      </w:r>
+      <w:r>
+        <w:rPr>
+          <w:rFonts w:ascii="Consolas" w:eastAsia="Times New Roman" w:hAnsi="Consolas" w:cs="Times New Roman"/>
+          <w:color w:val="4EC9B0"/>
+          <w:sz w:val="21"/>
+          <w:szCs w:val="21"/>
+          <w:lang w:eastAsia="en-IN"/>
+        </w:rPr>
+        <w:t>Model</w:t>
+      </w:r>
+      <w:proofErr w:type="spellEnd"/>
+      <w:r>
+        <w:rPr>
+          <w:rFonts w:ascii="Consolas" w:eastAsia="Times New Roman" w:hAnsi="Consolas" w:cs="Times New Roman"/>
+          <w:color w:val="CCCCCC"/>
+          <w:sz w:val="21"/>
+          <w:szCs w:val="21"/>
+          <w:lang w:eastAsia="en-IN"/>
+        </w:rPr>
+        <w:t>):</w:t>
+      </w:r>
+    </w:p>
+    <w:p>
+      <w:pPr>
+        <w:shd w:val="clear" w:color="auto" w:fill="1F1F1F"/>
+        <w:spacing w:after="0" w:line="285" w:lineRule="atLeast"/>
+        <w:rPr>
+          <w:rFonts w:ascii="Consolas" w:eastAsia="Times New Roman" w:hAnsi="Consolas" w:cs="Times New Roman"/>
+          <w:color w:val="CCCCCC"/>
+          <w:sz w:val="21"/>
+          <w:szCs w:val="21"/>
+          <w:lang w:eastAsia="en-IN"/>
+        </w:rPr>
+      </w:pPr>
+      <w:r>
+        <w:rPr>
+          <w:rFonts w:ascii="Consolas" w:eastAsia="Times New Roman" w:hAnsi="Consolas" w:cs="Times New Roman"/>
+          <w:color w:val="CCCCCC"/>
+          <w:sz w:val="21"/>
+          <w:szCs w:val="21"/>
+          <w:lang w:eastAsia="en-IN"/>
+        </w:rPr>
+        <w:t xml:space="preserve">    </w:t>
+      </w:r>
+      <w:proofErr w:type="spellStart"/>
+      <w:proofErr w:type="gramStart"/>
+      <w:r>
+        <w:rPr>
+          <w:rFonts w:ascii="Consolas" w:eastAsia="Times New Roman" w:hAnsi="Consolas" w:cs="Times New Roman"/>
+          <w:color w:val="9CDCFE"/>
+          <w:sz w:val="21"/>
+          <w:szCs w:val="21"/>
+          <w:lang w:eastAsia="en-IN"/>
+        </w:rPr>
+        <w:t>img</w:t>
+      </w:r>
+      <w:proofErr w:type="spellEnd"/>
+      <w:proofErr w:type="gramEnd"/>
+      <w:r>
+        <w:rPr>
+          <w:rFonts w:ascii="Consolas" w:eastAsia="Times New Roman" w:hAnsi="Consolas" w:cs="Times New Roman"/>
+          <w:color w:val="CCCCCC"/>
+          <w:sz w:val="21"/>
+          <w:szCs w:val="21"/>
+          <w:lang w:eastAsia="en-IN"/>
+        </w:rPr>
+        <w:t xml:space="preserve"> </w:t>
+      </w:r>
+      <w:r>
+        <w:rPr>
+          <w:rFonts w:ascii="Consolas" w:eastAsia="Times New Roman" w:hAnsi="Consolas" w:cs="Times New Roman"/>
+          <w:color w:val="D4D4D4"/>
+          <w:sz w:val="21"/>
+          <w:szCs w:val="21"/>
+          <w:lang w:eastAsia="en-IN"/>
+        </w:rPr>
+        <w:t>=</w:t>
+      </w:r>
+      <w:r>
+        <w:rPr>
+          <w:rFonts w:ascii="Consolas" w:eastAsia="Times New Roman" w:hAnsi="Consolas" w:cs="Times New Roman"/>
+          <w:color w:val="CCCCCC"/>
+          <w:sz w:val="21"/>
+          <w:szCs w:val="21"/>
+          <w:lang w:eastAsia="en-IN"/>
+        </w:rPr>
+        <w:t xml:space="preserve"> </w:t>
+      </w:r>
+      <w:proofErr w:type="spellStart"/>
+      <w:r>
+        <w:rPr>
+          <w:rFonts w:ascii="Consolas" w:eastAsia="Times New Roman" w:hAnsi="Consolas" w:cs="Times New Roman"/>
+          <w:color w:val="4EC9B0"/>
+          <w:sz w:val="21"/>
+          <w:szCs w:val="21"/>
+          <w:lang w:eastAsia="en-IN"/>
+        </w:rPr>
+        <w:t>models</w:t>
+      </w:r>
+      <w:r>
+        <w:rPr>
+          <w:rFonts w:ascii="Consolas" w:eastAsia="Times New Roman" w:hAnsi="Consolas" w:cs="Times New Roman"/>
+          <w:color w:val="CCCCCC"/>
+          <w:sz w:val="21"/>
+          <w:szCs w:val="21"/>
+          <w:lang w:eastAsia="en-IN"/>
+        </w:rPr>
+        <w:t>.</w:t>
+      </w:r>
+      <w:r>
+        <w:rPr>
+          <w:rFonts w:ascii="Consolas" w:eastAsia="Times New Roman" w:hAnsi="Consolas" w:cs="Times New Roman"/>
+          <w:color w:val="4EC9B0"/>
+          <w:sz w:val="21"/>
+          <w:szCs w:val="21"/>
+          <w:lang w:eastAsia="en-IN"/>
+        </w:rPr>
+        <w:t>ImageField</w:t>
+      </w:r>
+      <w:proofErr w:type="spellEnd"/>
+      <w:r>
+        <w:rPr>
+          <w:rFonts w:ascii="Consolas" w:eastAsia="Times New Roman" w:hAnsi="Consolas" w:cs="Times New Roman"/>
+          <w:color w:val="CCCCCC"/>
+          <w:sz w:val="21"/>
+          <w:szCs w:val="21"/>
+          <w:lang w:eastAsia="en-IN"/>
+        </w:rPr>
+        <w:t>(</w:t>
+      </w:r>
+      <w:proofErr w:type="spellStart"/>
+      <w:r>
+        <w:rPr>
+          <w:rFonts w:ascii="Consolas" w:eastAsia="Times New Roman" w:hAnsi="Consolas" w:cs="Times New Roman"/>
+          <w:color w:val="9CDCFE"/>
+          <w:sz w:val="21"/>
+          <w:szCs w:val="21"/>
+          <w:lang w:eastAsia="en-IN"/>
+        </w:rPr>
+        <w:t>upload_to</w:t>
+      </w:r>
+      <w:proofErr w:type="spellEnd"/>
+      <w:r>
+        <w:rPr>
+          <w:rFonts w:ascii="Consolas" w:eastAsia="Times New Roman" w:hAnsi="Consolas" w:cs="Times New Roman"/>
+          <w:color w:val="D4D4D4"/>
+          <w:sz w:val="21"/>
+          <w:szCs w:val="21"/>
+          <w:lang w:eastAsia="en-IN"/>
+        </w:rPr>
+        <w:t>=</w:t>
+      </w:r>
+      <w:r>
+        <w:rPr>
+          <w:rFonts w:ascii="Consolas" w:eastAsia="Times New Roman" w:hAnsi="Consolas" w:cs="Times New Roman"/>
+          <w:color w:val="CE9178"/>
+          <w:sz w:val="21"/>
+          <w:szCs w:val="21"/>
+          <w:lang w:eastAsia="en-IN"/>
+        </w:rPr>
+        <w:t>"pic"</w:t>
+      </w:r>
+      <w:r>
+        <w:rPr>
+          <w:rFonts w:ascii="Consolas" w:eastAsia="Times New Roman" w:hAnsi="Consolas" w:cs="Times New Roman"/>
+          <w:color w:val="CCCCCC"/>
+          <w:sz w:val="21"/>
+          <w:szCs w:val="21"/>
+          <w:lang w:eastAsia="en-IN"/>
+        </w:rPr>
+        <w:t>)</w:t>
+      </w:r>
+    </w:p>
+    <w:p>
+      <w:pPr>
+        <w:shd w:val="clear" w:color="auto" w:fill="1F1F1F"/>
+        <w:spacing w:after="0" w:line="285" w:lineRule="atLeast"/>
+        <w:rPr>
+          <w:rFonts w:ascii="Consolas" w:eastAsia="Times New Roman" w:hAnsi="Consolas" w:cs="Times New Roman"/>
+          <w:color w:val="CCCCCC"/>
+          <w:sz w:val="21"/>
+          <w:szCs w:val="21"/>
+          <w:lang w:eastAsia="en-IN"/>
+        </w:rPr>
+      </w:pPr>
+      <w:r>
+        <w:rPr>
+          <w:rFonts w:ascii="Consolas" w:eastAsia="Times New Roman" w:hAnsi="Consolas" w:cs="Times New Roman"/>
+          <w:color w:val="CCCCCC"/>
+          <w:sz w:val="21"/>
+          <w:szCs w:val="21"/>
+          <w:lang w:eastAsia="en-IN"/>
+        </w:rPr>
+        <w:t xml:space="preserve">    </w:t>
+      </w:r>
+      <w:proofErr w:type="gramStart"/>
+      <w:r>
+        <w:rPr>
+          <w:rFonts w:ascii="Consolas" w:eastAsia="Times New Roman" w:hAnsi="Consolas" w:cs="Times New Roman"/>
+          <w:color w:val="9CDCFE"/>
+          <w:sz w:val="21"/>
+          <w:szCs w:val="21"/>
+          <w:lang w:eastAsia="en-IN"/>
+        </w:rPr>
+        <w:t>name</w:t>
+      </w:r>
+      <w:proofErr w:type="gramEnd"/>
+      <w:r>
+        <w:rPr>
+          <w:rFonts w:ascii="Consolas" w:eastAsia="Times New Roman" w:hAnsi="Consolas" w:cs="Times New Roman"/>
+          <w:color w:val="CCCCCC"/>
+          <w:sz w:val="21"/>
+          <w:szCs w:val="21"/>
+          <w:lang w:eastAsia="en-IN"/>
+        </w:rPr>
+        <w:t xml:space="preserve"> </w:t>
+      </w:r>
+      <w:r>
+        <w:rPr>
+          <w:rFonts w:ascii="Consolas" w:eastAsia="Times New Roman" w:hAnsi="Consolas" w:cs="Times New Roman"/>
+          <w:color w:val="D4D4D4"/>
+          <w:sz w:val="21"/>
+          <w:szCs w:val="21"/>
+          <w:lang w:eastAsia="en-IN"/>
+        </w:rPr>
+        <w:t>=</w:t>
+      </w:r>
+      <w:r>
+        <w:rPr>
+          <w:rFonts w:ascii="Consolas" w:eastAsia="Times New Roman" w:hAnsi="Consolas" w:cs="Times New Roman"/>
+          <w:color w:val="CCCCCC"/>
+          <w:sz w:val="21"/>
+          <w:szCs w:val="21"/>
+          <w:lang w:eastAsia="en-IN"/>
+        </w:rPr>
+        <w:t xml:space="preserve"> </w:t>
+      </w:r>
+      <w:proofErr w:type="spellStart"/>
+      <w:r>
+        <w:rPr>
+          <w:rFonts w:ascii="Consolas" w:eastAsia="Times New Roman" w:hAnsi="Consolas" w:cs="Times New Roman"/>
+          <w:color w:val="4EC9B0"/>
+          <w:sz w:val="21"/>
+          <w:szCs w:val="21"/>
+          <w:lang w:eastAsia="en-IN"/>
+        </w:rPr>
+        <w:t>models</w:t>
+      </w:r>
+      <w:r>
+        <w:rPr>
+          <w:rFonts w:ascii="Consolas" w:eastAsia="Times New Roman" w:hAnsi="Consolas" w:cs="Times New Roman"/>
+          <w:color w:val="CCCCCC"/>
+          <w:sz w:val="21"/>
+          <w:szCs w:val="21"/>
+          <w:lang w:eastAsia="en-IN"/>
+        </w:rPr>
+        <w:t>.</w:t>
+      </w:r>
+      <w:r>
+        <w:rPr>
+          <w:rFonts w:ascii="Consolas" w:eastAsia="Times New Roman" w:hAnsi="Consolas" w:cs="Times New Roman"/>
+          <w:color w:val="4EC9B0"/>
+          <w:sz w:val="21"/>
+          <w:szCs w:val="21"/>
+          <w:lang w:eastAsia="en-IN"/>
+        </w:rPr>
+        <w:t>CharField</w:t>
+      </w:r>
+      <w:proofErr w:type="spellEnd"/>
+      <w:r>
+        <w:rPr>
+          <w:rFonts w:ascii="Consolas" w:eastAsia="Times New Roman" w:hAnsi="Consolas" w:cs="Times New Roman"/>
+          <w:color w:val="CCCCCC"/>
+          <w:sz w:val="21"/>
+          <w:szCs w:val="21"/>
+          <w:lang w:eastAsia="en-IN"/>
+        </w:rPr>
+        <w:t>(</w:t>
+      </w:r>
+      <w:proofErr w:type="spellStart"/>
+      <w:r>
+        <w:rPr>
+          <w:rFonts w:ascii="Consolas" w:eastAsia="Times New Roman" w:hAnsi="Consolas" w:cs="Times New Roman"/>
+          <w:color w:val="9CDCFE"/>
+          <w:sz w:val="21"/>
+          <w:szCs w:val="21"/>
+          <w:lang w:eastAsia="en-IN"/>
+        </w:rPr>
+        <w:t>max_length</w:t>
+      </w:r>
+      <w:proofErr w:type="spellEnd"/>
+      <w:r>
+        <w:rPr>
+          <w:rFonts w:ascii="Consolas" w:eastAsia="Times New Roman" w:hAnsi="Consolas" w:cs="Times New Roman"/>
+          <w:color w:val="D4D4D4"/>
+          <w:sz w:val="21"/>
+          <w:szCs w:val="21"/>
+          <w:lang w:eastAsia="en-IN"/>
+        </w:rPr>
+        <w:t>=</w:t>
+      </w:r>
+      <w:r>
+        <w:rPr>
+          <w:rFonts w:ascii="Consolas" w:eastAsia="Times New Roman" w:hAnsi="Consolas" w:cs="Times New Roman"/>
+          <w:color w:val="B5CEA8"/>
+          <w:sz w:val="21"/>
+          <w:szCs w:val="21"/>
+          <w:lang w:eastAsia="en-IN"/>
+        </w:rPr>
+        <w:t>50</w:t>
+      </w:r>
+      <w:r>
+        <w:rPr>
+          <w:rFonts w:ascii="Consolas" w:eastAsia="Times New Roman" w:hAnsi="Consolas" w:cs="Times New Roman"/>
+          <w:color w:val="CCCCCC"/>
+          <w:sz w:val="21"/>
+          <w:szCs w:val="21"/>
+          <w:lang w:eastAsia="en-IN"/>
+        </w:rPr>
+        <w:t>)</w:t>
+      </w:r>
+    </w:p>
+    <w:p>
+      <w:pPr>
+        <w:shd w:val="clear" w:color="auto" w:fill="1F1F1F"/>
+        <w:spacing w:after="0" w:line="285" w:lineRule="atLeast"/>
+        <w:rPr>
+          <w:rFonts w:ascii="Consolas" w:eastAsia="Times New Roman" w:hAnsi="Consolas" w:cs="Times New Roman"/>
+          <w:color w:val="CCCCCC"/>
+          <w:sz w:val="21"/>
+          <w:szCs w:val="21"/>
+          <w:lang w:eastAsia="en-IN"/>
+        </w:rPr>
+      </w:pPr>
+      <w:r>
+        <w:rPr>
+          <w:rFonts w:ascii="Consolas" w:eastAsia="Times New Roman" w:hAnsi="Consolas" w:cs="Times New Roman"/>
+          <w:color w:val="CCCCCC"/>
+          <w:sz w:val="21"/>
+          <w:szCs w:val="21"/>
+          <w:lang w:eastAsia="en-IN"/>
+        </w:rPr>
+        <w:t xml:space="preserve">    </w:t>
+      </w:r>
+      <w:proofErr w:type="spellStart"/>
+      <w:proofErr w:type="gramStart"/>
+      <w:r>
+        <w:rPr>
+          <w:rFonts w:ascii="Consolas" w:eastAsia="Times New Roman" w:hAnsi="Consolas" w:cs="Times New Roman"/>
+          <w:color w:val="9CDCFE"/>
+          <w:sz w:val="21"/>
+          <w:szCs w:val="21"/>
+          <w:lang w:eastAsia="en-IN"/>
+        </w:rPr>
+        <w:t>dec</w:t>
+      </w:r>
+      <w:proofErr w:type="spellEnd"/>
+      <w:proofErr w:type="gramEnd"/>
+      <w:r>
+        <w:rPr>
+          <w:rFonts w:ascii="Consolas" w:eastAsia="Times New Roman" w:hAnsi="Consolas" w:cs="Times New Roman"/>
+          <w:color w:val="CCCCCC"/>
+          <w:sz w:val="21"/>
+          <w:szCs w:val="21"/>
+          <w:lang w:eastAsia="en-IN"/>
+        </w:rPr>
+        <w:t xml:space="preserve"> </w:t>
+      </w:r>
+      <w:r>
+        <w:rPr>
+          <w:rFonts w:ascii="Consolas" w:eastAsia="Times New Roman" w:hAnsi="Consolas" w:cs="Times New Roman"/>
+          <w:color w:val="D4D4D4"/>
+          <w:sz w:val="21"/>
+          <w:szCs w:val="21"/>
+          <w:lang w:eastAsia="en-IN"/>
+        </w:rPr>
+        <w:t>=</w:t>
+      </w:r>
+      <w:r>
+        <w:rPr>
+          <w:rFonts w:ascii="Consolas" w:eastAsia="Times New Roman" w:hAnsi="Consolas" w:cs="Times New Roman"/>
+          <w:color w:val="CCCCCC"/>
+          <w:sz w:val="21"/>
+          <w:szCs w:val="21"/>
+          <w:lang w:eastAsia="en-IN"/>
+        </w:rPr>
+        <w:t xml:space="preserve"> </w:t>
+      </w:r>
+      <w:proofErr w:type="spellStart"/>
+      <w:r>
+        <w:rPr>
+          <w:rFonts w:ascii="Consolas" w:eastAsia="Times New Roman" w:hAnsi="Consolas" w:cs="Times New Roman"/>
+          <w:color w:val="4EC9B0"/>
+          <w:sz w:val="21"/>
+          <w:szCs w:val="21"/>
+          <w:lang w:eastAsia="en-IN"/>
+        </w:rPr>
+        <w:t>models</w:t>
+      </w:r>
+      <w:r>
+        <w:rPr>
+          <w:rFonts w:ascii="Consolas" w:eastAsia="Times New Roman" w:hAnsi="Consolas" w:cs="Times New Roman"/>
+          <w:color w:val="CCCCCC"/>
+          <w:sz w:val="21"/>
+          <w:szCs w:val="21"/>
+          <w:lang w:eastAsia="en-IN"/>
+        </w:rPr>
+        <w:t>.</w:t>
+      </w:r>
+      <w:r>
+        <w:rPr>
+          <w:rFonts w:ascii="Consolas" w:eastAsia="Times New Roman" w:hAnsi="Consolas" w:cs="Times New Roman"/>
+          <w:color w:val="4EC9B0"/>
+          <w:sz w:val="21"/>
+          <w:szCs w:val="21"/>
+          <w:lang w:eastAsia="en-IN"/>
+        </w:rPr>
+        <w:t>CharField</w:t>
+      </w:r>
+      <w:proofErr w:type="spellEnd"/>
+      <w:r>
+        <w:rPr>
+          <w:rFonts w:ascii="Consolas" w:eastAsia="Times New Roman" w:hAnsi="Consolas" w:cs="Times New Roman"/>
+          <w:color w:val="CCCCCC"/>
+          <w:sz w:val="21"/>
+          <w:szCs w:val="21"/>
+          <w:lang w:eastAsia="en-IN"/>
+        </w:rPr>
+        <w:t>(</w:t>
+      </w:r>
+      <w:proofErr w:type="spellStart"/>
+      <w:r>
+        <w:rPr>
+          <w:rFonts w:ascii="Consolas" w:eastAsia="Times New Roman" w:hAnsi="Consolas" w:cs="Times New Roman"/>
+          <w:color w:val="9CDCFE"/>
+          <w:sz w:val="21"/>
+          <w:szCs w:val="21"/>
+          <w:lang w:eastAsia="en-IN"/>
+        </w:rPr>
+        <w:t>max_length</w:t>
+      </w:r>
+      <w:proofErr w:type="spellEnd"/>
+      <w:r>
+        <w:rPr>
+          <w:rFonts w:ascii="Consolas" w:eastAsia="Times New Roman" w:hAnsi="Consolas" w:cs="Times New Roman"/>
+          <w:color w:val="D4D4D4"/>
+          <w:sz w:val="21"/>
+          <w:szCs w:val="21"/>
+          <w:lang w:eastAsia="en-IN"/>
+        </w:rPr>
+        <w:t>=</w:t>
+      </w:r>
+      <w:r>
+        <w:rPr>
+          <w:rFonts w:ascii="Consolas" w:eastAsia="Times New Roman" w:hAnsi="Consolas" w:cs="Times New Roman"/>
+          <w:color w:val="B5CEA8"/>
+          <w:sz w:val="21"/>
+          <w:szCs w:val="21"/>
+          <w:lang w:eastAsia="en-IN"/>
+        </w:rPr>
+        <w:t>50</w:t>
+      </w:r>
+      <w:r>
+        <w:rPr>
+          <w:rFonts w:ascii="Consolas" w:eastAsia="Times New Roman" w:hAnsi="Consolas" w:cs="Times New Roman"/>
+          <w:color w:val="CCCCCC"/>
+          <w:sz w:val="21"/>
+          <w:szCs w:val="21"/>
+          <w:lang w:eastAsia="en-IN"/>
+        </w:rPr>
+        <w:t>)</w:t>
+      </w:r>
+    </w:p>
+    <w:p>
+      <w:pPr>
+        <w:rPr>
+          <w:sz w:val="24"/>
+          <w:szCs w:val="24"/>
+        </w:rPr>
+      </w:pPr>
+    </w:p>
+    <w:p>
+      <w:pPr>
+        <w:rPr>
+          <w:sz w:val="24"/>
+          <w:szCs w:val="24"/>
+        </w:rPr>
+      </w:pPr>
+      <w:r>
+        <w:rPr>
+          <w:sz w:val="24"/>
+          <w:szCs w:val="24"/>
+        </w:rPr>
+        <w:t>urls.py</w:t>
+      </w:r>
+    </w:p>
+    <w:p>
+      <w:pPr>
+        <w:shd w:val="clear" w:color="auto" w:fill="1F1F1F"/>
+        <w:spacing w:after="0" w:line="285" w:lineRule="atLeast"/>
+        <w:rPr>
+          <w:rFonts w:ascii="Consolas" w:eastAsia="Times New Roman" w:hAnsi="Consolas" w:cs="Times New Roman"/>
+          <w:color w:val="CCCCCC"/>
+          <w:sz w:val="21"/>
+          <w:szCs w:val="21"/>
+          <w:lang w:eastAsia="en-IN"/>
+        </w:rPr>
+      </w:pPr>
+      <w:proofErr w:type="gramStart"/>
+      <w:r>
+        <w:rPr>
+          <w:rFonts w:ascii="Consolas" w:eastAsia="Times New Roman" w:hAnsi="Consolas" w:cs="Times New Roman"/>
+          <w:color w:val="C586C0"/>
+          <w:sz w:val="21"/>
+          <w:szCs w:val="21"/>
+          <w:lang w:eastAsia="en-IN"/>
+        </w:rPr>
+        <w:t>from</w:t>
+      </w:r>
+      <w:proofErr w:type="gramEnd"/>
+      <w:r>
+        <w:rPr>
+          <w:rFonts w:ascii="Consolas" w:eastAsia="Times New Roman" w:hAnsi="Consolas" w:cs="Times New Roman"/>
+          <w:color w:val="CCCCCC"/>
+          <w:sz w:val="21"/>
+          <w:szCs w:val="21"/>
+          <w:lang w:eastAsia="en-IN"/>
+        </w:rPr>
+        <w:t xml:space="preserve"> </w:t>
+      </w:r>
+      <w:proofErr w:type="spellStart"/>
+      <w:r>
+        <w:rPr>
+          <w:rFonts w:ascii="Consolas" w:eastAsia="Times New Roman" w:hAnsi="Consolas" w:cs="Times New Roman"/>
+          <w:color w:val="4EC9B0"/>
+          <w:sz w:val="21"/>
+          <w:szCs w:val="21"/>
+          <w:lang w:eastAsia="en-IN"/>
+        </w:rPr>
+        <w:t>django</w:t>
+      </w:r>
+      <w:r>
+        <w:rPr>
+          <w:rFonts w:ascii="Consolas" w:eastAsia="Times New Roman" w:hAnsi="Consolas" w:cs="Times New Roman"/>
+          <w:color w:val="CCCCCC"/>
+          <w:sz w:val="21"/>
+          <w:szCs w:val="21"/>
+          <w:lang w:eastAsia="en-IN"/>
+        </w:rPr>
+        <w:t>.</w:t>
+      </w:r>
+      <w:r>
+        <w:rPr>
+          <w:rFonts w:ascii="Consolas" w:eastAsia="Times New Roman" w:hAnsi="Consolas" w:cs="Times New Roman"/>
+          <w:color w:val="4EC9B0"/>
+          <w:sz w:val="21"/>
+          <w:szCs w:val="21"/>
+          <w:lang w:eastAsia="en-IN"/>
+        </w:rPr>
+        <w:t>contrib</w:t>
+      </w:r>
+      <w:proofErr w:type="spellEnd"/>
+      <w:r>
+        <w:rPr>
+          <w:rFonts w:ascii="Consolas" w:eastAsia="Times New Roman" w:hAnsi="Consolas" w:cs="Times New Roman"/>
+          <w:color w:val="CCCCCC"/>
+          <w:sz w:val="21"/>
+          <w:szCs w:val="21"/>
+          <w:lang w:eastAsia="en-IN"/>
+        </w:rPr>
+        <w:t xml:space="preserve"> </w:t>
+      </w:r>
+      <w:r>
+        <w:rPr>
+          <w:rFonts w:ascii="Consolas" w:eastAsia="Times New Roman" w:hAnsi="Consolas" w:cs="Times New Roman"/>
+          <w:color w:val="C586C0"/>
+          <w:sz w:val="21"/>
+          <w:szCs w:val="21"/>
+          <w:lang w:eastAsia="en-IN"/>
+        </w:rPr>
+        <w:t>import</w:t>
+      </w:r>
+      <w:r>
+        <w:rPr>
+          <w:rFonts w:ascii="Consolas" w:eastAsia="Times New Roman" w:hAnsi="Consolas" w:cs="Times New Roman"/>
+          <w:color w:val="CCCCCC"/>
+          <w:sz w:val="21"/>
+          <w:szCs w:val="21"/>
+          <w:lang w:eastAsia="en-IN"/>
+        </w:rPr>
+        <w:t xml:space="preserve"> </w:t>
+      </w:r>
+      <w:r>
+        <w:rPr>
+          <w:rFonts w:ascii="Consolas" w:eastAsia="Times New Roman" w:hAnsi="Consolas" w:cs="Times New Roman"/>
+          <w:color w:val="4EC9B0"/>
+          <w:sz w:val="21"/>
+          <w:szCs w:val="21"/>
+          <w:lang w:eastAsia="en-IN"/>
+        </w:rPr>
+        <w:t>admin</w:t>
+      </w:r>
+    </w:p>
+    <w:p>
+      <w:pPr>
+        <w:shd w:val="clear" w:color="auto" w:fill="1F1F1F"/>
+        <w:spacing w:after="0" w:line="285" w:lineRule="atLeast"/>
+        <w:rPr>
+          <w:rFonts w:ascii="Consolas" w:eastAsia="Times New Roman" w:hAnsi="Consolas" w:cs="Times New Roman"/>
+          <w:color w:val="CCCCCC"/>
+          <w:sz w:val="21"/>
+          <w:szCs w:val="21"/>
+          <w:lang w:eastAsia="en-IN"/>
+        </w:rPr>
+      </w:pPr>
+      <w:proofErr w:type="gramStart"/>
+      <w:r>
+        <w:rPr>
+          <w:rFonts w:ascii="Consolas" w:eastAsia="Times New Roman" w:hAnsi="Consolas" w:cs="Times New Roman"/>
+          <w:color w:val="C586C0"/>
+          <w:sz w:val="21"/>
+          <w:szCs w:val="21"/>
+          <w:lang w:eastAsia="en-IN"/>
+        </w:rPr>
+        <w:t>from</w:t>
+      </w:r>
+      <w:proofErr w:type="gramEnd"/>
+      <w:r>
+        <w:rPr>
+          <w:rFonts w:ascii="Consolas" w:eastAsia="Times New Roman" w:hAnsi="Consolas" w:cs="Times New Roman"/>
+          <w:color w:val="CCCCCC"/>
+          <w:sz w:val="21"/>
+          <w:szCs w:val="21"/>
+          <w:lang w:eastAsia="en-IN"/>
+        </w:rPr>
+        <w:t xml:space="preserve"> </w:t>
+      </w:r>
+      <w:proofErr w:type="spellStart"/>
+      <w:r>
+        <w:rPr>
+          <w:rFonts w:ascii="Consolas" w:eastAsia="Times New Roman" w:hAnsi="Consolas" w:cs="Times New Roman"/>
+          <w:color w:val="4EC9B0"/>
+          <w:sz w:val="21"/>
+          <w:szCs w:val="21"/>
+          <w:lang w:eastAsia="en-IN"/>
+        </w:rPr>
+        <w:t>django</w:t>
+      </w:r>
+      <w:r>
+        <w:rPr>
+          <w:rFonts w:ascii="Consolas" w:eastAsia="Times New Roman" w:hAnsi="Consolas" w:cs="Times New Roman"/>
+          <w:color w:val="CCCCCC"/>
+          <w:sz w:val="21"/>
+          <w:szCs w:val="21"/>
+          <w:lang w:eastAsia="en-IN"/>
+        </w:rPr>
+        <w:t>.</w:t>
+      </w:r>
+      <w:r>
+        <w:rPr>
+          <w:rFonts w:ascii="Consolas" w:eastAsia="Times New Roman" w:hAnsi="Consolas" w:cs="Times New Roman"/>
+          <w:color w:val="4EC9B0"/>
+          <w:sz w:val="21"/>
+          <w:szCs w:val="21"/>
+          <w:lang w:eastAsia="en-IN"/>
+        </w:rPr>
+        <w:t>urls</w:t>
+      </w:r>
+      <w:proofErr w:type="spellEnd"/>
+      <w:r>
+        <w:rPr>
+          <w:rFonts w:ascii="Consolas" w:eastAsia="Times New Roman" w:hAnsi="Consolas" w:cs="Times New Roman"/>
+          <w:color w:val="CCCCCC"/>
+          <w:sz w:val="21"/>
+          <w:szCs w:val="21"/>
+          <w:lang w:eastAsia="en-IN"/>
+        </w:rPr>
+        <w:t xml:space="preserve"> </w:t>
+      </w:r>
+      <w:r>
+        <w:rPr>
+          <w:rFonts w:ascii="Consolas" w:eastAsia="Times New Roman" w:hAnsi="Consolas" w:cs="Times New Roman"/>
+          <w:color w:val="C586C0"/>
+          <w:sz w:val="21"/>
+          <w:szCs w:val="21"/>
+          <w:lang w:eastAsia="en-IN"/>
+        </w:rPr>
+        <w:t>import</w:t>
+      </w:r>
+      <w:r>
+        <w:rPr>
+          <w:rFonts w:ascii="Consolas" w:eastAsia="Times New Roman" w:hAnsi="Consolas" w:cs="Times New Roman"/>
+          <w:color w:val="CCCCCC"/>
+          <w:sz w:val="21"/>
+          <w:szCs w:val="21"/>
+          <w:lang w:eastAsia="en-IN"/>
+        </w:rPr>
+        <w:t xml:space="preserve"> </w:t>
+      </w:r>
+      <w:r>
+        <w:rPr>
+          <w:rFonts w:ascii="Consolas" w:eastAsia="Times New Roman" w:hAnsi="Consolas" w:cs="Times New Roman"/>
+          <w:color w:val="DCDCAA"/>
+          <w:sz w:val="21"/>
+          <w:szCs w:val="21"/>
+          <w:lang w:eastAsia="en-IN"/>
+        </w:rPr>
+        <w:t>path</w:t>
+      </w:r>
+      <w:r>
+        <w:rPr>
+          <w:rFonts w:ascii="Consolas" w:eastAsia="Times New Roman" w:hAnsi="Consolas" w:cs="Times New Roman"/>
+          <w:color w:val="CCCCCC"/>
+          <w:sz w:val="21"/>
+          <w:szCs w:val="21"/>
+          <w:lang w:eastAsia="en-IN"/>
+        </w:rPr>
+        <w:t xml:space="preserve">, </w:t>
+      </w:r>
+      <w:r>
+        <w:rPr>
+          <w:rFonts w:ascii="Consolas" w:eastAsia="Times New Roman" w:hAnsi="Consolas" w:cs="Times New Roman"/>
+          <w:color w:val="DCDCAA"/>
+          <w:sz w:val="21"/>
+          <w:szCs w:val="21"/>
+          <w:lang w:eastAsia="en-IN"/>
+        </w:rPr>
+        <w:t>include</w:t>
+      </w:r>
+    </w:p>
+    <w:p>
+      <w:pPr>
+        <w:shd w:val="clear" w:color="auto" w:fill="1F1F1F"/>
+        <w:spacing w:after="0" w:line="285" w:lineRule="atLeast"/>
+        <w:rPr>
+          <w:rFonts w:ascii="Consolas" w:eastAsia="Times New Roman" w:hAnsi="Consolas" w:cs="Times New Roman"/>
+          <w:color w:val="CCCCCC"/>
+          <w:sz w:val="21"/>
+          <w:szCs w:val="21"/>
+          <w:lang w:eastAsia="en-IN"/>
+        </w:rPr>
+      </w:pPr>
+      <w:proofErr w:type="gramStart"/>
+      <w:r>
+        <w:rPr>
+          <w:rFonts w:ascii="Consolas" w:eastAsia="Times New Roman" w:hAnsi="Consolas" w:cs="Times New Roman"/>
+          <w:color w:val="C586C0"/>
+          <w:sz w:val="21"/>
+          <w:szCs w:val="21"/>
+          <w:lang w:eastAsia="en-IN"/>
+        </w:rPr>
+        <w:t>from</w:t>
+      </w:r>
+      <w:proofErr w:type="gramEnd"/>
+      <w:r>
+        <w:rPr>
+          <w:rFonts w:ascii="Consolas" w:eastAsia="Times New Roman" w:hAnsi="Consolas" w:cs="Times New Roman"/>
+          <w:color w:val="CCCCCC"/>
+          <w:sz w:val="21"/>
+          <w:szCs w:val="21"/>
+          <w:lang w:eastAsia="en-IN"/>
+        </w:rPr>
+        <w:t xml:space="preserve"> </w:t>
+      </w:r>
+      <w:proofErr w:type="spellStart"/>
+      <w:r>
+        <w:rPr>
+          <w:rFonts w:ascii="Consolas" w:eastAsia="Times New Roman" w:hAnsi="Consolas" w:cs="Times New Roman"/>
+          <w:color w:val="4EC9B0"/>
+          <w:sz w:val="21"/>
+          <w:szCs w:val="21"/>
+          <w:lang w:eastAsia="en-IN"/>
+        </w:rPr>
+        <w:t>django</w:t>
+      </w:r>
+      <w:r>
+        <w:rPr>
+          <w:rFonts w:ascii="Consolas" w:eastAsia="Times New Roman" w:hAnsi="Consolas" w:cs="Times New Roman"/>
+          <w:color w:val="CCCCCC"/>
+          <w:sz w:val="21"/>
+          <w:szCs w:val="21"/>
+          <w:lang w:eastAsia="en-IN"/>
+        </w:rPr>
+        <w:t>.</w:t>
+      </w:r>
+      <w:r>
+        <w:rPr>
+          <w:rFonts w:ascii="Consolas" w:eastAsia="Times New Roman" w:hAnsi="Consolas" w:cs="Times New Roman"/>
+          <w:color w:val="4EC9B0"/>
+          <w:sz w:val="21"/>
+          <w:szCs w:val="21"/>
+          <w:lang w:eastAsia="en-IN"/>
+        </w:rPr>
+        <w:t>conf</w:t>
+      </w:r>
+      <w:proofErr w:type="spellEnd"/>
+      <w:r>
+        <w:rPr>
+          <w:rFonts w:ascii="Consolas" w:eastAsia="Times New Roman" w:hAnsi="Consolas" w:cs="Times New Roman"/>
+          <w:color w:val="CCCCCC"/>
+          <w:sz w:val="21"/>
+          <w:szCs w:val="21"/>
+          <w:lang w:eastAsia="en-IN"/>
+        </w:rPr>
+        <w:t xml:space="preserve"> </w:t>
+      </w:r>
+      <w:r>
+        <w:rPr>
+          <w:rFonts w:ascii="Consolas" w:eastAsia="Times New Roman" w:hAnsi="Consolas" w:cs="Times New Roman"/>
+          <w:color w:val="C586C0"/>
+          <w:sz w:val="21"/>
+          <w:szCs w:val="21"/>
+          <w:lang w:eastAsia="en-IN"/>
+        </w:rPr>
+        <w:t>import</w:t>
+      </w:r>
+      <w:r>
+        <w:rPr>
+          <w:rFonts w:ascii="Consolas" w:eastAsia="Times New Roman" w:hAnsi="Consolas" w:cs="Times New Roman"/>
+          <w:color w:val="CCCCCC"/>
+          <w:sz w:val="21"/>
+          <w:szCs w:val="21"/>
+          <w:lang w:eastAsia="en-IN"/>
+        </w:rPr>
+        <w:t xml:space="preserve"> </w:t>
+      </w:r>
+      <w:r>
+        <w:rPr>
+          <w:rFonts w:ascii="Consolas" w:eastAsia="Times New Roman" w:hAnsi="Consolas" w:cs="Times New Roman"/>
+          <w:color w:val="9CDCFE"/>
+          <w:sz w:val="21"/>
+          <w:szCs w:val="21"/>
+          <w:lang w:eastAsia="en-IN"/>
+        </w:rPr>
+        <w:t>settings</w:t>
+      </w:r>
+    </w:p>
+    <w:p>
+      <w:pPr>
+        <w:shd w:val="clear" w:color="auto" w:fill="1F1F1F"/>
+        <w:spacing w:after="0" w:line="285" w:lineRule="atLeast"/>
+        <w:rPr>
+          <w:rFonts w:ascii="Consolas" w:eastAsia="Times New Roman" w:hAnsi="Consolas" w:cs="Times New Roman"/>
+          <w:color w:val="CCCCCC"/>
+          <w:sz w:val="21"/>
+          <w:szCs w:val="21"/>
+          <w:lang w:eastAsia="en-IN"/>
+        </w:rPr>
+      </w:pPr>
+      <w:proofErr w:type="gramStart"/>
+      <w:r>
+        <w:rPr>
+          <w:rFonts w:ascii="Consolas" w:eastAsia="Times New Roman" w:hAnsi="Consolas" w:cs="Times New Roman"/>
+          <w:color w:val="C586C0"/>
+          <w:sz w:val="21"/>
+          <w:szCs w:val="21"/>
+          <w:lang w:eastAsia="en-IN"/>
+        </w:rPr>
+        <w:t>from</w:t>
+      </w:r>
+      <w:proofErr w:type="gramEnd"/>
+      <w:r>
+        <w:rPr>
+          <w:rFonts w:ascii="Consolas" w:eastAsia="Times New Roman" w:hAnsi="Consolas" w:cs="Times New Roman"/>
+          <w:color w:val="CCCCCC"/>
+          <w:sz w:val="21"/>
+          <w:szCs w:val="21"/>
+          <w:lang w:eastAsia="en-IN"/>
+        </w:rPr>
+        <w:t xml:space="preserve"> </w:t>
+      </w:r>
+      <w:proofErr w:type="spellStart"/>
+      <w:r>
+        <w:rPr>
+          <w:rFonts w:ascii="Consolas" w:eastAsia="Times New Roman" w:hAnsi="Consolas" w:cs="Times New Roman"/>
+          <w:color w:val="4EC9B0"/>
+          <w:sz w:val="21"/>
+          <w:szCs w:val="21"/>
+          <w:lang w:eastAsia="en-IN"/>
+        </w:rPr>
+        <w:t>django</w:t>
+      </w:r>
+      <w:r>
+        <w:rPr>
+          <w:rFonts w:ascii="Consolas" w:eastAsia="Times New Roman" w:hAnsi="Consolas" w:cs="Times New Roman"/>
+          <w:color w:val="CCCCCC"/>
+          <w:sz w:val="21"/>
+          <w:szCs w:val="21"/>
+          <w:lang w:eastAsia="en-IN"/>
+        </w:rPr>
+        <w:t>.</w:t>
+      </w:r>
+      <w:r>
+        <w:rPr>
+          <w:rFonts w:ascii="Consolas" w:eastAsia="Times New Roman" w:hAnsi="Consolas" w:cs="Times New Roman"/>
+          <w:color w:val="4EC9B0"/>
+          <w:sz w:val="21"/>
+          <w:szCs w:val="21"/>
+          <w:lang w:eastAsia="en-IN"/>
+        </w:rPr>
+        <w:t>conf</w:t>
+      </w:r>
+      <w:r>
+        <w:rPr>
+          <w:rFonts w:ascii="Consolas" w:eastAsia="Times New Roman" w:hAnsi="Consolas" w:cs="Times New Roman"/>
+          <w:color w:val="CCCCCC"/>
+          <w:sz w:val="21"/>
+          <w:szCs w:val="21"/>
+          <w:lang w:eastAsia="en-IN"/>
+        </w:rPr>
+        <w:t>.</w:t>
+      </w:r>
+      <w:r>
+        <w:rPr>
+          <w:rFonts w:ascii="Consolas" w:eastAsia="Times New Roman" w:hAnsi="Consolas" w:cs="Times New Roman"/>
+          <w:color w:val="4EC9B0"/>
+          <w:sz w:val="21"/>
+          <w:szCs w:val="21"/>
+          <w:lang w:eastAsia="en-IN"/>
+        </w:rPr>
+        <w:t>urls</w:t>
+      </w:r>
+      <w:r>
+        <w:rPr>
+          <w:rFonts w:ascii="Consolas" w:eastAsia="Times New Roman" w:hAnsi="Consolas" w:cs="Times New Roman"/>
+          <w:color w:val="CCCCCC"/>
+          <w:sz w:val="21"/>
+          <w:szCs w:val="21"/>
+          <w:lang w:eastAsia="en-IN"/>
+        </w:rPr>
+        <w:t>.</w:t>
+      </w:r>
+      <w:r>
+        <w:rPr>
+          <w:rFonts w:ascii="Consolas" w:eastAsia="Times New Roman" w:hAnsi="Consolas" w:cs="Times New Roman"/>
+          <w:color w:val="4EC9B0"/>
+          <w:sz w:val="21"/>
+          <w:szCs w:val="21"/>
+          <w:lang w:eastAsia="en-IN"/>
+        </w:rPr>
+        <w:t>static</w:t>
+      </w:r>
+      <w:proofErr w:type="spellEnd"/>
+      <w:r>
+        <w:rPr>
+          <w:rFonts w:ascii="Consolas" w:eastAsia="Times New Roman" w:hAnsi="Consolas" w:cs="Times New Roman"/>
+          <w:color w:val="CCCCCC"/>
+          <w:sz w:val="21"/>
+          <w:szCs w:val="21"/>
+          <w:lang w:eastAsia="en-IN"/>
+        </w:rPr>
+        <w:t xml:space="preserve"> </w:t>
+      </w:r>
+      <w:r>
+        <w:rPr>
+          <w:rFonts w:ascii="Consolas" w:eastAsia="Times New Roman" w:hAnsi="Consolas" w:cs="Times New Roman"/>
+          <w:color w:val="C586C0"/>
+          <w:sz w:val="21"/>
+          <w:szCs w:val="21"/>
+          <w:lang w:eastAsia="en-IN"/>
+        </w:rPr>
+        <w:t>import</w:t>
+      </w:r>
+      <w:r>
+        <w:rPr>
+          <w:rFonts w:ascii="Consolas" w:eastAsia="Times New Roman" w:hAnsi="Consolas" w:cs="Times New Roman"/>
+          <w:color w:val="CCCCCC"/>
+          <w:sz w:val="21"/>
+          <w:szCs w:val="21"/>
+          <w:lang w:eastAsia="en-IN"/>
+        </w:rPr>
+        <w:t xml:space="preserve"> </w:t>
+      </w:r>
+      <w:r>
+        <w:rPr>
+          <w:rFonts w:ascii="Consolas" w:eastAsia="Times New Roman" w:hAnsi="Consolas" w:cs="Times New Roman"/>
+          <w:color w:val="DCDCAA"/>
+          <w:sz w:val="21"/>
+          <w:szCs w:val="21"/>
+          <w:lang w:eastAsia="en-IN"/>
+        </w:rPr>
+        <w:t>static</w:t>
+      </w:r>
+    </w:p>
+    <w:p>
+      <w:pPr>
+        <w:shd w:val="clear" w:color="auto" w:fill="1F1F1F"/>
+        <w:spacing w:after="0" w:line="285" w:lineRule="atLeast"/>
+        <w:rPr>
+          <w:rFonts w:ascii="Consolas" w:eastAsia="Times New Roman" w:hAnsi="Consolas" w:cs="Times New Roman"/>
+          <w:color w:val="CCCCCC"/>
+          <w:sz w:val="21"/>
+          <w:szCs w:val="21"/>
+          <w:lang w:eastAsia="en-IN"/>
+        </w:rPr>
+      </w:pPr>
+    </w:p>
+    <w:p>
+      <w:pPr>
+        <w:shd w:val="clear" w:color="auto" w:fill="1F1F1F"/>
+        <w:spacing w:after="0" w:line="285" w:lineRule="atLeast"/>
+        <w:rPr>
+          <w:rFonts w:ascii="Consolas" w:eastAsia="Times New Roman" w:hAnsi="Consolas" w:cs="Times New Roman"/>
+          <w:color w:val="CCCCCC"/>
+          <w:sz w:val="21"/>
+          <w:szCs w:val="21"/>
+          <w:lang w:eastAsia="en-IN"/>
+        </w:rPr>
+      </w:pPr>
+      <w:proofErr w:type="spellStart"/>
+      <w:proofErr w:type="gramStart"/>
+      <w:r>
+        <w:rPr>
+          <w:rFonts w:ascii="Consolas" w:eastAsia="Times New Roman" w:hAnsi="Consolas" w:cs="Times New Roman"/>
+          <w:color w:val="9CDCFE"/>
+          <w:sz w:val="21"/>
+          <w:szCs w:val="21"/>
+          <w:lang w:eastAsia="en-IN"/>
+        </w:rPr>
+        <w:t>urlpatterns</w:t>
+      </w:r>
+      <w:proofErr w:type="spellEnd"/>
+      <w:proofErr w:type="gramEnd"/>
+      <w:r>
+        <w:rPr>
+          <w:rFonts w:ascii="Consolas" w:eastAsia="Times New Roman" w:hAnsi="Consolas" w:cs="Times New Roman"/>
+          <w:color w:val="CCCCCC"/>
+          <w:sz w:val="21"/>
+          <w:szCs w:val="21"/>
+          <w:lang w:eastAsia="en-IN"/>
+        </w:rPr>
+        <w:t xml:space="preserve"> </w:t>
+      </w:r>
+      <w:r>
+        <w:rPr>
+          <w:rFonts w:ascii="Consolas" w:eastAsia="Times New Roman" w:hAnsi="Consolas" w:cs="Times New Roman"/>
+          <w:color w:val="D4D4D4"/>
+          <w:sz w:val="21"/>
+          <w:szCs w:val="21"/>
+          <w:lang w:eastAsia="en-IN"/>
+        </w:rPr>
+        <w:t>=</w:t>
+      </w:r>
+      <w:r>
+        <w:rPr>
+          <w:rFonts w:ascii="Consolas" w:eastAsia="Times New Roman" w:hAnsi="Consolas" w:cs="Times New Roman"/>
+          <w:color w:val="CCCCCC"/>
+          <w:sz w:val="21"/>
+          <w:szCs w:val="21"/>
+          <w:lang w:eastAsia="en-IN"/>
+        </w:rPr>
+        <w:t xml:space="preserve"> [</w:t>
+      </w:r>
+    </w:p>
+    <w:p>
+      <w:pPr>
+        <w:shd w:val="clear" w:color="auto" w:fill="1F1F1F"/>
+        <w:spacing w:after="0" w:line="285" w:lineRule="atLeast"/>
+        <w:rPr>
+          <w:rFonts w:ascii="Consolas" w:eastAsia="Times New Roman" w:hAnsi="Consolas" w:cs="Times New Roman"/>
+          <w:color w:val="CCCCCC"/>
+          <w:sz w:val="21"/>
+          <w:szCs w:val="21"/>
+          <w:lang w:eastAsia="en-IN"/>
+        </w:rPr>
+      </w:pPr>
+      <w:r>
+        <w:rPr>
+          <w:rFonts w:ascii="Consolas" w:eastAsia="Times New Roman" w:hAnsi="Consolas" w:cs="Times New Roman"/>
+          <w:color w:val="CCCCCC"/>
+          <w:sz w:val="21"/>
+          <w:szCs w:val="21"/>
+          <w:lang w:eastAsia="en-IN"/>
+        </w:rPr>
+        <w:t xml:space="preserve">    </w:t>
+      </w:r>
+      <w:proofErr w:type="gramStart"/>
+      <w:r>
+        <w:rPr>
+          <w:rFonts w:ascii="Consolas" w:eastAsia="Times New Roman" w:hAnsi="Consolas" w:cs="Times New Roman"/>
+          <w:color w:val="DCDCAA"/>
+          <w:sz w:val="21"/>
+          <w:szCs w:val="21"/>
+          <w:lang w:eastAsia="en-IN"/>
+        </w:rPr>
+        <w:t>path</w:t>
+      </w:r>
+      <w:r>
+        <w:rPr>
+          <w:rFonts w:ascii="Consolas" w:eastAsia="Times New Roman" w:hAnsi="Consolas" w:cs="Times New Roman"/>
+          <w:color w:val="CCCCCC"/>
+          <w:sz w:val="21"/>
+          <w:szCs w:val="21"/>
+          <w:lang w:eastAsia="en-IN"/>
+        </w:rPr>
+        <w:t>(</w:t>
+      </w:r>
+      <w:proofErr w:type="gramEnd"/>
+      <w:r>
+        <w:rPr>
+          <w:rFonts w:ascii="Consolas" w:eastAsia="Times New Roman" w:hAnsi="Consolas" w:cs="Times New Roman"/>
+          <w:color w:val="CE9178"/>
+          <w:sz w:val="21"/>
+          <w:szCs w:val="21"/>
+          <w:lang w:eastAsia="en-IN"/>
+        </w:rPr>
+        <w:t>'admin/'</w:t>
+      </w:r>
+      <w:r>
+        <w:rPr>
+          <w:rFonts w:ascii="Consolas" w:eastAsia="Times New Roman" w:hAnsi="Consolas" w:cs="Times New Roman"/>
+          <w:color w:val="CCCCCC"/>
+          <w:sz w:val="21"/>
+          <w:szCs w:val="21"/>
+          <w:lang w:eastAsia="en-IN"/>
+        </w:rPr>
+        <w:t xml:space="preserve">, </w:t>
+      </w:r>
+      <w:proofErr w:type="spellStart"/>
+      <w:r>
+        <w:rPr>
+          <w:rFonts w:ascii="Consolas" w:eastAsia="Times New Roman" w:hAnsi="Consolas" w:cs="Times New Roman"/>
+          <w:color w:val="4EC9B0"/>
+          <w:sz w:val="21"/>
+          <w:szCs w:val="21"/>
+          <w:lang w:eastAsia="en-IN"/>
+        </w:rPr>
+        <w:t>admin</w:t>
+      </w:r>
+      <w:r>
+        <w:rPr>
+          <w:rFonts w:ascii="Consolas" w:eastAsia="Times New Roman" w:hAnsi="Consolas" w:cs="Times New Roman"/>
+          <w:color w:val="CCCCCC"/>
+          <w:sz w:val="21"/>
+          <w:szCs w:val="21"/>
+          <w:lang w:eastAsia="en-IN"/>
+        </w:rPr>
+        <w:t>.</w:t>
+      </w:r>
+      <w:r>
+        <w:rPr>
+          <w:rFonts w:ascii="Consolas" w:eastAsia="Times New Roman" w:hAnsi="Consolas" w:cs="Times New Roman"/>
+          <w:color w:val="9CDCFE"/>
+          <w:sz w:val="21"/>
+          <w:szCs w:val="21"/>
+          <w:lang w:eastAsia="en-IN"/>
+        </w:rPr>
+        <w:t>site</w:t>
+      </w:r>
+      <w:r>
+        <w:rPr>
+          <w:rFonts w:ascii="Consolas" w:eastAsia="Times New Roman" w:hAnsi="Consolas" w:cs="Times New Roman"/>
+          <w:color w:val="CCCCCC"/>
+          <w:sz w:val="21"/>
+          <w:szCs w:val="21"/>
+          <w:lang w:eastAsia="en-IN"/>
+        </w:rPr>
+        <w:t>.</w:t>
+      </w:r>
+      <w:r>
+        <w:rPr>
+          <w:rFonts w:ascii="Consolas" w:eastAsia="Times New Roman" w:hAnsi="Consolas" w:cs="Times New Roman"/>
+          <w:color w:val="9CDCFE"/>
+          <w:sz w:val="21"/>
+          <w:szCs w:val="21"/>
+          <w:lang w:eastAsia="en-IN"/>
+        </w:rPr>
+        <w:t>urls</w:t>
+      </w:r>
+      <w:proofErr w:type="spellEnd"/>
+      <w:r>
+        <w:rPr>
+          <w:rFonts w:ascii="Consolas" w:eastAsia="Times New Roman" w:hAnsi="Consolas" w:cs="Times New Roman"/>
+          <w:color w:val="CCCCCC"/>
+          <w:sz w:val="21"/>
+          <w:szCs w:val="21"/>
+          <w:lang w:eastAsia="en-IN"/>
+        </w:rPr>
+        <w:t>),</w:t>
+      </w:r>
+    </w:p>
+    <w:p>
+      <w:pPr>
+        <w:shd w:val="clear" w:color="auto" w:fill="1F1F1F"/>
+        <w:spacing w:after="0" w:line="285" w:lineRule="atLeast"/>
+        <w:rPr>
+          <w:rFonts w:ascii="Consolas" w:eastAsia="Times New Roman" w:hAnsi="Consolas" w:cs="Times New Roman"/>
+          <w:color w:val="CCCCCC"/>
+          <w:sz w:val="21"/>
+          <w:szCs w:val="21"/>
+          <w:lang w:eastAsia="en-IN"/>
+        </w:rPr>
+      </w:pPr>
+      <w:r>
+        <w:rPr>
+          <w:rFonts w:ascii="Consolas" w:eastAsia="Times New Roman" w:hAnsi="Consolas" w:cs="Times New Roman"/>
+          <w:color w:val="CCCCCC"/>
+          <w:sz w:val="21"/>
+          <w:szCs w:val="21"/>
+          <w:lang w:eastAsia="en-IN"/>
+        </w:rPr>
+        <w:t xml:space="preserve">    </w:t>
+      </w:r>
+      <w:proofErr w:type="gramStart"/>
+      <w:r>
+        <w:rPr>
+          <w:rFonts w:ascii="Consolas" w:eastAsia="Times New Roman" w:hAnsi="Consolas" w:cs="Times New Roman"/>
+          <w:color w:val="DCDCAA"/>
+          <w:sz w:val="21"/>
+          <w:szCs w:val="21"/>
+          <w:lang w:eastAsia="en-IN"/>
+        </w:rPr>
+        <w:t>path</w:t>
+      </w:r>
+      <w:r>
+        <w:rPr>
+          <w:rFonts w:ascii="Consolas" w:eastAsia="Times New Roman" w:hAnsi="Consolas" w:cs="Times New Roman"/>
+          <w:color w:val="CCCCCC"/>
+          <w:sz w:val="21"/>
+          <w:szCs w:val="21"/>
+          <w:lang w:eastAsia="en-IN"/>
+        </w:rPr>
+        <w:t>(</w:t>
+      </w:r>
+      <w:proofErr w:type="gramEnd"/>
+      <w:r>
+        <w:rPr>
+          <w:rFonts w:ascii="Consolas" w:eastAsia="Times New Roman" w:hAnsi="Consolas" w:cs="Times New Roman"/>
+          <w:color w:val="CE9178"/>
+          <w:sz w:val="21"/>
+          <w:szCs w:val="21"/>
+          <w:lang w:eastAsia="en-IN"/>
+        </w:rPr>
+        <w:t>''</w:t>
+      </w:r>
+      <w:r>
+        <w:rPr>
+          <w:rFonts w:ascii="Consolas" w:eastAsia="Times New Roman" w:hAnsi="Consolas" w:cs="Times New Roman"/>
+          <w:color w:val="CCCCCC"/>
+          <w:sz w:val="21"/>
+          <w:szCs w:val="21"/>
+          <w:lang w:eastAsia="en-IN"/>
+        </w:rPr>
+        <w:t xml:space="preserve">, </w:t>
+      </w:r>
+      <w:r>
+        <w:rPr>
+          <w:rFonts w:ascii="Consolas" w:eastAsia="Times New Roman" w:hAnsi="Consolas" w:cs="Times New Roman"/>
+          <w:color w:val="DCDCAA"/>
+          <w:sz w:val="21"/>
+          <w:szCs w:val="21"/>
+          <w:lang w:eastAsia="en-IN"/>
+        </w:rPr>
+        <w:t>include</w:t>
+      </w:r>
+      <w:r>
+        <w:rPr>
+          <w:rFonts w:ascii="Consolas" w:eastAsia="Times New Roman" w:hAnsi="Consolas" w:cs="Times New Roman"/>
+          <w:color w:val="CCCCCC"/>
+          <w:sz w:val="21"/>
+          <w:szCs w:val="21"/>
+          <w:lang w:eastAsia="en-IN"/>
+        </w:rPr>
+        <w:t>(</w:t>
+      </w:r>
+      <w:r>
+        <w:rPr>
+          <w:rFonts w:ascii="Consolas" w:eastAsia="Times New Roman" w:hAnsi="Consolas" w:cs="Times New Roman"/>
+          <w:color w:val="CE9178"/>
+          <w:sz w:val="21"/>
+          <w:szCs w:val="21"/>
+          <w:lang w:eastAsia="en-IN"/>
+        </w:rPr>
+        <w:t>'</w:t>
+      </w:r>
+      <w:proofErr w:type="spellStart"/>
+      <w:r>
+        <w:rPr>
+          <w:rFonts w:ascii="Consolas" w:eastAsia="Times New Roman" w:hAnsi="Consolas" w:cs="Times New Roman"/>
+          <w:color w:val="CE9178"/>
+          <w:sz w:val="21"/>
+          <w:szCs w:val="21"/>
+          <w:lang w:eastAsia="en-IN"/>
+        </w:rPr>
+        <w:t>eventapp.urls</w:t>
+      </w:r>
+      <w:proofErr w:type="spellEnd"/>
+      <w:r>
+        <w:rPr>
+          <w:rFonts w:ascii="Consolas" w:eastAsia="Times New Roman" w:hAnsi="Consolas" w:cs="Times New Roman"/>
+          <w:color w:val="CE9178"/>
+          <w:sz w:val="21"/>
+          <w:szCs w:val="21"/>
+          <w:lang w:eastAsia="en-IN"/>
+        </w:rPr>
+        <w:t>'</w:t>
+      </w:r>
+      <w:r>
+        <w:rPr>
+          <w:rFonts w:ascii="Consolas" w:eastAsia="Times New Roman" w:hAnsi="Consolas" w:cs="Times New Roman"/>
+          <w:color w:val="CCCCCC"/>
+          <w:sz w:val="21"/>
+          <w:szCs w:val="21"/>
+          <w:lang w:eastAsia="en-IN"/>
+        </w:rPr>
+        <w:t>))</w:t>
+      </w:r>
+    </w:p>
+    <w:p>
+      <w:pPr>
+        <w:shd w:val="clear" w:color="auto" w:fill="1F1F1F"/>
+        <w:spacing w:after="0" w:line="285" w:lineRule="atLeast"/>
+        <w:rPr>
+          <w:rFonts w:ascii="Consolas" w:eastAsia="Times New Roman" w:hAnsi="Consolas" w:cs="Times New Roman"/>
+          <w:color w:val="CCCCCC"/>
+          <w:sz w:val="21"/>
+          <w:szCs w:val="21"/>
+          <w:lang w:eastAsia="en-IN"/>
+        </w:rPr>
+      </w:pPr>
+      <w:proofErr w:type="gramStart"/>
+      <w:r>
+        <w:rPr>
+          <w:rFonts w:ascii="Consolas" w:eastAsia="Times New Roman" w:hAnsi="Consolas" w:cs="Times New Roman"/>
+          <w:color w:val="CCCCCC"/>
+          <w:sz w:val="21"/>
+          <w:szCs w:val="21"/>
+          <w:lang w:eastAsia="en-IN"/>
+        </w:rPr>
+        <w:t>]</w:t>
+      </w:r>
+      <w:r>
+        <w:rPr>
+          <w:rFonts w:ascii="Consolas" w:eastAsia="Times New Roman" w:hAnsi="Consolas" w:cs="Times New Roman"/>
+          <w:color w:val="D4D4D4"/>
+          <w:sz w:val="21"/>
+          <w:szCs w:val="21"/>
+          <w:lang w:eastAsia="en-IN"/>
+        </w:rPr>
+        <w:t>+</w:t>
+      </w:r>
+      <w:proofErr w:type="gramEnd"/>
+      <w:r>
+        <w:rPr>
+          <w:rFonts w:ascii="Consolas" w:eastAsia="Times New Roman" w:hAnsi="Consolas" w:cs="Times New Roman"/>
+          <w:color w:val="DCDCAA"/>
+          <w:sz w:val="21"/>
+          <w:szCs w:val="21"/>
+          <w:lang w:eastAsia="en-IN"/>
+        </w:rPr>
+        <w:t>static</w:t>
+      </w:r>
+      <w:r>
+        <w:rPr>
+          <w:rFonts w:ascii="Consolas" w:eastAsia="Times New Roman" w:hAnsi="Consolas" w:cs="Times New Roman"/>
+          <w:color w:val="CCCCCC"/>
+          <w:sz w:val="21"/>
+          <w:szCs w:val="21"/>
+          <w:lang w:eastAsia="en-IN"/>
+        </w:rPr>
+        <w:t>(</w:t>
+      </w:r>
+      <w:proofErr w:type="spellStart"/>
+      <w:r>
+        <w:rPr>
+          <w:rFonts w:ascii="Consolas" w:eastAsia="Times New Roman" w:hAnsi="Consolas" w:cs="Times New Roman"/>
+          <w:color w:val="9CDCFE"/>
+          <w:sz w:val="21"/>
+          <w:szCs w:val="21"/>
+          <w:lang w:eastAsia="en-IN"/>
+        </w:rPr>
+        <w:t>settings</w:t>
+      </w:r>
+      <w:r>
+        <w:rPr>
+          <w:rFonts w:ascii="Consolas" w:eastAsia="Times New Roman" w:hAnsi="Consolas" w:cs="Times New Roman"/>
+          <w:color w:val="CCCCCC"/>
+          <w:sz w:val="21"/>
+          <w:szCs w:val="21"/>
+          <w:lang w:eastAsia="en-IN"/>
+        </w:rPr>
+        <w:t>.MEDIA_URL</w:t>
+      </w:r>
+      <w:proofErr w:type="spellEnd"/>
+      <w:r>
+        <w:rPr>
+          <w:rFonts w:ascii="Consolas" w:eastAsia="Times New Roman" w:hAnsi="Consolas" w:cs="Times New Roman"/>
+          <w:color w:val="CCCCCC"/>
+          <w:sz w:val="21"/>
+          <w:szCs w:val="21"/>
+          <w:lang w:eastAsia="en-IN"/>
+        </w:rPr>
+        <w:t xml:space="preserve">, </w:t>
+      </w:r>
+      <w:proofErr w:type="spellStart"/>
+      <w:r>
+        <w:rPr>
+          <w:rFonts w:ascii="Consolas" w:eastAsia="Times New Roman" w:hAnsi="Consolas" w:cs="Times New Roman"/>
+          <w:color w:val="9CDCFE"/>
+          <w:sz w:val="21"/>
+          <w:szCs w:val="21"/>
+          <w:lang w:eastAsia="en-IN"/>
+        </w:rPr>
+        <w:t>document_root</w:t>
+      </w:r>
+      <w:proofErr w:type="spellEnd"/>
+      <w:r>
+        <w:rPr>
+          <w:rFonts w:ascii="Consolas" w:eastAsia="Times New Roman" w:hAnsi="Consolas" w:cs="Times New Roman"/>
+          <w:color w:val="D4D4D4"/>
+          <w:sz w:val="21"/>
+          <w:szCs w:val="21"/>
+          <w:lang w:eastAsia="en-IN"/>
+        </w:rPr>
+        <w:t>=</w:t>
+      </w:r>
+      <w:proofErr w:type="spellStart"/>
+      <w:r>
+        <w:rPr>
+          <w:rFonts w:ascii="Consolas" w:eastAsia="Times New Roman" w:hAnsi="Consolas" w:cs="Times New Roman"/>
+          <w:color w:val="9CDCFE"/>
+          <w:sz w:val="21"/>
+          <w:szCs w:val="21"/>
+          <w:lang w:eastAsia="en-IN"/>
+        </w:rPr>
+        <w:t>settings</w:t>
+      </w:r>
+      <w:r>
+        <w:rPr>
+          <w:rFonts w:ascii="Consolas" w:eastAsia="Times New Roman" w:hAnsi="Consolas" w:cs="Times New Roman"/>
+          <w:color w:val="CCCCCC"/>
+          <w:sz w:val="21"/>
+          <w:szCs w:val="21"/>
+          <w:lang w:eastAsia="en-IN"/>
+        </w:rPr>
+        <w:t>.MEDIA_ROOT</w:t>
+      </w:r>
+      <w:proofErr w:type="spellEnd"/>
+      <w:r>
+        <w:rPr>
+          <w:rFonts w:ascii="Consolas" w:eastAsia="Times New Roman" w:hAnsi="Consolas" w:cs="Times New Roman"/>
+          <w:color w:val="CCCCCC"/>
+          <w:sz w:val="21"/>
+          <w:szCs w:val="21"/>
+          <w:lang w:eastAsia="en-IN"/>
+        </w:rPr>
+        <w:t>)</w:t>
+      </w:r>
+    </w:p>
+    <w:p>
+      <w:pPr>
+        <w:shd w:val="clear" w:color="auto" w:fill="1F1F1F"/>
+        <w:spacing w:after="0" w:line="285" w:lineRule="atLeast"/>
+        <w:rPr>
+          <w:rFonts w:ascii="Consolas" w:eastAsia="Times New Roman" w:hAnsi="Consolas" w:cs="Times New Roman"/>
+          <w:color w:val="CCCCCC"/>
+          <w:sz w:val="21"/>
+          <w:szCs w:val="21"/>
+          <w:lang w:eastAsia="en-IN"/>
+        </w:rPr>
+      </w:pPr>
+    </w:p>
+    <w:p>
+      <w:pPr>
+        <w:rPr>
+          <w:sz w:val="24"/>
+          <w:szCs w:val="24"/>
+        </w:rPr>
+      </w:pPr>
+    </w:p>
+    <w:p>
+      <w:pPr>
+        <w:rPr>
+          <w:sz w:val="24"/>
+          <w:szCs w:val="24"/>
+        </w:rPr>
+      </w:pPr>
+      <w:r>
+        <w:rPr>
+          <w:sz w:val="24"/>
+          <w:szCs w:val="24"/>
+        </w:rPr>
+        <w:t>App/views.py</w:t>
+      </w:r>
+    </w:p>
+    <w:p>
+      <w:pPr>
+        <w:shd w:val="clear" w:color="auto" w:fill="1F1F1F"/>
+        <w:spacing w:after="0" w:line="285" w:lineRule="atLeast"/>
+        <w:rPr>
+          <w:rFonts w:ascii="Consolas" w:eastAsia="Times New Roman" w:hAnsi="Consolas" w:cs="Times New Roman"/>
+          <w:color w:val="CCCCCC"/>
+          <w:sz w:val="21"/>
+          <w:szCs w:val="21"/>
+          <w:lang w:eastAsia="en-IN"/>
+        </w:rPr>
+      </w:pPr>
+      <w:proofErr w:type="spellStart"/>
+      <w:proofErr w:type="gramStart"/>
+      <w:r>
+        <w:rPr>
+          <w:rFonts w:ascii="Consolas" w:eastAsia="Times New Roman" w:hAnsi="Consolas" w:cs="Times New Roman"/>
+          <w:color w:val="569CD6"/>
+          <w:sz w:val="21"/>
+          <w:szCs w:val="21"/>
+          <w:lang w:eastAsia="en-IN"/>
+        </w:rPr>
+        <w:t>def</w:t>
+      </w:r>
+      <w:proofErr w:type="spellEnd"/>
+      <w:proofErr w:type="gramEnd"/>
+      <w:r>
+        <w:rPr>
+          <w:rFonts w:ascii="Consolas" w:eastAsia="Times New Roman" w:hAnsi="Consolas" w:cs="Times New Roman"/>
+          <w:color w:val="CCCCCC"/>
+          <w:sz w:val="21"/>
+          <w:szCs w:val="21"/>
+          <w:lang w:eastAsia="en-IN"/>
+        </w:rPr>
+        <w:t xml:space="preserve"> </w:t>
+      </w:r>
+      <w:r>
+        <w:rPr>
+          <w:rFonts w:ascii="Consolas" w:eastAsia="Times New Roman" w:hAnsi="Consolas" w:cs="Times New Roman"/>
+          <w:color w:val="DCDCAA"/>
+          <w:sz w:val="21"/>
+          <w:szCs w:val="21"/>
+          <w:lang w:eastAsia="en-IN"/>
+        </w:rPr>
+        <w:t>events</w:t>
+      </w:r>
+      <w:r>
+        <w:rPr>
+          <w:rFonts w:ascii="Consolas" w:eastAsia="Times New Roman" w:hAnsi="Consolas" w:cs="Times New Roman"/>
+          <w:color w:val="CCCCCC"/>
+          <w:sz w:val="21"/>
+          <w:szCs w:val="21"/>
+          <w:lang w:eastAsia="en-IN"/>
+        </w:rPr>
+        <w:t>(</w:t>
+      </w:r>
+      <w:r>
+        <w:rPr>
+          <w:rFonts w:ascii="Consolas" w:eastAsia="Times New Roman" w:hAnsi="Consolas" w:cs="Times New Roman"/>
+          <w:color w:val="9CDCFE"/>
+          <w:sz w:val="21"/>
+          <w:szCs w:val="21"/>
+          <w:lang w:eastAsia="en-IN"/>
+        </w:rPr>
+        <w:t>request</w:t>
+      </w:r>
+      <w:r>
+        <w:rPr>
+          <w:rFonts w:ascii="Consolas" w:eastAsia="Times New Roman" w:hAnsi="Consolas" w:cs="Times New Roman"/>
+          <w:color w:val="CCCCCC"/>
+          <w:sz w:val="21"/>
+          <w:szCs w:val="21"/>
+          <w:lang w:eastAsia="en-IN"/>
+        </w:rPr>
+        <w:t>):</w:t>
+      </w:r>
+    </w:p>
+    <w:p>
+      <w:pPr>
+        <w:shd w:val="clear" w:color="auto" w:fill="1F1F1F"/>
+        <w:spacing w:after="0" w:line="285" w:lineRule="atLeast"/>
+        <w:rPr>
+          <w:rFonts w:ascii="Consolas" w:eastAsia="Times New Roman" w:hAnsi="Consolas" w:cs="Times New Roman"/>
+          <w:color w:val="CCCCCC"/>
+          <w:sz w:val="21"/>
+          <w:szCs w:val="21"/>
+          <w:lang w:eastAsia="en-IN"/>
+        </w:rPr>
+      </w:pPr>
+      <w:r>
+        <w:rPr>
+          <w:rFonts w:ascii="Consolas" w:eastAsia="Times New Roman" w:hAnsi="Consolas" w:cs="Times New Roman"/>
+          <w:color w:val="CCCCCC"/>
+          <w:sz w:val="21"/>
+          <w:szCs w:val="21"/>
+          <w:lang w:eastAsia="en-IN"/>
+        </w:rPr>
+        <w:t xml:space="preserve">    </w:t>
+      </w:r>
+      <w:proofErr w:type="spellStart"/>
+      <w:r>
+        <w:rPr>
+          <w:rFonts w:ascii="Consolas" w:eastAsia="Times New Roman" w:hAnsi="Consolas" w:cs="Times New Roman"/>
+          <w:color w:val="9CDCFE"/>
+          <w:sz w:val="21"/>
+          <w:szCs w:val="21"/>
+          <w:lang w:eastAsia="en-IN"/>
+        </w:rPr>
+        <w:t>dict_eve</w:t>
+      </w:r>
+      <w:proofErr w:type="spellEnd"/>
+      <w:r>
+        <w:rPr>
+          <w:rFonts w:ascii="Consolas" w:eastAsia="Times New Roman" w:hAnsi="Consolas" w:cs="Times New Roman"/>
+          <w:color w:val="CCCCCC"/>
+          <w:sz w:val="21"/>
+          <w:szCs w:val="21"/>
+          <w:lang w:eastAsia="en-IN"/>
+        </w:rPr>
+        <w:t xml:space="preserve"> </w:t>
+      </w:r>
+      <w:r>
+        <w:rPr>
+          <w:rFonts w:ascii="Consolas" w:eastAsia="Times New Roman" w:hAnsi="Consolas" w:cs="Times New Roman"/>
+          <w:color w:val="D4D4D4"/>
+          <w:sz w:val="21"/>
+          <w:szCs w:val="21"/>
+          <w:lang w:eastAsia="en-IN"/>
+        </w:rPr>
+        <w:t>=</w:t>
+      </w:r>
+      <w:r>
+        <w:rPr>
+          <w:rFonts w:ascii="Consolas" w:eastAsia="Times New Roman" w:hAnsi="Consolas" w:cs="Times New Roman"/>
+          <w:color w:val="CCCCCC"/>
+          <w:sz w:val="21"/>
+          <w:szCs w:val="21"/>
+          <w:lang w:eastAsia="en-IN"/>
+        </w:rPr>
+        <w:t xml:space="preserve"> {</w:t>
+      </w:r>
+    </w:p>
+    <w:p>
+      <w:pPr>
+        <w:shd w:val="clear" w:color="auto" w:fill="1F1F1F"/>
+        <w:spacing w:after="0" w:line="285" w:lineRule="atLeast"/>
+        <w:rPr>
+          <w:rFonts w:ascii="Consolas" w:eastAsia="Times New Roman" w:hAnsi="Consolas" w:cs="Times New Roman"/>
+          <w:color w:val="CCCCCC"/>
+          <w:sz w:val="21"/>
+          <w:szCs w:val="21"/>
+          <w:lang w:eastAsia="en-IN"/>
+        </w:rPr>
+      </w:pPr>
+      <w:r>
+        <w:rPr>
+          <w:rFonts w:ascii="Consolas" w:eastAsia="Times New Roman" w:hAnsi="Consolas" w:cs="Times New Roman"/>
+          <w:color w:val="CCCCCC"/>
+          <w:sz w:val="21"/>
+          <w:szCs w:val="21"/>
+          <w:lang w:eastAsia="en-IN"/>
+        </w:rPr>
+        <w:t xml:space="preserve">        </w:t>
+      </w:r>
+      <w:r>
+        <w:rPr>
+          <w:rFonts w:ascii="Consolas" w:eastAsia="Times New Roman" w:hAnsi="Consolas" w:cs="Times New Roman"/>
+          <w:color w:val="CE9178"/>
+          <w:sz w:val="21"/>
+          <w:szCs w:val="21"/>
+          <w:lang w:eastAsia="en-IN"/>
+        </w:rPr>
+        <w:t>'</w:t>
+      </w:r>
+      <w:proofErr w:type="gramStart"/>
+      <w:r>
+        <w:rPr>
+          <w:rFonts w:ascii="Consolas" w:eastAsia="Times New Roman" w:hAnsi="Consolas" w:cs="Times New Roman"/>
+          <w:color w:val="CE9178"/>
+          <w:sz w:val="21"/>
+          <w:szCs w:val="21"/>
+          <w:lang w:eastAsia="en-IN"/>
+        </w:rPr>
+        <w:t>eve</w:t>
+      </w:r>
+      <w:proofErr w:type="gramEnd"/>
+      <w:r>
+        <w:rPr>
+          <w:rFonts w:ascii="Consolas" w:eastAsia="Times New Roman" w:hAnsi="Consolas" w:cs="Times New Roman"/>
+          <w:color w:val="CE9178"/>
+          <w:sz w:val="21"/>
+          <w:szCs w:val="21"/>
+          <w:lang w:eastAsia="en-IN"/>
+        </w:rPr>
+        <w:t>'</w:t>
+      </w:r>
+      <w:r>
+        <w:rPr>
+          <w:rFonts w:ascii="Consolas" w:eastAsia="Times New Roman" w:hAnsi="Consolas" w:cs="Times New Roman"/>
+          <w:color w:val="CCCCCC"/>
+          <w:sz w:val="21"/>
+          <w:szCs w:val="21"/>
+          <w:lang w:eastAsia="en-IN"/>
+        </w:rPr>
+        <w:t xml:space="preserve">: </w:t>
+      </w:r>
+      <w:proofErr w:type="spellStart"/>
+      <w:r>
+        <w:rPr>
+          <w:rFonts w:ascii="Consolas" w:eastAsia="Times New Roman" w:hAnsi="Consolas" w:cs="Times New Roman"/>
+          <w:color w:val="4EC9B0"/>
+          <w:sz w:val="21"/>
+          <w:szCs w:val="21"/>
+          <w:lang w:eastAsia="en-IN"/>
+        </w:rPr>
+        <w:t>Event</w:t>
+      </w:r>
+      <w:r>
+        <w:rPr>
+          <w:rFonts w:ascii="Consolas" w:eastAsia="Times New Roman" w:hAnsi="Consolas" w:cs="Times New Roman"/>
+          <w:color w:val="CCCCCC"/>
+          <w:sz w:val="21"/>
+          <w:szCs w:val="21"/>
+          <w:lang w:eastAsia="en-IN"/>
+        </w:rPr>
+        <w:t>.</w:t>
+      </w:r>
+      <w:r>
+        <w:rPr>
+          <w:rFonts w:ascii="Consolas" w:eastAsia="Times New Roman" w:hAnsi="Consolas" w:cs="Times New Roman"/>
+          <w:color w:val="9CDCFE"/>
+          <w:sz w:val="21"/>
+          <w:szCs w:val="21"/>
+          <w:lang w:eastAsia="en-IN"/>
+        </w:rPr>
+        <w:t>objects</w:t>
+      </w:r>
+      <w:r>
+        <w:rPr>
+          <w:rFonts w:ascii="Consolas" w:eastAsia="Times New Roman" w:hAnsi="Consolas" w:cs="Times New Roman"/>
+          <w:color w:val="CCCCCC"/>
+          <w:sz w:val="21"/>
+          <w:szCs w:val="21"/>
+          <w:lang w:eastAsia="en-IN"/>
+        </w:rPr>
+        <w:t>.</w:t>
+      </w:r>
+      <w:r>
+        <w:rPr>
+          <w:rFonts w:ascii="Consolas" w:eastAsia="Times New Roman" w:hAnsi="Consolas" w:cs="Times New Roman"/>
+          <w:color w:val="DCDCAA"/>
+          <w:sz w:val="21"/>
+          <w:szCs w:val="21"/>
+          <w:lang w:eastAsia="en-IN"/>
+        </w:rPr>
+        <w:t>all</w:t>
+      </w:r>
+      <w:proofErr w:type="spellEnd"/>
+      <w:r>
+        <w:rPr>
+          <w:rFonts w:ascii="Consolas" w:eastAsia="Times New Roman" w:hAnsi="Consolas" w:cs="Times New Roman"/>
+          <w:color w:val="CCCCCC"/>
+          <w:sz w:val="21"/>
+          <w:szCs w:val="21"/>
+          <w:lang w:eastAsia="en-IN"/>
+        </w:rPr>
+        <w:t>()</w:t>
+      </w:r>
+    </w:p>
+    <w:p>
+      <w:pPr>
+        <w:shd w:val="clear" w:color="auto" w:fill="1F1F1F"/>
+        <w:spacing w:after="0" w:line="285" w:lineRule="atLeast"/>
+        <w:rPr>
+          <w:rFonts w:ascii="Consolas" w:eastAsia="Times New Roman" w:hAnsi="Consolas" w:cs="Times New Roman"/>
+          <w:color w:val="CCCCCC"/>
+          <w:sz w:val="21"/>
+          <w:szCs w:val="21"/>
+          <w:lang w:eastAsia="en-IN"/>
+        </w:rPr>
+      </w:pPr>
+      <w:r>
+        <w:rPr>
+          <w:rFonts w:ascii="Consolas" w:eastAsia="Times New Roman" w:hAnsi="Consolas" w:cs="Times New Roman"/>
+          <w:color w:val="CCCCCC"/>
+          <w:sz w:val="21"/>
+          <w:szCs w:val="21"/>
+          <w:lang w:eastAsia="en-IN"/>
+        </w:rPr>
+        <w:t>    }</w:t>
+      </w:r>
+    </w:p>
+    <w:p>
+      <w:pPr>
+        <w:shd w:val="clear" w:color="auto" w:fill="1F1F1F"/>
+        <w:spacing w:after="0" w:line="285" w:lineRule="atLeast"/>
+        <w:rPr>
+          <w:rFonts w:ascii="Consolas" w:eastAsia="Times New Roman" w:hAnsi="Consolas" w:cs="Times New Roman"/>
+          <w:color w:val="CCCCCC"/>
+          <w:sz w:val="21"/>
+          <w:szCs w:val="21"/>
+          <w:lang w:eastAsia="en-IN"/>
+        </w:rPr>
+      </w:pPr>
+      <w:r>
+        <w:rPr>
+          <w:rFonts w:ascii="Consolas" w:eastAsia="Times New Roman" w:hAnsi="Consolas" w:cs="Times New Roman"/>
+          <w:color w:val="CCCCCC"/>
+          <w:sz w:val="21"/>
+          <w:szCs w:val="21"/>
+          <w:lang w:eastAsia="en-IN"/>
+        </w:rPr>
+        <w:t xml:space="preserve">    </w:t>
+      </w:r>
+      <w:proofErr w:type="gramStart"/>
+      <w:r>
+        <w:rPr>
+          <w:rFonts w:ascii="Consolas" w:eastAsia="Times New Roman" w:hAnsi="Consolas" w:cs="Times New Roman"/>
+          <w:color w:val="C586C0"/>
+          <w:sz w:val="21"/>
+          <w:szCs w:val="21"/>
+          <w:lang w:eastAsia="en-IN"/>
+        </w:rPr>
+        <w:t>return</w:t>
+      </w:r>
+      <w:proofErr w:type="gramEnd"/>
+      <w:r>
+        <w:rPr>
+          <w:rFonts w:ascii="Consolas" w:eastAsia="Times New Roman" w:hAnsi="Consolas" w:cs="Times New Roman"/>
+          <w:color w:val="CCCCCC"/>
+          <w:sz w:val="21"/>
+          <w:szCs w:val="21"/>
+          <w:lang w:eastAsia="en-IN"/>
+        </w:rPr>
+        <w:t xml:space="preserve"> </w:t>
+      </w:r>
+      <w:r>
+        <w:rPr>
+          <w:rFonts w:ascii="Consolas" w:eastAsia="Times New Roman" w:hAnsi="Consolas" w:cs="Times New Roman"/>
+          <w:color w:val="DCDCAA"/>
+          <w:sz w:val="21"/>
+          <w:szCs w:val="21"/>
+          <w:lang w:eastAsia="en-IN"/>
+        </w:rPr>
+        <w:t>render</w:t>
+      </w:r>
+      <w:r>
+        <w:rPr>
+          <w:rFonts w:ascii="Consolas" w:eastAsia="Times New Roman" w:hAnsi="Consolas" w:cs="Times New Roman"/>
+          <w:color w:val="CCCCCC"/>
+          <w:sz w:val="21"/>
+          <w:szCs w:val="21"/>
+          <w:lang w:eastAsia="en-IN"/>
+        </w:rPr>
+        <w:t>(</w:t>
+      </w:r>
+      <w:r>
+        <w:rPr>
+          <w:rFonts w:ascii="Consolas" w:eastAsia="Times New Roman" w:hAnsi="Consolas" w:cs="Times New Roman"/>
+          <w:color w:val="9CDCFE"/>
+          <w:sz w:val="21"/>
+          <w:szCs w:val="21"/>
+          <w:lang w:eastAsia="en-IN"/>
+        </w:rPr>
+        <w:t>request</w:t>
+      </w:r>
+      <w:r>
+        <w:rPr>
+          <w:rFonts w:ascii="Consolas" w:eastAsia="Times New Roman" w:hAnsi="Consolas" w:cs="Times New Roman"/>
+          <w:color w:val="CCCCCC"/>
+          <w:sz w:val="21"/>
+          <w:szCs w:val="21"/>
+          <w:lang w:eastAsia="en-IN"/>
+        </w:rPr>
+        <w:t xml:space="preserve">, </w:t>
+      </w:r>
+      <w:r>
+        <w:rPr>
+          <w:rFonts w:ascii="Consolas" w:eastAsia="Times New Roman" w:hAnsi="Consolas" w:cs="Times New Roman"/>
+          <w:color w:val="CE9178"/>
+          <w:sz w:val="21"/>
+          <w:szCs w:val="21"/>
+          <w:lang w:eastAsia="en-IN"/>
+        </w:rPr>
+        <w:t>'events.html'</w:t>
+      </w:r>
+      <w:r>
+        <w:rPr>
+          <w:rFonts w:ascii="Consolas" w:eastAsia="Times New Roman" w:hAnsi="Consolas" w:cs="Times New Roman"/>
+          <w:color w:val="CCCCCC"/>
+          <w:sz w:val="21"/>
+          <w:szCs w:val="21"/>
+          <w:lang w:eastAsia="en-IN"/>
+        </w:rPr>
+        <w:t xml:space="preserve">, </w:t>
+      </w:r>
+      <w:proofErr w:type="spellStart"/>
+      <w:r>
+        <w:rPr>
+          <w:rFonts w:ascii="Consolas" w:eastAsia="Times New Roman" w:hAnsi="Consolas" w:cs="Times New Roman"/>
+          <w:color w:val="9CDCFE"/>
+          <w:sz w:val="21"/>
+          <w:szCs w:val="21"/>
+          <w:lang w:eastAsia="en-IN"/>
+        </w:rPr>
+        <w:t>dict_eve</w:t>
+      </w:r>
+      <w:proofErr w:type="spellEnd"/>
+      <w:r>
+        <w:rPr>
+          <w:rFonts w:ascii="Consolas" w:eastAsia="Times New Roman" w:hAnsi="Consolas" w:cs="Times New Roman"/>
+          <w:color w:val="CCCCCC"/>
+          <w:sz w:val="21"/>
+          <w:szCs w:val="21"/>
+          <w:lang w:eastAsia="en-IN"/>
+        </w:rPr>
+        <w:t>)</w:t>
+      </w:r>
+    </w:p>
+    <w:p>
+      <w:pPr>
+        <w:rPr>
+          <w:sz w:val="24"/>
+          <w:szCs w:val="24"/>
+        </w:rPr>
+      </w:pPr>
+    </w:p>
+    <w:p>
+      <w:pPr>
+        <w:rPr>
+          <w:sz w:val="24"/>
+          <w:szCs w:val="24"/>
+        </w:rPr>
+      </w:pPr>
+      <w:proofErr w:type="gramStart"/>
+      <w:r>
+        <w:rPr>
+          <w:sz w:val="24"/>
+          <w:szCs w:val="24"/>
+        </w:rPr>
+        <w:t>template</w:t>
+      </w:r>
+      <w:proofErr w:type="gramEnd"/>
+    </w:p>
+    <w:p>
+      <w:pPr>
+        <w:shd w:val="clear" w:color="auto" w:fill="1F1F1F"/>
+        <w:spacing w:line="285" w:lineRule="atLeast"/>
+        <w:rPr>
+          <w:rFonts w:ascii="Consolas" w:eastAsia="Times New Roman" w:hAnsi="Consolas" w:cs="Times New Roman"/>
+          <w:color w:val="CCCCCC"/>
+          <w:sz w:val="21"/>
+          <w:szCs w:val="21"/>
+          <w:lang w:eastAsia="en-IN"/>
+        </w:rPr>
+      </w:pPr>
+      <w:r>
+        <w:rPr>
+          <w:rFonts w:ascii="Consolas" w:eastAsia="Times New Roman" w:hAnsi="Consolas" w:cs="Times New Roman"/>
+          <w:color w:val="808080"/>
+          <w:sz w:val="21"/>
+          <w:szCs w:val="21"/>
+          <w:lang w:eastAsia="en-IN"/>
+        </w:rPr>
+        <w:lastRenderedPageBreak/>
+        <w:t>&lt;</w:t>
+      </w:r>
+      <w:r>
+        <w:rPr>
+          <w:rFonts w:ascii="Consolas" w:eastAsia="Times New Roman" w:hAnsi="Consolas" w:cs="Times New Roman"/>
+          <w:color w:val="569CD6"/>
+          <w:sz w:val="21"/>
+          <w:szCs w:val="21"/>
+          <w:lang w:eastAsia="en-IN"/>
+        </w:rPr>
+        <w:t>div</w:t>
+      </w:r>
+      <w:r>
+        <w:rPr>
+          <w:rFonts w:ascii="Consolas" w:eastAsia="Times New Roman" w:hAnsi="Consolas" w:cs="Times New Roman"/>
+          <w:color w:val="CCCCCC"/>
+          <w:sz w:val="21"/>
+          <w:szCs w:val="21"/>
+          <w:lang w:eastAsia="en-IN"/>
+        </w:rPr>
+        <w:t xml:space="preserve"> </w:t>
+      </w:r>
+      <w:r>
+        <w:rPr>
+          <w:rFonts w:ascii="Consolas" w:eastAsia="Times New Roman" w:hAnsi="Consolas" w:cs="Times New Roman"/>
+          <w:color w:val="9CDCFE"/>
+          <w:sz w:val="21"/>
+          <w:szCs w:val="21"/>
+          <w:lang w:eastAsia="en-IN"/>
+        </w:rPr>
+        <w:t>class</w:t>
+      </w:r>
+      <w:r>
+        <w:rPr>
+          <w:rFonts w:ascii="Consolas" w:eastAsia="Times New Roman" w:hAnsi="Consolas" w:cs="Times New Roman"/>
+          <w:color w:val="CCCCCC"/>
+          <w:sz w:val="21"/>
+          <w:szCs w:val="21"/>
+          <w:lang w:eastAsia="en-IN"/>
+        </w:rPr>
+        <w:t>=</w:t>
+      </w:r>
+      <w:r>
+        <w:rPr>
+          <w:rFonts w:ascii="Consolas" w:eastAsia="Times New Roman" w:hAnsi="Consolas" w:cs="Times New Roman"/>
+          <w:color w:val="CE9178"/>
+          <w:sz w:val="21"/>
+          <w:szCs w:val="21"/>
+          <w:lang w:eastAsia="en-IN"/>
+        </w:rPr>
+        <w:t>"main-div"</w:t>
+      </w:r>
+      <w:r>
+        <w:rPr>
+          <w:rFonts w:ascii="Consolas" w:eastAsia="Times New Roman" w:hAnsi="Consolas" w:cs="Times New Roman"/>
+          <w:color w:val="808080"/>
+          <w:sz w:val="21"/>
+          <w:szCs w:val="21"/>
+          <w:lang w:eastAsia="en-IN"/>
+        </w:rPr>
+        <w:t>&gt;</w:t>
+      </w:r>
+    </w:p>
+    <w:p>
+      <w:pPr>
+        <w:shd w:val="clear" w:color="auto" w:fill="1F1F1F"/>
+        <w:spacing w:after="0" w:line="285" w:lineRule="atLeast"/>
+        <w:rPr>
+          <w:rFonts w:ascii="Consolas" w:eastAsia="Times New Roman" w:hAnsi="Consolas" w:cs="Times New Roman"/>
+          <w:color w:val="CCCCCC"/>
+          <w:sz w:val="21"/>
+          <w:szCs w:val="21"/>
+          <w:lang w:eastAsia="en-IN"/>
+        </w:rPr>
+      </w:pPr>
+    </w:p>
+    <w:p>
+      <w:pPr>
+        <w:shd w:val="clear" w:color="auto" w:fill="1F1F1F"/>
+        <w:spacing w:after="0" w:line="285" w:lineRule="atLeast"/>
+        <w:rPr>
+          <w:rFonts w:ascii="Consolas" w:eastAsia="Times New Roman" w:hAnsi="Consolas" w:cs="Times New Roman"/>
+          <w:color w:val="CCCCCC"/>
+          <w:sz w:val="21"/>
+          <w:szCs w:val="21"/>
+          <w:lang w:eastAsia="en-IN"/>
+        </w:rPr>
+      </w:pPr>
+      <w:r>
+        <w:rPr>
+          <w:rFonts w:ascii="Consolas" w:eastAsia="Times New Roman" w:hAnsi="Consolas" w:cs="Times New Roman"/>
+          <w:color w:val="CCCCCC"/>
+          <w:sz w:val="21"/>
+          <w:szCs w:val="21"/>
+          <w:lang w:eastAsia="en-IN"/>
+        </w:rPr>
+        <w:t xml:space="preserve">    {% for </w:t>
+      </w:r>
+      <w:proofErr w:type="spellStart"/>
+      <w:r>
+        <w:rPr>
+          <w:rFonts w:ascii="Consolas" w:eastAsia="Times New Roman" w:hAnsi="Consolas" w:cs="Times New Roman"/>
+          <w:color w:val="CCCCCC"/>
+          <w:sz w:val="21"/>
+          <w:szCs w:val="21"/>
+          <w:lang w:eastAsia="en-IN"/>
+        </w:rPr>
+        <w:t>i</w:t>
+      </w:r>
+      <w:proofErr w:type="spellEnd"/>
+      <w:r>
+        <w:rPr>
+          <w:rFonts w:ascii="Consolas" w:eastAsia="Times New Roman" w:hAnsi="Consolas" w:cs="Times New Roman"/>
+          <w:color w:val="CCCCCC"/>
+          <w:sz w:val="21"/>
+          <w:szCs w:val="21"/>
+          <w:lang w:eastAsia="en-IN"/>
+        </w:rPr>
+        <w:t xml:space="preserve"> in eve %}</w:t>
+      </w:r>
+    </w:p>
+    <w:p>
+      <w:pPr>
+        <w:shd w:val="clear" w:color="auto" w:fill="1F1F1F"/>
+        <w:spacing w:after="0" w:line="285" w:lineRule="atLeast"/>
+        <w:rPr>
+          <w:rFonts w:ascii="Consolas" w:eastAsia="Times New Roman" w:hAnsi="Consolas" w:cs="Times New Roman"/>
+          <w:color w:val="CCCCCC"/>
+          <w:sz w:val="21"/>
+          <w:szCs w:val="21"/>
+          <w:lang w:eastAsia="en-IN"/>
+        </w:rPr>
+      </w:pPr>
+      <w:r>
+        <w:rPr>
+          <w:rFonts w:ascii="Consolas" w:eastAsia="Times New Roman" w:hAnsi="Consolas" w:cs="Times New Roman"/>
+          <w:color w:val="CCCCCC"/>
+          <w:sz w:val="21"/>
+          <w:szCs w:val="21"/>
+          <w:lang w:eastAsia="en-IN"/>
+        </w:rPr>
+        <w:t xml:space="preserve">        </w:t>
+      </w:r>
+      <w:r>
+        <w:rPr>
+          <w:rFonts w:ascii="Consolas" w:eastAsia="Times New Roman" w:hAnsi="Consolas" w:cs="Times New Roman"/>
+          <w:color w:val="808080"/>
+          <w:sz w:val="21"/>
+          <w:szCs w:val="21"/>
+          <w:lang w:eastAsia="en-IN"/>
+        </w:rPr>
+        <w:t>&lt;</w:t>
+      </w:r>
+      <w:r>
+        <w:rPr>
+          <w:rFonts w:ascii="Consolas" w:eastAsia="Times New Roman" w:hAnsi="Consolas" w:cs="Times New Roman"/>
+          <w:color w:val="569CD6"/>
+          <w:sz w:val="21"/>
+          <w:szCs w:val="21"/>
+          <w:lang w:eastAsia="en-IN"/>
+        </w:rPr>
+        <w:t>div</w:t>
+      </w:r>
+      <w:r>
+        <w:rPr>
+          <w:rFonts w:ascii="Consolas" w:eastAsia="Times New Roman" w:hAnsi="Consolas" w:cs="Times New Roman"/>
+          <w:color w:val="CCCCCC"/>
+          <w:sz w:val="21"/>
+          <w:szCs w:val="21"/>
+          <w:lang w:eastAsia="en-IN"/>
+        </w:rPr>
+        <w:t xml:space="preserve"> </w:t>
+      </w:r>
+      <w:r>
+        <w:rPr>
+          <w:rFonts w:ascii="Consolas" w:eastAsia="Times New Roman" w:hAnsi="Consolas" w:cs="Times New Roman"/>
+          <w:color w:val="9CDCFE"/>
+          <w:sz w:val="21"/>
+          <w:szCs w:val="21"/>
+          <w:lang w:eastAsia="en-IN"/>
+        </w:rPr>
+        <w:t>class</w:t>
+      </w:r>
+      <w:r>
+        <w:rPr>
+          <w:rFonts w:ascii="Consolas" w:eastAsia="Times New Roman" w:hAnsi="Consolas" w:cs="Times New Roman"/>
+          <w:color w:val="CCCCCC"/>
+          <w:sz w:val="21"/>
+          <w:szCs w:val="21"/>
+          <w:lang w:eastAsia="en-IN"/>
+        </w:rPr>
+        <w:t>=</w:t>
+      </w:r>
+      <w:r>
+        <w:rPr>
+          <w:rFonts w:ascii="Consolas" w:eastAsia="Times New Roman" w:hAnsi="Consolas" w:cs="Times New Roman"/>
+          <w:color w:val="CE9178"/>
+          <w:sz w:val="21"/>
+          <w:szCs w:val="21"/>
+          <w:lang w:eastAsia="en-IN"/>
+        </w:rPr>
+        <w:t>"card-container"</w:t>
+      </w:r>
+      <w:r>
+        <w:rPr>
+          <w:rFonts w:ascii="Consolas" w:eastAsia="Times New Roman" w:hAnsi="Consolas" w:cs="Times New Roman"/>
+          <w:color w:val="808080"/>
+          <w:sz w:val="21"/>
+          <w:szCs w:val="21"/>
+          <w:lang w:eastAsia="en-IN"/>
+        </w:rPr>
+        <w:t>&gt;</w:t>
+      </w:r>
+    </w:p>
+    <w:p>
+      <w:pPr>
+        <w:shd w:val="clear" w:color="auto" w:fill="1F1F1F"/>
+        <w:spacing w:after="0" w:line="285" w:lineRule="atLeast"/>
+        <w:rPr>
+          <w:rFonts w:ascii="Consolas" w:eastAsia="Times New Roman" w:hAnsi="Consolas" w:cs="Times New Roman"/>
+          <w:color w:val="CCCCCC"/>
+          <w:sz w:val="21"/>
+          <w:szCs w:val="21"/>
+          <w:lang w:eastAsia="en-IN"/>
+        </w:rPr>
+      </w:pPr>
+      <w:r>
+        <w:rPr>
+          <w:rFonts w:ascii="Consolas" w:eastAsia="Times New Roman" w:hAnsi="Consolas" w:cs="Times New Roman"/>
+          <w:color w:val="CCCCCC"/>
+          <w:sz w:val="21"/>
+          <w:szCs w:val="21"/>
+          <w:lang w:eastAsia="en-IN"/>
+        </w:rPr>
+        <w:t xml:space="preserve">            </w:t>
+      </w:r>
+      <w:r>
+        <w:rPr>
+          <w:rFonts w:ascii="Consolas" w:eastAsia="Times New Roman" w:hAnsi="Consolas" w:cs="Times New Roman"/>
+          <w:color w:val="808080"/>
+          <w:sz w:val="21"/>
+          <w:szCs w:val="21"/>
+          <w:lang w:eastAsia="en-IN"/>
+        </w:rPr>
+        <w:t>&lt;</w:t>
+      </w:r>
+      <w:r>
+        <w:rPr>
+          <w:rFonts w:ascii="Consolas" w:eastAsia="Times New Roman" w:hAnsi="Consolas" w:cs="Times New Roman"/>
+          <w:color w:val="569CD6"/>
+          <w:sz w:val="21"/>
+          <w:szCs w:val="21"/>
+          <w:lang w:eastAsia="en-IN"/>
+        </w:rPr>
+        <w:t>div</w:t>
+      </w:r>
+      <w:r>
+        <w:rPr>
+          <w:rFonts w:ascii="Consolas" w:eastAsia="Times New Roman" w:hAnsi="Consolas" w:cs="Times New Roman"/>
+          <w:color w:val="CCCCCC"/>
+          <w:sz w:val="21"/>
+          <w:szCs w:val="21"/>
+          <w:lang w:eastAsia="en-IN"/>
+        </w:rPr>
+        <w:t xml:space="preserve"> </w:t>
+      </w:r>
+      <w:r>
+        <w:rPr>
+          <w:rFonts w:ascii="Consolas" w:eastAsia="Times New Roman" w:hAnsi="Consolas" w:cs="Times New Roman"/>
+          <w:color w:val="9CDCFE"/>
+          <w:sz w:val="21"/>
+          <w:szCs w:val="21"/>
+          <w:lang w:eastAsia="en-IN"/>
+        </w:rPr>
+        <w:t>class</w:t>
+      </w:r>
+      <w:r>
+        <w:rPr>
+          <w:rFonts w:ascii="Consolas" w:eastAsia="Times New Roman" w:hAnsi="Consolas" w:cs="Times New Roman"/>
+          <w:color w:val="CCCCCC"/>
+          <w:sz w:val="21"/>
+          <w:szCs w:val="21"/>
+          <w:lang w:eastAsia="en-IN"/>
+        </w:rPr>
+        <w:t>=</w:t>
+      </w:r>
+      <w:r>
+        <w:rPr>
+          <w:rFonts w:ascii="Consolas" w:eastAsia="Times New Roman" w:hAnsi="Consolas" w:cs="Times New Roman"/>
+          <w:color w:val="CE9178"/>
+          <w:sz w:val="21"/>
+          <w:szCs w:val="21"/>
+          <w:lang w:eastAsia="en-IN"/>
+        </w:rPr>
+        <w:t>"card"</w:t>
+      </w:r>
+      <w:r>
+        <w:rPr>
+          <w:rFonts w:ascii="Consolas" w:eastAsia="Times New Roman" w:hAnsi="Consolas" w:cs="Times New Roman"/>
+          <w:color w:val="808080"/>
+          <w:sz w:val="21"/>
+          <w:szCs w:val="21"/>
+          <w:lang w:eastAsia="en-IN"/>
+        </w:rPr>
+        <w:t>&gt;</w:t>
+      </w:r>
+    </w:p>
+    <w:p>
+      <w:pPr>
+        <w:shd w:val="clear" w:color="auto" w:fill="1F1F1F"/>
+        <w:spacing w:after="0" w:line="285" w:lineRule="atLeast"/>
+        <w:rPr>
+          <w:rFonts w:ascii="Consolas" w:eastAsia="Times New Roman" w:hAnsi="Consolas" w:cs="Times New Roman"/>
+          <w:color w:val="CCCCCC"/>
+          <w:sz w:val="21"/>
+          <w:szCs w:val="21"/>
+          <w:lang w:eastAsia="en-IN"/>
+        </w:rPr>
+      </w:pPr>
+      <w:r>
+        <w:rPr>
+          <w:rFonts w:ascii="Consolas" w:eastAsia="Times New Roman" w:hAnsi="Consolas" w:cs="Times New Roman"/>
+          <w:color w:val="CCCCCC"/>
+          <w:sz w:val="21"/>
+          <w:szCs w:val="21"/>
+          <w:lang w:eastAsia="en-IN"/>
+        </w:rPr>
+        <w:t xml:space="preserve">                </w:t>
+      </w:r>
+      <w:r>
+        <w:rPr>
+          <w:rFonts w:ascii="Consolas" w:eastAsia="Times New Roman" w:hAnsi="Consolas" w:cs="Times New Roman"/>
+          <w:color w:val="808080"/>
+          <w:sz w:val="21"/>
+          <w:szCs w:val="21"/>
+          <w:lang w:eastAsia="en-IN"/>
+        </w:rPr>
+        <w:t>&lt;</w:t>
+      </w:r>
+      <w:proofErr w:type="spellStart"/>
+      <w:r>
+        <w:rPr>
+          <w:rFonts w:ascii="Consolas" w:eastAsia="Times New Roman" w:hAnsi="Consolas" w:cs="Times New Roman"/>
+          <w:color w:val="569CD6"/>
+          <w:sz w:val="21"/>
+          <w:szCs w:val="21"/>
+          <w:lang w:eastAsia="en-IN"/>
+        </w:rPr>
+        <w:t>img</w:t>
+      </w:r>
+      <w:proofErr w:type="spellEnd"/>
+      <w:r>
+        <w:rPr>
+          <w:rFonts w:ascii="Consolas" w:eastAsia="Times New Roman" w:hAnsi="Consolas" w:cs="Times New Roman"/>
+          <w:color w:val="CCCCCC"/>
+          <w:sz w:val="21"/>
+          <w:szCs w:val="21"/>
+          <w:lang w:eastAsia="en-IN"/>
+        </w:rPr>
+        <w:t xml:space="preserve"> </w:t>
+      </w:r>
+      <w:proofErr w:type="spellStart"/>
+      <w:r>
+        <w:rPr>
+          <w:rFonts w:ascii="Consolas" w:eastAsia="Times New Roman" w:hAnsi="Consolas" w:cs="Times New Roman"/>
+          <w:color w:val="9CDCFE"/>
+          <w:sz w:val="21"/>
+          <w:szCs w:val="21"/>
+          <w:lang w:eastAsia="en-IN"/>
+        </w:rPr>
+        <w:t>src</w:t>
+      </w:r>
+      <w:proofErr w:type="spellEnd"/>
+      <w:r>
+        <w:rPr>
+          <w:rFonts w:ascii="Consolas" w:eastAsia="Times New Roman" w:hAnsi="Consolas" w:cs="Times New Roman"/>
+          <w:color w:val="CCCCCC"/>
+          <w:sz w:val="21"/>
+          <w:szCs w:val="21"/>
+          <w:lang w:eastAsia="en-IN"/>
+        </w:rPr>
+        <w:t>=</w:t>
+      </w:r>
+      <w:r>
+        <w:rPr>
+          <w:rFonts w:ascii="Consolas" w:eastAsia="Times New Roman" w:hAnsi="Consolas" w:cs="Times New Roman"/>
+          <w:color w:val="CE9178"/>
+          <w:sz w:val="21"/>
+          <w:szCs w:val="21"/>
+          <w:lang w:eastAsia="en-IN"/>
+        </w:rPr>
+        <w:t>"{</w:t>
+      </w:r>
+      <w:proofErr w:type="gramStart"/>
+      <w:r>
+        <w:rPr>
+          <w:rFonts w:ascii="Consolas" w:eastAsia="Times New Roman" w:hAnsi="Consolas" w:cs="Times New Roman"/>
+          <w:color w:val="CE9178"/>
+          <w:sz w:val="21"/>
+          <w:szCs w:val="21"/>
+          <w:lang w:eastAsia="en-IN"/>
+        </w:rPr>
+        <w:t>{ i.img.url</w:t>
+      </w:r>
+      <w:proofErr w:type="gramEnd"/>
+      <w:r>
+        <w:rPr>
+          <w:rFonts w:ascii="Consolas" w:eastAsia="Times New Roman" w:hAnsi="Consolas" w:cs="Times New Roman"/>
+          <w:color w:val="CE9178"/>
+          <w:sz w:val="21"/>
+          <w:szCs w:val="21"/>
+          <w:lang w:eastAsia="en-IN"/>
+        </w:rPr>
+        <w:t xml:space="preserve"> }}"</w:t>
+      </w:r>
+      <w:r>
+        <w:rPr>
+          <w:rFonts w:ascii="Consolas" w:eastAsia="Times New Roman" w:hAnsi="Consolas" w:cs="Times New Roman"/>
+          <w:color w:val="CCCCCC"/>
+          <w:sz w:val="21"/>
+          <w:szCs w:val="21"/>
+          <w:lang w:eastAsia="en-IN"/>
+        </w:rPr>
+        <w:t xml:space="preserve"> </w:t>
+      </w:r>
+      <w:r>
+        <w:rPr>
+          <w:rFonts w:ascii="Consolas" w:eastAsia="Times New Roman" w:hAnsi="Consolas" w:cs="Times New Roman"/>
+          <w:color w:val="9CDCFE"/>
+          <w:sz w:val="21"/>
+          <w:szCs w:val="21"/>
+          <w:lang w:eastAsia="en-IN"/>
+        </w:rPr>
+        <w:t>alt</w:t>
+      </w:r>
+      <w:r>
+        <w:rPr>
+          <w:rFonts w:ascii="Consolas" w:eastAsia="Times New Roman" w:hAnsi="Consolas" w:cs="Times New Roman"/>
+          <w:color w:val="CCCCCC"/>
+          <w:sz w:val="21"/>
+          <w:szCs w:val="21"/>
+          <w:lang w:eastAsia="en-IN"/>
+        </w:rPr>
+        <w:t>=</w:t>
+      </w:r>
+      <w:r>
+        <w:rPr>
+          <w:rFonts w:ascii="Consolas" w:eastAsia="Times New Roman" w:hAnsi="Consolas" w:cs="Times New Roman"/>
+          <w:color w:val="CE9178"/>
+          <w:sz w:val="21"/>
+          <w:szCs w:val="21"/>
+          <w:lang w:eastAsia="en-IN"/>
+        </w:rPr>
+        <w:t>"Car Image"</w:t>
+      </w:r>
+      <w:r>
+        <w:rPr>
+          <w:rFonts w:ascii="Consolas" w:eastAsia="Times New Roman" w:hAnsi="Consolas" w:cs="Times New Roman"/>
+          <w:color w:val="CCCCCC"/>
+          <w:sz w:val="21"/>
+          <w:szCs w:val="21"/>
+          <w:lang w:eastAsia="en-IN"/>
+        </w:rPr>
+        <w:t xml:space="preserve"> </w:t>
+      </w:r>
+      <w:r>
+        <w:rPr>
+          <w:rFonts w:ascii="Consolas" w:eastAsia="Times New Roman" w:hAnsi="Consolas" w:cs="Times New Roman"/>
+          <w:color w:val="9CDCFE"/>
+          <w:sz w:val="21"/>
+          <w:szCs w:val="21"/>
+          <w:lang w:eastAsia="en-IN"/>
+        </w:rPr>
+        <w:t>class</w:t>
+      </w:r>
+      <w:r>
+        <w:rPr>
+          <w:rFonts w:ascii="Consolas" w:eastAsia="Times New Roman" w:hAnsi="Consolas" w:cs="Times New Roman"/>
+          <w:color w:val="CCCCCC"/>
+          <w:sz w:val="21"/>
+          <w:szCs w:val="21"/>
+          <w:lang w:eastAsia="en-IN"/>
+        </w:rPr>
+        <w:t>=</w:t>
+      </w:r>
+      <w:r>
+        <w:rPr>
+          <w:rFonts w:ascii="Consolas" w:eastAsia="Times New Roman" w:hAnsi="Consolas" w:cs="Times New Roman"/>
+          <w:color w:val="CE9178"/>
+          <w:sz w:val="21"/>
+          <w:szCs w:val="21"/>
+          <w:lang w:eastAsia="en-IN"/>
+        </w:rPr>
+        <w:t>"card-image"</w:t>
+      </w:r>
+      <w:r>
+        <w:rPr>
+          <w:rFonts w:ascii="Consolas" w:eastAsia="Times New Roman" w:hAnsi="Consolas" w:cs="Times New Roman"/>
+          <w:color w:val="808080"/>
+          <w:sz w:val="21"/>
+          <w:szCs w:val="21"/>
+          <w:lang w:eastAsia="en-IN"/>
+        </w:rPr>
+        <w:t>&gt;</w:t>
+      </w:r>
+    </w:p>
+    <w:p>
+      <w:pPr>
+        <w:shd w:val="clear" w:color="auto" w:fill="1F1F1F"/>
+        <w:spacing w:after="0" w:line="285" w:lineRule="atLeast"/>
+        <w:rPr>
+          <w:rFonts w:ascii="Consolas" w:eastAsia="Times New Roman" w:hAnsi="Consolas" w:cs="Times New Roman"/>
+          <w:color w:val="CCCCCC"/>
+          <w:sz w:val="21"/>
+          <w:szCs w:val="21"/>
+          <w:lang w:eastAsia="en-IN"/>
+        </w:rPr>
+      </w:pPr>
+      <w:r>
+        <w:rPr>
+          <w:rFonts w:ascii="Consolas" w:eastAsia="Times New Roman" w:hAnsi="Consolas" w:cs="Times New Roman"/>
+          <w:color w:val="CCCCCC"/>
+          <w:sz w:val="21"/>
+          <w:szCs w:val="21"/>
+          <w:lang w:eastAsia="en-IN"/>
+        </w:rPr>
+        <w:t xml:space="preserve">                </w:t>
+      </w:r>
+      <w:r>
+        <w:rPr>
+          <w:rFonts w:ascii="Consolas" w:eastAsia="Times New Roman" w:hAnsi="Consolas" w:cs="Times New Roman"/>
+          <w:color w:val="808080"/>
+          <w:sz w:val="21"/>
+          <w:szCs w:val="21"/>
+          <w:lang w:eastAsia="en-IN"/>
+        </w:rPr>
+        <w:t>&lt;</w:t>
+      </w:r>
+      <w:r>
+        <w:rPr>
+          <w:rFonts w:ascii="Consolas" w:eastAsia="Times New Roman" w:hAnsi="Consolas" w:cs="Times New Roman"/>
+          <w:color w:val="569CD6"/>
+          <w:sz w:val="21"/>
+          <w:szCs w:val="21"/>
+          <w:lang w:eastAsia="en-IN"/>
+        </w:rPr>
+        <w:t>div</w:t>
+      </w:r>
+      <w:r>
+        <w:rPr>
+          <w:rFonts w:ascii="Consolas" w:eastAsia="Times New Roman" w:hAnsi="Consolas" w:cs="Times New Roman"/>
+          <w:color w:val="CCCCCC"/>
+          <w:sz w:val="21"/>
+          <w:szCs w:val="21"/>
+          <w:lang w:eastAsia="en-IN"/>
+        </w:rPr>
+        <w:t xml:space="preserve"> </w:t>
+      </w:r>
+      <w:r>
+        <w:rPr>
+          <w:rFonts w:ascii="Consolas" w:eastAsia="Times New Roman" w:hAnsi="Consolas" w:cs="Times New Roman"/>
+          <w:color w:val="9CDCFE"/>
+          <w:sz w:val="21"/>
+          <w:szCs w:val="21"/>
+          <w:lang w:eastAsia="en-IN"/>
+        </w:rPr>
+        <w:t>class</w:t>
+      </w:r>
+      <w:r>
+        <w:rPr>
+          <w:rFonts w:ascii="Consolas" w:eastAsia="Times New Roman" w:hAnsi="Consolas" w:cs="Times New Roman"/>
+          <w:color w:val="CCCCCC"/>
+          <w:sz w:val="21"/>
+          <w:szCs w:val="21"/>
+          <w:lang w:eastAsia="en-IN"/>
+        </w:rPr>
+        <w:t>=</w:t>
+      </w:r>
+      <w:r>
+        <w:rPr>
+          <w:rFonts w:ascii="Consolas" w:eastAsia="Times New Roman" w:hAnsi="Consolas" w:cs="Times New Roman"/>
+          <w:color w:val="CE9178"/>
+          <w:sz w:val="21"/>
+          <w:szCs w:val="21"/>
+          <w:lang w:eastAsia="en-IN"/>
+        </w:rPr>
+        <w:t>"card-content"</w:t>
+      </w:r>
+      <w:r>
+        <w:rPr>
+          <w:rFonts w:ascii="Consolas" w:eastAsia="Times New Roman" w:hAnsi="Consolas" w:cs="Times New Roman"/>
+          <w:color w:val="808080"/>
+          <w:sz w:val="21"/>
+          <w:szCs w:val="21"/>
+          <w:lang w:eastAsia="en-IN"/>
+        </w:rPr>
+        <w:t>&gt;</w:t>
+      </w:r>
+    </w:p>
+    <w:p>
+      <w:pPr>
+        <w:shd w:val="clear" w:color="auto" w:fill="1F1F1F"/>
+        <w:spacing w:after="0" w:line="285" w:lineRule="atLeast"/>
+        <w:rPr>
+          <w:rFonts w:ascii="Consolas" w:eastAsia="Times New Roman" w:hAnsi="Consolas" w:cs="Times New Roman"/>
+          <w:color w:val="CCCCCC"/>
+          <w:sz w:val="21"/>
+          <w:szCs w:val="21"/>
+          <w:lang w:eastAsia="en-IN"/>
+        </w:rPr>
+      </w:pPr>
+      <w:r>
+        <w:rPr>
+          <w:rFonts w:ascii="Consolas" w:eastAsia="Times New Roman" w:hAnsi="Consolas" w:cs="Times New Roman"/>
+          <w:color w:val="CCCCCC"/>
+          <w:sz w:val="21"/>
+          <w:szCs w:val="21"/>
+          <w:lang w:eastAsia="en-IN"/>
+        </w:rPr>
+        <w:t xml:space="preserve">                    </w:t>
+      </w:r>
+      <w:r>
+        <w:rPr>
+          <w:rFonts w:ascii="Consolas" w:eastAsia="Times New Roman" w:hAnsi="Consolas" w:cs="Times New Roman"/>
+          <w:color w:val="808080"/>
+          <w:sz w:val="21"/>
+          <w:szCs w:val="21"/>
+          <w:lang w:eastAsia="en-IN"/>
+        </w:rPr>
+        <w:t>&lt;</w:t>
+      </w:r>
+      <w:r>
+        <w:rPr>
+          <w:rFonts w:ascii="Consolas" w:eastAsia="Times New Roman" w:hAnsi="Consolas" w:cs="Times New Roman"/>
+          <w:color w:val="569CD6"/>
+          <w:sz w:val="21"/>
+          <w:szCs w:val="21"/>
+          <w:lang w:eastAsia="en-IN"/>
+        </w:rPr>
+        <w:t>h2</w:t>
+      </w:r>
+      <w:r>
+        <w:rPr>
+          <w:rFonts w:ascii="Consolas" w:eastAsia="Times New Roman" w:hAnsi="Consolas" w:cs="Times New Roman"/>
+          <w:color w:val="CCCCCC"/>
+          <w:sz w:val="21"/>
+          <w:szCs w:val="21"/>
+          <w:lang w:eastAsia="en-IN"/>
+        </w:rPr>
+        <w:t xml:space="preserve"> </w:t>
+      </w:r>
+      <w:r>
+        <w:rPr>
+          <w:rFonts w:ascii="Consolas" w:eastAsia="Times New Roman" w:hAnsi="Consolas" w:cs="Times New Roman"/>
+          <w:color w:val="9CDCFE"/>
+          <w:sz w:val="21"/>
+          <w:szCs w:val="21"/>
+          <w:lang w:eastAsia="en-IN"/>
+        </w:rPr>
+        <w:t>class</w:t>
+      </w:r>
+      <w:r>
+        <w:rPr>
+          <w:rFonts w:ascii="Consolas" w:eastAsia="Times New Roman" w:hAnsi="Consolas" w:cs="Times New Roman"/>
+          <w:color w:val="CCCCCC"/>
+          <w:sz w:val="21"/>
+          <w:szCs w:val="21"/>
+          <w:lang w:eastAsia="en-IN"/>
+        </w:rPr>
+        <w:t>=</w:t>
+      </w:r>
+      <w:r>
+        <w:rPr>
+          <w:rFonts w:ascii="Consolas" w:eastAsia="Times New Roman" w:hAnsi="Consolas" w:cs="Times New Roman"/>
+          <w:color w:val="CE9178"/>
+          <w:sz w:val="21"/>
+          <w:szCs w:val="21"/>
+          <w:lang w:eastAsia="en-IN"/>
+        </w:rPr>
+        <w:t>"card-heading"</w:t>
+      </w:r>
+      <w:proofErr w:type="gramStart"/>
+      <w:r>
+        <w:rPr>
+          <w:rFonts w:ascii="Consolas" w:eastAsia="Times New Roman" w:hAnsi="Consolas" w:cs="Times New Roman"/>
+          <w:color w:val="808080"/>
+          <w:sz w:val="21"/>
+          <w:szCs w:val="21"/>
+          <w:lang w:eastAsia="en-IN"/>
+        </w:rPr>
+        <w:t>&gt;</w:t>
+      </w:r>
+      <w:r>
+        <w:rPr>
+          <w:rFonts w:ascii="Consolas" w:eastAsia="Times New Roman" w:hAnsi="Consolas" w:cs="Times New Roman"/>
+          <w:color w:val="CCCCCC"/>
+          <w:sz w:val="21"/>
+          <w:szCs w:val="21"/>
+          <w:lang w:eastAsia="en-IN"/>
+        </w:rPr>
+        <w:t>{</w:t>
+      </w:r>
+      <w:proofErr w:type="gramEnd"/>
+      <w:r>
+        <w:rPr>
+          <w:rFonts w:ascii="Consolas" w:eastAsia="Times New Roman" w:hAnsi="Consolas" w:cs="Times New Roman"/>
+          <w:color w:val="CCCCCC"/>
+          <w:sz w:val="21"/>
+          <w:szCs w:val="21"/>
+          <w:lang w:eastAsia="en-IN"/>
+        </w:rPr>
+        <w:t>{ i.name }}</w:t>
+      </w:r>
+      <w:r>
+        <w:rPr>
+          <w:rFonts w:ascii="Consolas" w:eastAsia="Times New Roman" w:hAnsi="Consolas" w:cs="Times New Roman"/>
+          <w:color w:val="808080"/>
+          <w:sz w:val="21"/>
+          <w:szCs w:val="21"/>
+          <w:lang w:eastAsia="en-IN"/>
+        </w:rPr>
+        <w:t>&lt;/</w:t>
+      </w:r>
+      <w:r>
+        <w:rPr>
+          <w:rFonts w:ascii="Consolas" w:eastAsia="Times New Roman" w:hAnsi="Consolas" w:cs="Times New Roman"/>
+          <w:color w:val="569CD6"/>
+          <w:sz w:val="21"/>
+          <w:szCs w:val="21"/>
+          <w:lang w:eastAsia="en-IN"/>
+        </w:rPr>
+        <w:t>h2</w:t>
+      </w:r>
+      <w:r>
+        <w:rPr>
+          <w:rFonts w:ascii="Consolas" w:eastAsia="Times New Roman" w:hAnsi="Consolas" w:cs="Times New Roman"/>
+          <w:color w:val="808080"/>
+          <w:sz w:val="21"/>
+          <w:szCs w:val="21"/>
+          <w:lang w:eastAsia="en-IN"/>
+        </w:rPr>
+        <w:t>&gt;</w:t>
+      </w:r>
+    </w:p>
+    <w:p>
+      <w:pPr>
+        <w:shd w:val="clear" w:color="auto" w:fill="1F1F1F"/>
+        <w:spacing w:after="0" w:line="285" w:lineRule="atLeast"/>
+        <w:rPr>
+          <w:rFonts w:ascii="Consolas" w:eastAsia="Times New Roman" w:hAnsi="Consolas" w:cs="Times New Roman"/>
+          <w:color w:val="CCCCCC"/>
+          <w:sz w:val="21"/>
+          <w:szCs w:val="21"/>
+          <w:lang w:eastAsia="en-IN"/>
+        </w:rPr>
+      </w:pPr>
+      <w:r>
+        <w:rPr>
+          <w:rFonts w:ascii="Consolas" w:eastAsia="Times New Roman" w:hAnsi="Consolas" w:cs="Times New Roman"/>
+          <w:color w:val="CCCCCC"/>
+          <w:sz w:val="21"/>
+          <w:szCs w:val="21"/>
+          <w:lang w:eastAsia="en-IN"/>
+        </w:rPr>
+        <w:t xml:space="preserve">                    </w:t>
+      </w:r>
+      <w:r>
+        <w:rPr>
+          <w:rFonts w:ascii="Consolas" w:eastAsia="Times New Roman" w:hAnsi="Consolas" w:cs="Times New Roman"/>
+          <w:color w:val="808080"/>
+          <w:sz w:val="21"/>
+          <w:szCs w:val="21"/>
+          <w:lang w:eastAsia="en-IN"/>
+        </w:rPr>
+        <w:t>&lt;</w:t>
+      </w:r>
+      <w:r>
+        <w:rPr>
+          <w:rFonts w:ascii="Consolas" w:eastAsia="Times New Roman" w:hAnsi="Consolas" w:cs="Times New Roman"/>
+          <w:color w:val="569CD6"/>
+          <w:sz w:val="21"/>
+          <w:szCs w:val="21"/>
+          <w:lang w:eastAsia="en-IN"/>
+        </w:rPr>
+        <w:t>p</w:t>
+      </w:r>
+      <w:r>
+        <w:rPr>
+          <w:rFonts w:ascii="Consolas" w:eastAsia="Times New Roman" w:hAnsi="Consolas" w:cs="Times New Roman"/>
+          <w:color w:val="CCCCCC"/>
+          <w:sz w:val="21"/>
+          <w:szCs w:val="21"/>
+          <w:lang w:eastAsia="en-IN"/>
+        </w:rPr>
+        <w:t xml:space="preserve"> </w:t>
+      </w:r>
+      <w:r>
+        <w:rPr>
+          <w:rFonts w:ascii="Consolas" w:eastAsia="Times New Roman" w:hAnsi="Consolas" w:cs="Times New Roman"/>
+          <w:color w:val="9CDCFE"/>
+          <w:sz w:val="21"/>
+          <w:szCs w:val="21"/>
+          <w:lang w:eastAsia="en-IN"/>
+        </w:rPr>
+        <w:t>class</w:t>
+      </w:r>
+      <w:r>
+        <w:rPr>
+          <w:rFonts w:ascii="Consolas" w:eastAsia="Times New Roman" w:hAnsi="Consolas" w:cs="Times New Roman"/>
+          <w:color w:val="CCCCCC"/>
+          <w:sz w:val="21"/>
+          <w:szCs w:val="21"/>
+          <w:lang w:eastAsia="en-IN"/>
+        </w:rPr>
+        <w:t>=</w:t>
+      </w:r>
+      <w:r>
+        <w:rPr>
+          <w:rFonts w:ascii="Consolas" w:eastAsia="Times New Roman" w:hAnsi="Consolas" w:cs="Times New Roman"/>
+          <w:color w:val="CE9178"/>
+          <w:sz w:val="21"/>
+          <w:szCs w:val="21"/>
+          <w:lang w:eastAsia="en-IN"/>
+        </w:rPr>
+        <w:t>"card-text"</w:t>
+      </w:r>
+      <w:proofErr w:type="gramStart"/>
+      <w:r>
+        <w:rPr>
+          <w:rFonts w:ascii="Consolas" w:eastAsia="Times New Roman" w:hAnsi="Consolas" w:cs="Times New Roman"/>
+          <w:color w:val="808080"/>
+          <w:sz w:val="21"/>
+          <w:szCs w:val="21"/>
+          <w:lang w:eastAsia="en-IN"/>
+        </w:rPr>
+        <w:t>&gt;</w:t>
+      </w:r>
+      <w:r>
+        <w:rPr>
+          <w:rFonts w:ascii="Consolas" w:eastAsia="Times New Roman" w:hAnsi="Consolas" w:cs="Times New Roman"/>
+          <w:color w:val="CCCCCC"/>
+          <w:sz w:val="21"/>
+          <w:szCs w:val="21"/>
+          <w:lang w:eastAsia="en-IN"/>
+        </w:rPr>
+        <w:t>{</w:t>
+      </w:r>
+      <w:proofErr w:type="gramEnd"/>
+      <w:r>
+        <w:rPr>
+          <w:rFonts w:ascii="Consolas" w:eastAsia="Times New Roman" w:hAnsi="Consolas" w:cs="Times New Roman"/>
+          <w:color w:val="CCCCCC"/>
+          <w:sz w:val="21"/>
+          <w:szCs w:val="21"/>
+          <w:lang w:eastAsia="en-IN"/>
+        </w:rPr>
+        <w:t xml:space="preserve">{ </w:t>
+      </w:r>
+      <w:proofErr w:type="spellStart"/>
+      <w:r>
+        <w:rPr>
+          <w:rFonts w:ascii="Consolas" w:eastAsia="Times New Roman" w:hAnsi="Consolas" w:cs="Times New Roman"/>
+          <w:color w:val="CCCCCC"/>
+          <w:sz w:val="21"/>
+          <w:szCs w:val="21"/>
+          <w:lang w:eastAsia="en-IN"/>
+        </w:rPr>
+        <w:t>i.dec</w:t>
+      </w:r>
+      <w:proofErr w:type="spellEnd"/>
+      <w:r>
+        <w:rPr>
+          <w:rFonts w:ascii="Consolas" w:eastAsia="Times New Roman" w:hAnsi="Consolas" w:cs="Times New Roman"/>
+          <w:color w:val="CCCCCC"/>
+          <w:sz w:val="21"/>
+          <w:szCs w:val="21"/>
+          <w:lang w:eastAsia="en-IN"/>
+        </w:rPr>
+        <w:t xml:space="preserve"> }}</w:t>
+      </w:r>
+      <w:r>
+        <w:rPr>
+          <w:rFonts w:ascii="Consolas" w:eastAsia="Times New Roman" w:hAnsi="Consolas" w:cs="Times New Roman"/>
+          <w:color w:val="808080"/>
+          <w:sz w:val="21"/>
+          <w:szCs w:val="21"/>
+          <w:lang w:eastAsia="en-IN"/>
+        </w:rPr>
+        <w:t>&lt;/</w:t>
+      </w:r>
+      <w:r>
+        <w:rPr>
+          <w:rFonts w:ascii="Consolas" w:eastAsia="Times New Roman" w:hAnsi="Consolas" w:cs="Times New Roman"/>
+          <w:color w:val="569CD6"/>
+          <w:sz w:val="21"/>
+          <w:szCs w:val="21"/>
+          <w:lang w:eastAsia="en-IN"/>
+        </w:rPr>
+        <w:t>p</w:t>
+      </w:r>
+      <w:r>
+        <w:rPr>
+          <w:rFonts w:ascii="Consolas" w:eastAsia="Times New Roman" w:hAnsi="Consolas" w:cs="Times New Roman"/>
+          <w:color w:val="808080"/>
+          <w:sz w:val="21"/>
+          <w:szCs w:val="21"/>
+          <w:lang w:eastAsia="en-IN"/>
+        </w:rPr>
+        <w:t>&gt;</w:t>
+      </w:r>
+    </w:p>
+    <w:p>
+      <w:pPr>
+        <w:shd w:val="clear" w:color="auto" w:fill="1F1F1F"/>
+        <w:spacing w:after="0" w:line="285" w:lineRule="atLeast"/>
+        <w:rPr>
+          <w:rFonts w:ascii="Consolas" w:eastAsia="Times New Roman" w:hAnsi="Consolas" w:cs="Times New Roman"/>
+          <w:color w:val="CCCCCC"/>
+          <w:sz w:val="21"/>
+          <w:szCs w:val="21"/>
+          <w:lang w:eastAsia="en-IN"/>
+        </w:rPr>
+      </w:pPr>
+      <w:r>
+        <w:rPr>
+          <w:rFonts w:ascii="Consolas" w:eastAsia="Times New Roman" w:hAnsi="Consolas" w:cs="Times New Roman"/>
+          <w:color w:val="CCCCCC"/>
+          <w:sz w:val="21"/>
+          <w:szCs w:val="21"/>
+          <w:lang w:eastAsia="en-IN"/>
+        </w:rPr>
+        <w:t xml:space="preserve">                </w:t>
+      </w:r>
+      <w:r>
+        <w:rPr>
+          <w:rFonts w:ascii="Consolas" w:eastAsia="Times New Roman" w:hAnsi="Consolas" w:cs="Times New Roman"/>
+          <w:color w:val="808080"/>
+          <w:sz w:val="21"/>
+          <w:szCs w:val="21"/>
+          <w:lang w:eastAsia="en-IN"/>
+        </w:rPr>
+        <w:t>&lt;/</w:t>
+      </w:r>
+      <w:r>
+        <w:rPr>
+          <w:rFonts w:ascii="Consolas" w:eastAsia="Times New Roman" w:hAnsi="Consolas" w:cs="Times New Roman"/>
+          <w:color w:val="569CD6"/>
+          <w:sz w:val="21"/>
+          <w:szCs w:val="21"/>
+          <w:lang w:eastAsia="en-IN"/>
+        </w:rPr>
+        <w:t>div</w:t>
+      </w:r>
+      <w:r>
+        <w:rPr>
+          <w:rFonts w:ascii="Consolas" w:eastAsia="Times New Roman" w:hAnsi="Consolas" w:cs="Times New Roman"/>
+          <w:color w:val="808080"/>
+          <w:sz w:val="21"/>
+          <w:szCs w:val="21"/>
+          <w:lang w:eastAsia="en-IN"/>
+        </w:rPr>
+        <w:t>&gt;</w:t>
+      </w:r>
+    </w:p>
+    <w:p>
+      <w:pPr>
+        <w:shd w:val="clear" w:color="auto" w:fill="1F1F1F"/>
+        <w:spacing w:after="0" w:line="285" w:lineRule="atLeast"/>
+        <w:rPr>
+          <w:rFonts w:ascii="Consolas" w:eastAsia="Times New Roman" w:hAnsi="Consolas" w:cs="Times New Roman"/>
+          <w:color w:val="CCCCCC"/>
+          <w:sz w:val="21"/>
+          <w:szCs w:val="21"/>
+          <w:lang w:eastAsia="en-IN"/>
+        </w:rPr>
+      </w:pPr>
+      <w:r>
+        <w:rPr>
+          <w:rFonts w:ascii="Consolas" w:eastAsia="Times New Roman" w:hAnsi="Consolas" w:cs="Times New Roman"/>
+          <w:color w:val="CCCCCC"/>
+          <w:sz w:val="21"/>
+          <w:szCs w:val="21"/>
+          <w:lang w:eastAsia="en-IN"/>
+        </w:rPr>
+        <w:t xml:space="preserve">            </w:t>
+      </w:r>
+      <w:r>
+        <w:rPr>
+          <w:rFonts w:ascii="Consolas" w:eastAsia="Times New Roman" w:hAnsi="Consolas" w:cs="Times New Roman"/>
+          <w:color w:val="808080"/>
+          <w:sz w:val="21"/>
+          <w:szCs w:val="21"/>
+          <w:lang w:eastAsia="en-IN"/>
+        </w:rPr>
+        <w:t>&lt;/</w:t>
+      </w:r>
+      <w:r>
+        <w:rPr>
+          <w:rFonts w:ascii="Consolas" w:eastAsia="Times New Roman" w:hAnsi="Consolas" w:cs="Times New Roman"/>
+          <w:color w:val="569CD6"/>
+          <w:sz w:val="21"/>
+          <w:szCs w:val="21"/>
+          <w:lang w:eastAsia="en-IN"/>
+        </w:rPr>
+        <w:t>div</w:t>
+      </w:r>
+      <w:r>
+        <w:rPr>
+          <w:rFonts w:ascii="Consolas" w:eastAsia="Times New Roman" w:hAnsi="Consolas" w:cs="Times New Roman"/>
+          <w:color w:val="808080"/>
+          <w:sz w:val="21"/>
+          <w:szCs w:val="21"/>
+          <w:lang w:eastAsia="en-IN"/>
+        </w:rPr>
+        <w:t>&gt;</w:t>
+      </w:r>
+    </w:p>
+    <w:p>
+      <w:pPr>
+        <w:shd w:val="clear" w:color="auto" w:fill="1F1F1F"/>
+        <w:spacing w:after="0" w:line="285" w:lineRule="atLeast"/>
+        <w:rPr>
+          <w:rFonts w:ascii="Consolas" w:eastAsia="Times New Roman" w:hAnsi="Consolas" w:cs="Times New Roman"/>
+          <w:color w:val="CCCCCC"/>
+          <w:sz w:val="21"/>
+          <w:szCs w:val="21"/>
+          <w:lang w:eastAsia="en-IN"/>
+        </w:rPr>
+      </w:pPr>
+      <w:r>
+        <w:rPr>
+          <w:rFonts w:ascii="Consolas" w:eastAsia="Times New Roman" w:hAnsi="Consolas" w:cs="Times New Roman"/>
+          <w:color w:val="CCCCCC"/>
+          <w:sz w:val="21"/>
+          <w:szCs w:val="21"/>
+          <w:lang w:eastAsia="en-IN"/>
+        </w:rPr>
+        <w:t xml:space="preserve">        </w:t>
+      </w:r>
+      <w:r>
+        <w:rPr>
+          <w:rFonts w:ascii="Consolas" w:eastAsia="Times New Roman" w:hAnsi="Consolas" w:cs="Times New Roman"/>
+          <w:color w:val="808080"/>
+          <w:sz w:val="21"/>
+          <w:szCs w:val="21"/>
+          <w:lang w:eastAsia="en-IN"/>
+        </w:rPr>
+        <w:t>&lt;/</w:t>
+      </w:r>
+      <w:r>
+        <w:rPr>
+          <w:rFonts w:ascii="Consolas" w:eastAsia="Times New Roman" w:hAnsi="Consolas" w:cs="Times New Roman"/>
+          <w:color w:val="569CD6"/>
+          <w:sz w:val="21"/>
+          <w:szCs w:val="21"/>
+          <w:lang w:eastAsia="en-IN"/>
+        </w:rPr>
+        <w:t>div</w:t>
+      </w:r>
+      <w:r>
+        <w:rPr>
+          <w:rFonts w:ascii="Consolas" w:eastAsia="Times New Roman" w:hAnsi="Consolas" w:cs="Times New Roman"/>
+          <w:color w:val="808080"/>
+          <w:sz w:val="21"/>
+          <w:szCs w:val="21"/>
+          <w:lang w:eastAsia="en-IN"/>
+        </w:rPr>
+        <w:t>&gt;</w:t>
+      </w:r>
+    </w:p>
+    <w:p>
+      <w:pPr>
+        <w:shd w:val="clear" w:color="auto" w:fill="1F1F1F"/>
+        <w:spacing w:after="0" w:line="285" w:lineRule="atLeast"/>
+        <w:rPr>
+          <w:rFonts w:ascii="Consolas" w:eastAsia="Times New Roman" w:hAnsi="Consolas" w:cs="Times New Roman"/>
+          <w:color w:val="CCCCCC"/>
+          <w:sz w:val="21"/>
+          <w:szCs w:val="21"/>
+          <w:lang w:eastAsia="en-IN"/>
+        </w:rPr>
+      </w:pPr>
+      <w:r>
+        <w:rPr>
+          <w:rFonts w:ascii="Consolas" w:eastAsia="Times New Roman" w:hAnsi="Consolas" w:cs="Times New Roman"/>
+          <w:color w:val="CCCCCC"/>
+          <w:sz w:val="21"/>
+          <w:szCs w:val="21"/>
+          <w:lang w:eastAsia="en-IN"/>
+        </w:rPr>
+        <w:t xml:space="preserve">    {% </w:t>
+      </w:r>
+      <w:proofErr w:type="spellStart"/>
+      <w:r>
+        <w:rPr>
+          <w:rFonts w:ascii="Consolas" w:eastAsia="Times New Roman" w:hAnsi="Consolas" w:cs="Times New Roman"/>
+          <w:color w:val="CCCCCC"/>
+          <w:sz w:val="21"/>
+          <w:szCs w:val="21"/>
+          <w:lang w:eastAsia="en-IN"/>
+        </w:rPr>
+        <w:t>endfor</w:t>
+      </w:r>
+      <w:proofErr w:type="spellEnd"/>
+      <w:r>
+        <w:rPr>
+          <w:rFonts w:ascii="Consolas" w:eastAsia="Times New Roman" w:hAnsi="Consolas" w:cs="Times New Roman"/>
+          <w:color w:val="CCCCCC"/>
+          <w:sz w:val="21"/>
+          <w:szCs w:val="21"/>
+          <w:lang w:eastAsia="en-IN"/>
+        </w:rPr>
+        <w:t xml:space="preserve"> %}</w:t>
+      </w:r>
+    </w:p>
+    <w:p>
+      <w:pPr>
+        <w:shd w:val="clear" w:color="auto" w:fill="1F1F1F"/>
+        <w:spacing w:after="0" w:line="285" w:lineRule="atLeast"/>
+        <w:rPr>
+          <w:rFonts w:ascii="Consolas" w:eastAsia="Times New Roman" w:hAnsi="Consolas" w:cs="Times New Roman"/>
+          <w:color w:val="CCCCCC"/>
+          <w:sz w:val="21"/>
+          <w:szCs w:val="21"/>
+          <w:lang w:eastAsia="en-IN"/>
+        </w:rPr>
+      </w:pPr>
+    </w:p>
+    <w:p>
+      <w:pPr>
+        <w:shd w:val="clear" w:color="auto" w:fill="1F1F1F"/>
+        <w:spacing w:after="0" w:line="285" w:lineRule="atLeast"/>
+        <w:rPr>
+          <w:rFonts w:ascii="Consolas" w:eastAsia="Times New Roman" w:hAnsi="Consolas" w:cs="Times New Roman"/>
+          <w:color w:val="CCCCCC"/>
+          <w:sz w:val="21"/>
+          <w:szCs w:val="21"/>
+          <w:lang w:eastAsia="en-IN"/>
+        </w:rPr>
+      </w:pPr>
+      <w:r>
+        <w:rPr>
+          <w:rFonts w:ascii="Consolas" w:eastAsia="Times New Roman" w:hAnsi="Consolas" w:cs="Times New Roman"/>
+          <w:color w:val="808080"/>
+          <w:sz w:val="21"/>
+          <w:szCs w:val="21"/>
+          <w:lang w:eastAsia="en-IN"/>
+        </w:rPr>
+        <w:t>&lt;/</w:t>
+      </w:r>
+      <w:r>
+        <w:rPr>
+          <w:rFonts w:ascii="Consolas" w:eastAsia="Times New Roman" w:hAnsi="Consolas" w:cs="Times New Roman"/>
+          <w:color w:val="569CD6"/>
+          <w:sz w:val="21"/>
+          <w:szCs w:val="21"/>
+          <w:lang w:eastAsia="en-IN"/>
+        </w:rPr>
+        <w:t>div</w:t>
+      </w:r>
+      <w:r>
+        <w:rPr>
+          <w:rFonts w:ascii="Consolas" w:eastAsia="Times New Roman" w:hAnsi="Consolas" w:cs="Times New Roman"/>
+          <w:color w:val="808080"/>
+          <w:sz w:val="21"/>
+          <w:szCs w:val="21"/>
+          <w:lang w:eastAsia="en-IN"/>
+        </w:rPr>
+        <w:t>&gt;</w:t>
+      </w:r>
+    </w:p>
+    <w:p>
+      <w:pPr>
+        <w:shd w:val="clear" w:color="auto" w:fill="1F1F1F"/>
+        <w:spacing w:after="0" w:line="285" w:lineRule="atLeast"/>
+        <w:rPr>
+          <w:sz w:val="24"/>
+          <w:szCs w:val="24"/>
+        </w:rPr>
+      </w:pPr>
+    </w:p>
+    <w:p>
+      <w:pPr>
+        <w:rPr>
+          <w:sz w:val="24"/>
+          <w:szCs w:val="24"/>
+        </w:rPr>
+      </w:pPr>
+    </w:p>
+    <w:p>
+      <w:pPr>
+        <w:rPr>
+          <w:sz w:val="24"/>
+          <w:szCs w:val="24"/>
+        </w:rPr>
+      </w:pPr>
+    </w:p>
+    <w:p>
+      <w:pPr>
+        <w:rPr>
+          <w:sz w:val="24"/>
+          <w:szCs w:val="24"/>
+        </w:rPr>
+      </w:pPr>
+      <w:r>
+        <w:rPr>
+          <w:sz w:val="24"/>
+          <w:szCs w:val="24"/>
+        </w:rPr>
+        <w:t>V = 1.30</w:t>
+      </w:r>
+      <w:bookmarkStart w:id="0" w:name="_GoBack"/>
+      <w:bookmarkEnd w:id="0"/>
     </w:p>
     <w:sectPr>
       <w:pgSz w:w="11906" w:h="16838"/>
